--- a/content/W04/SAT/answer-key/C2_W04_SAT_answer_key_TRAINER.docx
+++ b/content/W04/SAT/answer-key/C2_W04_SAT_answer_key_TRAINER.docx
@@ -15173,7 +15173,7 @@
                 <w:sz w:val="21"/>
                 <w:szCs w:val="21"/>
               </w:rPr>
-              <w:t xml:space="preserve">True. Staff measured on the cross-sell count changed what they did to move it, in ways the bank never meant: accounts customers had not asked for, money moved in so a new account counted as funded, and contact details changed so surveys missed the customers (SEC order, Release 34-88257, checked 13 October 2026). The same thing happened on a smaller scale in Hyderabad, where 180 drivers took their peak online hours to 2.1 times while their trips fell 12 percent. The CFPB's 2016 penalties came to USD 185 million and the 2020 settlement with the SEC and the Justice Department to USD 3 billion.</w:t>
+              <w:t xml:space="preserve">True. Staff measured on the cross-sell count changed what they did to move it, in ways the bank never meant: accounts customers had not asked for, money moved in so a new account counted as funded, and contact details changed so surveys missed the customers (SEC order, Release 34-88257, checked 13 October 2026). The same thing happened on a smaller scale in Hyderabad, where 180 drivers took their peak online hours to 2.1 times while their trips fell 12 percent. The 2016 penalties, the CFPB's USD 100 million with the OCC's USD 35 million and Los Angeles's USD 50 million, came to USD 185 million (the CFPB's release of 8 September 2016, checked 13 October 2026), and the 2020 settlement with the SEC and the Justice Department to USD 3 billion.</w:t>
             </w:r>
           </w:p>
           <w:p>
@@ -15402,7 +15402,7 @@
                 <w:sz w:val="21"/>
                 <w:szCs w:val="21"/>
               </w:rPr>
-              <w:t xml:space="preserve">0.04 of the 0.11 rise is about 36 percent, and it came from counting a new kind of account, so that much of the year's rise reflected no change in what households held. The line that shows it is the dated change log: every change to what is counted carries a date and a note, and the year of the change prints the ratio on both definitions so a reader can see the step. The SEC's order (Release 34-88257, checked 13 October 2026) says investors were not told of the 2013 addition, which is the breach.</w:t>
+              <w:t xml:space="preserve">0.04 of the 0.11 rise is about 36 percent, and it came from counting a new kind of account, so that much of the year's rise reflected no change in what households held. The line that shows it is the dated change log: every change to what is counted carries a date and a note, and the year of the change prints the ratio on both definitions so a reader can see the step. The SEC's order (Release 34-88257, checked 13 October 2026) says investors were not told of the 2013 addition, which is the breach, and that the rest of the 0.11 came from accounts and products inactive for at least 365 days, so none of the year's rise was households using more.</w:t>
             </w:r>
           </w:p>
           <w:p>
@@ -20425,7 +20425,7 @@
                 <w:sz w:val="21"/>
                 <w:szCs w:val="21"/>
               </w:rPr>
-              <w:t xml:space="preserve">M5 judged every entry on days it never saw, and on that test the seasonal naive, at 0.847, beat the perceptron's 0.977 and the random forest's 1.010, and only 35.8 percent of 1,972 teams beat it; the top entries that did win were machine learning, which is why the honest test is the same for any model. The vendor's curve fits its 91 training weeks within 1.4 percent, and on the thirteen hidden weeks it missed by 16,400 shipments a week against the seasonal naive's 9,831, almost all of it too high. Makridakis and colleagues (PLOS ONE, 2018) made the same point on 1,045 monthly series: the models that fitted best did not necessarily forecast best.</w:t>
+              <w:t xml:space="preserve">M5 judged every entry on days it never saw, and on that test the seasonal naive, at 0.847, beat the perceptron's 0.977 and the random forest's 1.010, and only 1,972 of the 5,507 teams, 35.8 percent, beat it; the top entries that did win were machine learning, which is why the honest test is the same for any model. The vendor's curve fits its 91 training weeks within 1.4 percent, and on the thirteen hidden weeks it missed by 16,400 shipments a week against the seasonal naive's 9,831, almost all of it too high. Makridakis and colleagues (PLOS ONE, 2018) made the same point on 1,045 monthly series: the models that fitted best did not necessarily forecast best.</w:t>
             </w:r>
           </w:p>
           <w:p>

--- a/content/W04/SAT/answer-key/C2_W04_SAT_answer_key_TRAINER.docx
+++ b/content/W04/SAT/answer-key/C2_W04_SAT_answer_key_TRAINER.docx
@@ -17072,7 +17072,7 @@
                 <w:sz w:val="20"/>
                 <w:szCs w:val="20"/>
               </w:rPr>
-              <w:t xml:space="preserve">The boardings record was reported as beating the earlier record of more than 81 lakh passenger journeys, so the two are reported as one count; and whatever a boarding counts, 17 September 2026 was a record day during a bus strike.</w:t>
+              <w:t xml:space="preserve">Whatever a boarding counts, 17 September 2026 was one record day during a bus strike, so it cannot check an ordinary weekday. DMRC also called it its highest-ever, above the earlier record of more than 81 lakh passenger journeys on 8 August 2025 (The Tribune, 9 August 2026, checked 13 October 2026), which reads boardings and journeys as one count; that reading is ours, since neither source defines a boarding.</w:t>
             </w:r>
           </w:p>
           <w:p>
@@ -21139,7 +21139,7 @@
                 <w:sz w:val="20"/>
                 <w:szCs w:val="20"/>
               </w:rPr>
-              <w:t xml:space="preserve">The rupee cost of a wrong nudge is the line that changes most: in lending one direction costs twenty times the other, where Retail's two errors cost about the same.</w:t>
+              <w:t xml:space="preserve">The rupee cost of a wrong nudge is the line that changes most: in lending a wrong approval costs twenty times a wrongful rejection, while on the Retail tables a wasted nudge costs a small discount and some annoyance, so the threshold moves.</w:t>
             </w:r>
           </w:p>
           <w:p>
@@ -21287,7 +21287,7 @@
                 <w:sz w:val="21"/>
                 <w:szCs w:val="21"/>
               </w:rPr>
-              <w:t xml:space="preserve">The rate's window ends at a promised date the measured dispatchers can move, the way Phoenix's wait times started at a "desired date" staff entered; the fix fixes the promise when the order is placed and guards it with the share of promises moved. What changed from Uber: the people who move the number are dispatchers, and the cost of an error is a customer told a parcel was on time when it was not.</w:t>
+              <w:t xml:space="preserve">The rate's window ends at a promised date the measured dispatchers can move, the way the Phoenix VA's wait times ran from a "desired date" that 30 of 79 schedulers interviewed said they entered wrongly (VA Office of Inspector General, report 14-02603-267, 26 August 2014, checked 13 October 2026); the fix fixes the promise when the order is placed and guards it with the share of promises moved. What changed from Uber: the people who move the number are dispatchers, and the cost of an error is a customer told a parcel was on time when it was not.</w:t>
             </w:r>
           </w:p>
           <w:p>
@@ -21960,7 +21960,7 @@
                 <w:sz w:val="20"/>
                 <w:szCs w:val="20"/>
               </w:rPr>
-              <w:t xml:space="preserve">The share is right, and the calendar copy is the part that never carries over: Diwali moves, and the sale moves with it.</w:t>
+              <w:t xml:space="preserve">The share is right, and the calendar copy is the part that never carries over: Diwali moves, from 20 October 2025 to 8 November 2026, so Lucknow's plan copied last year's weeks by their distance from the festival, and that alignment to the event that drives the peak is what carries over.</w:t>
             </w:r>
           </w:p>
           <w:p>

--- a/content/W04/SAT/answer-key/C2_W04_SAT_answer_key_TRAINER.docx
+++ b/content/W04/SAT/answer-key/C2_W04_SAT_answer_key_TRAINER.docx
@@ -1853,7 +1853,7 @@
                 <w:sz w:val="18"/>
                 <w:szCs w:val="18"/>
               </w:rPr>
-              <w:t xml:space="preserve">19</w:t>
+              <w:t xml:space="preserve">20</w:t>
             </w:r>
           </w:p>
         </w:tc>
@@ -2437,7 +2437,7 @@
                 <w:sz w:val="18"/>
                 <w:szCs w:val="18"/>
               </w:rPr>
-              <w:t xml:space="preserve">117</w:t>
+              <w:t xml:space="preserve">118</w:t>
             </w:r>
           </w:p>
         </w:tc>
@@ -22382,7 +22382,7 @@
           <w:sz w:val="21"/>
           <w:szCs w:val="21"/>
         </w:rPr>
-        <w:t xml:space="preserve">Q6 (One correct option, Hard, [F]): Exhibit 1C's last row is the 2013 change. What share of Wells Fargo's 2013 rise in the ratio came from the change of definition alone, and which line of a complete metric definition would have shown it to investors?</w:t>
+        <w:t xml:space="preserve">Q6 (One correct option, Hard, [F]): Exhibit 1C's last row is the 2013 change. What share of Wells Fargo's 2013 rise in the ratio came from the change of definition alone, and what record kept beside the definition would have shown it to investors?</w:t>
       </w:r>
     </w:p>
     <w:p>
@@ -22420,7 +22420,7 @@
           <w:sz w:val="21"/>
           <w:szCs w:val="21"/>
         </w:rPr>
-        <w:t xml:space="preserve">Q8 (Order the steps, Hard, [S]): Four of these six lines make the city head's slide, and two would spoil it. Leave those two out and write the other four in the order they appear on the slide, from the top.</w:t>
+        <w:t xml:space="preserve">Q8 (Order the steps, Hard, [S]): Four of these six lines make the city head's slide, and two would spoil it. Leave those two out and write the other four in the order Tuesday's one-slide template puts them, from the top.</w:t>
       </w:r>
     </w:p>
     <w:p>
@@ -22458,7 +22458,7 @@
           <w:sz w:val="21"/>
           <w:szCs w:val="21"/>
         </w:rPr>
-        <w:t xml:space="preserve">Q10 (True or false, Hard, [F]): At the review the finance partner says: "The fall in bookings per hour is the monsoon's end, not your scheme." Statement: the strongest reply concedes nothing, since any concession hands the objector the meeting. True or false, and why?</w:t>
+        <w:t xml:space="preserve">Q10 (True or false, Hard, [F]): At the review the finance partner says: "The fall in bookings per hour is the monsoon's end, not your scheme." In the last three of the six weeks after the launch, weekly peak rider requests ran from 41,161 to 42,602, against 41,155 to 42,719 in the six weeks before, and trips per peak online hour ran at 1.56. Statement: the strongest reply concedes nothing, since any concession hands the objector the meeting. True or false, and why?</w:t>
       </w:r>
     </w:p>
     <w:p>
@@ -22515,7 +22515,7 @@
           <w:sz w:val="21"/>
           <w:szCs w:val="21"/>
         </w:rPr>
-        <w:t xml:space="preserve">Q13 (More than one correct, Hard, [S]): Before the review, a colleague lines up four published numbers to check estimates against. Which checks are sound? Mark every correct option.</w:t>
+        <w:t xml:space="preserve">Q13 (More than one correct, Hard, [S]): Before the review, a colleague lines up four numbers to check estimates against: NPCI's UPI count as Outlook Money reported it, Flipkart Stories' post of 9 October 2026, Avenue Supermarts' FY26 release for DMart, and a city invented for a drill. Which checks are sound? Mark every correct option.</w:t>
       </w:r>
     </w:p>
     <w:p>
@@ -22629,7 +22629,7 @@
           <w:sz w:val="21"/>
           <w:szCs w:val="21"/>
         </w:rPr>
-        <w:t xml:space="preserve">Q25 (One correct option, Hard, [S]): The membership lead's chart for September reads "search to menu view: 118 percent" and "menu view to add-to-cart: 34 percent, the biggest loss". Exhibit 4C counts the same flow two ways. Which reading holds?</w:t>
+        <w:t xml:space="preserve">Q25 (One correct option, Hard, [S]): The membership lead's chart for September reads "search to menu view: 118 percent" and "menu view to add-to-cart: 34 percent, the biggest loss". Exhibit 4C counts the same flow two ways, for September alone. Which reading holds?</w:t>
       </w:r>
     </w:p>
     <w:p>
@@ -22705,7 +22705,7 @@
           <w:sz w:val="21"/>
           <w:szCs w:val="21"/>
         </w:rPr>
-        <w:t xml:space="preserve">Q30 (Applied maths, Hard, [F]): Anand's board line needs October and November 2026. Using Exhibits 5A and 5B, give the seasonal naive for both months, then the festival-aligned copy, last year's Diwali month plus 4 percent, for whichever 2026 month holds Diwali, and say which month should carry the festival's spike.</w:t>
+        <w:t xml:space="preserve">Q30 (Applied maths, Hard, [F]): Anand's board line needs October and November 2026. Using Exhibits 5A and 5B, give the seasonal naive for both months, then the festival-aligned copy, last year's Diwali month plus 4 percent, for the one 2026 month that holds Diwali, and say which month should carry the festival's spike.</w:t>
       </w:r>
     </w:p>
     <w:p>

--- a/content/W04/SAT/answer-key/C2_W04_SAT_answer_key_TRAINER.docx
+++ b/content/W04/SAT/answer-key/C2_W04_SAT_answer_key_TRAINER.docx
@@ -725,7 +725,7 @@
                 <w:sz w:val="18"/>
                 <w:szCs w:val="18"/>
               </w:rPr>
-              <w:t xml:space="preserve">1</w:t>
+              <w:t xml:space="preserve">2</w:t>
             </w:r>
           </w:p>
         </w:tc>
@@ -761,7 +761,7 @@
                 <w:sz w:val="18"/>
                 <w:szCs w:val="18"/>
               </w:rPr>
-              <w:t xml:space="preserve">3</w:t>
+              <w:t xml:space="preserve">2</w:t>
             </w:r>
           </w:p>
         </w:tc>
@@ -1016,7 +1016,7 @@
                 <w:sz w:val="18"/>
                 <w:szCs w:val="18"/>
               </w:rPr>
-              <w:t xml:space="preserve">0</w:t>
+              <w:t xml:space="preserve">1</w:t>
             </w:r>
           </w:p>
         </w:tc>
@@ -1052,7 +1052,7 @@
                 <w:sz w:val="18"/>
                 <w:szCs w:val="18"/>
               </w:rPr>
-              <w:t xml:space="preserve">2</w:t>
+              <w:t xml:space="preserve">0</w:t>
             </w:r>
           </w:p>
         </w:tc>
@@ -1088,7 +1088,7 @@
                 <w:sz w:val="18"/>
                 <w:szCs w:val="18"/>
               </w:rPr>
-              <w:t xml:space="preserve">5</w:t>
+              <w:t xml:space="preserve">6</w:t>
             </w:r>
           </w:p>
         </w:tc>
@@ -2180,7 +2180,7 @@
                 <w:sz w:val="18"/>
                 <w:szCs w:val="18"/>
               </w:rPr>
-              <w:t xml:space="preserve">0</w:t>
+              <w:t xml:space="preserve">4</w:t>
             </w:r>
           </w:p>
         </w:tc>
@@ -2216,7 +2216,7 @@
                 <w:sz w:val="18"/>
                 <w:szCs w:val="18"/>
               </w:rPr>
-              <w:t xml:space="preserve">4</w:t>
+              <w:t xml:space="preserve">1</w:t>
             </w:r>
           </w:p>
         </w:tc>
@@ -2252,7 +2252,7 @@
                 <w:sz w:val="18"/>
                 <w:szCs w:val="18"/>
               </w:rPr>
-              <w:t xml:space="preserve">2</w:t>
+              <w:t xml:space="preserve">1</w:t>
             </w:r>
           </w:p>
         </w:tc>
@@ -2473,7 +2473,7 @@
                 <w:sz w:val="18"/>
                 <w:szCs w:val="18"/>
               </w:rPr>
-              <w:t xml:space="preserve">2</w:t>
+              <w:t xml:space="preserve">8</w:t>
             </w:r>
           </w:p>
         </w:tc>
@@ -2509,7 +2509,7 @@
                 <w:sz w:val="18"/>
                 <w:szCs w:val="18"/>
               </w:rPr>
-              <w:t xml:space="preserve">14</w:t>
+              <w:t xml:space="preserve">8</w:t>
             </w:r>
           </w:p>
         </w:tc>
@@ -2580,7 +2580,7 @@
           <w:sz w:val="21"/>
           <w:szCs w:val="21"/>
         </w:rPr>
-        <w:t xml:space="preserve">A learner who guessed every item blind would average 6.5 of 39, since a written answer cannot be guessed from a list, and fewer than one guesser in twenty would reach 11. A score of 10 or below is therefore within reach of guessing alone, and the tally reads such a paper as a conversation to have on Monday, never as a result.</w:t>
+        <w:t xml:space="preserve">A learner who guessed every item blind would average 6.4 of 39, since a written answer cannot be guessed from a list, and fewer than one guesser in twenty would reach 11. A score of 10 or below is therefore within reach of guessing alone, and the tally reads such a paper as a conversation to have on Monday, never as a result.</w:t>
       </w:r>
     </w:p>
     <w:p>
@@ -3716,7 +3716,7 @@
                 <w:sz w:val="18"/>
                 <w:szCs w:val="18"/>
               </w:rPr>
-              <w:t xml:space="preserve">Medium</w:t>
+              <w:t xml:space="preserve">Easy</w:t>
             </w:r>
           </w:p>
         </w:tc>
@@ -5462,7 +5462,7 @@
                 <w:sz w:val="18"/>
                 <w:szCs w:val="18"/>
               </w:rPr>
-              <w:t xml:space="preserve">Medium</w:t>
+              <w:t xml:space="preserve">Hard</w:t>
             </w:r>
           </w:p>
         </w:tc>
@@ -6044,7 +6044,7 @@
                 <w:sz w:val="18"/>
                 <w:szCs w:val="18"/>
               </w:rPr>
-              <w:t xml:space="preserve">Medium</w:t>
+              <w:t xml:space="preserve">Easy</w:t>
             </w:r>
           </w:p>
         </w:tc>
@@ -12737,7 +12737,7 @@
                 <w:sz w:val="18"/>
                 <w:szCs w:val="18"/>
               </w:rPr>
-              <w:t xml:space="preserve">Hard</w:t>
+              <w:t xml:space="preserve">Medium</w:t>
             </w:r>
           </w:p>
         </w:tc>
@@ -13028,7 +13028,7 @@
                 <w:sz w:val="18"/>
                 <w:szCs w:val="18"/>
               </w:rPr>
-              <w:t xml:space="preserve">Medium</w:t>
+              <w:t xml:space="preserve">Easy</w:t>
             </w:r>
           </w:p>
         </w:tc>
@@ -13319,7 +13319,7 @@
                 <w:sz w:val="18"/>
                 <w:szCs w:val="18"/>
               </w:rPr>
-              <w:t xml:space="preserve">Medium</w:t>
+              <w:t xml:space="preserve">Easy</w:t>
             </w:r>
           </w:p>
         </w:tc>
@@ -13610,7 +13610,7 @@
                 <w:sz w:val="18"/>
                 <w:szCs w:val="18"/>
               </w:rPr>
-              <w:t xml:space="preserve">Medium</w:t>
+              <w:t xml:space="preserve">Easy</w:t>
             </w:r>
           </w:p>
         </w:tc>
@@ -13901,7 +13901,7 @@
                 <w:sz w:val="18"/>
                 <w:szCs w:val="18"/>
               </w:rPr>
-              <w:t xml:space="preserve">Medium</w:t>
+              <w:t xml:space="preserve">Easy</w:t>
             </w:r>
           </w:p>
         </w:tc>
@@ -14567,7 +14567,7 @@
                 <w:sz w:val="21"/>
                 <w:szCs w:val="21"/>
               </w:rPr>
-              <w:t xml:space="preserve">A complete definition names its numerator, its denominator, its window and its exclusions, and the window is the period counted, which decides what a before-and-after comparison holds. Kalpa's growth-plan comparison started on 20 August because the monsoon sale ended on 19 August, so the sale's extra orders sat in neither window. A baseline is what a number is compared with, and a target is what the plan hopes it reaches; neither is part of the definition. The plural words in the bank do not fit the singular blank.</w:t>
+              <w:t xml:space="preserve">A complete definition names its numerator, its denominator, its window and its exclusions, and the window is the period counted, which decides what a before-and-after comparison holds. Kalpa's growth-plan comparison started on 20 August because the monsoon sale ended on 19 August, so the sale's extra orders sat in neither window. A baseline is what a number is compared with, and a target is what the plan hopes it reaches; neither is part of the definition. Guardrails sit beside a definition as numbers of their own, and each word in the bank is used once, so guardrails belongs to Q1.</w:t>
             </w:r>
           </w:p>
           <w:p>
@@ -14689,7 +14689,7 @@
                 <w:sz w:val="18"/>
                 <w:szCs w:val="18"/>
               </w:rPr>
-              <w:t xml:space="preserve">   True or false, Medium, [F], Mon</w:t>
+              <w:t xml:space="preserve">   True or false, Easy, [F], Mon</w:t>
             </w:r>
           </w:p>
           <w:p>
@@ -14715,7 +14715,7 @@
                 <w:sz w:val="21"/>
                 <w:szCs w:val="21"/>
               </w:rPr>
-              <w:t xml:space="preserve">False. A leading indicator moves before the north star, while a team can still act on it; a lagging number confirms later. Rider requests per peak online hour, by zone, say where riders are waiting before the week's completed trips are counted, so the city can send drivers there. It fell from 2.13 to 1.75 because the new online hours went where riders were few, while the north star barely moved, from 35.76 to 35.89 trips per online driver-week.</w:t>
+              <w:t xml:space="preserve">False. A leading indicator moves before the north star, while a team can still act on it; a lagging number confirms later. Rider requests per peak online hour, by zone, say where riders are waiting before the week's completed trips are counted, so the city can send drivers there. It fell from 2.13 to 1.75 because the new online hours went where riders were few, while the north star barely moved, from 35.76 to 35.89 trips per online driver-week (Monday's case data).</w:t>
             </w:r>
           </w:p>
           <w:p>
@@ -15025,7 +15025,7 @@
                 <w:sz w:val="20"/>
                 <w:szCs w:val="20"/>
               </w:rPr>
-              <w:t xml:space="preserve">1.31 is the average of each driver's own rate, which gives a 10-hour week and a 16-hour week the same weight; the city's rate is all trips over all hours, and both fell.</w:t>
+              <w:t xml:space="preserve">1.31 is the average of each driver's own rate, which gives a 10-hour week and a 16-hour week the same weight; the city's rate is all trips over all hours, and both fell. A higher floor per online hour pays more for the same idle hours, the thing the rows show going wrong.</w:t>
             </w:r>
           </w:p>
           <w:p>
@@ -15173,7 +15173,7 @@
                 <w:sz w:val="21"/>
                 <w:szCs w:val="21"/>
               </w:rPr>
-              <w:t xml:space="preserve">True. Staff measured on the cross-sell count changed what they did to move it, in ways the bank never meant: accounts customers had not asked for, money moved in so a new account counted as funded, and contact details changed so surveys missed the customers (SEC order, Release 34-88257, checked 13 October 2026). The same thing happened on a smaller scale in Hyderabad, where 180 drivers took their peak online hours to 2.1 times while their trips fell 12 percent. The 2016 penalties, the CFPB's USD 100 million with the OCC's USD 35 million and Los Angeles's USD 50 million, came to USD 185 million (the CFPB's release of 8 September 2016, checked 13 October 2026), and the 2020 settlement with the SEC and the Justice Department to USD 3 billion.</w:t>
+              <w:t xml:space="preserve">True. Staff measured on the cross-sell count changed what they did to move it, in ways the bank never meant: accounts customers had not asked for, money moved in so a new account counted as funded, and contact details changed so surveys missed the customers (SEC order, Release 34-88257, checked 13 October 2026). The same thing happened on a smaller scale in Hyderabad, where 180 drivers took their peak online hours to 2.1 times while their trips fell 12 percent. The 2016 penalties, the CFPB's USD 100 million with the OCC's USD 35 million and Los Angeles's USD 50 million, came to USD 185 million between them by our sum (the CFPB's release of 8 September 2016, checked 13 October 2026), and the 2020 settlement with the SEC and the Justice Department to USD 3 billion.</w:t>
             </w:r>
           </w:p>
           <w:p>
@@ -15456,7 +15456,7 @@
                 <w:sz w:val="20"/>
                 <w:szCs w:val="20"/>
               </w:rPr>
-              <w:t xml:space="preserve">0.04 is a change in the ratio, and its share of the 0.11 rise is 36 percent; the window decides the period counted and cannot show a new kind of account joining the count.</w:t>
+              <w:t xml:space="preserve">The share is right; the window decides the period counted, and a shorter one counts the new accounts sooner without ever saying they are a new kind of account.</w:t>
             </w:r>
           </w:p>
           <w:p>
@@ -15833,7 +15833,7 @@
                 <w:sz w:val="21"/>
                 <w:szCs w:val="21"/>
               </w:rPr>
-              <w:t xml:space="preserve">A one-slide answer runs claim, evidence, caveat, action: the title states the claim a reader could act on from the title alone, one number with its denominator carries it, the caveat sits in plain sight, and the action names its cost and who signs. The topic title (e) gives the reader nothing to act on, and "peak online hours up 24 percent" (f) is Monday's trap resold, the number that looked like success while trips per online hour fell from 1.90 to 1.58.</w:t>
+              <w:t xml:space="preserve">A one-slide answer runs claim, evidence, caveat, action: the title states the claim a reader could act on from the title alone, one number with its denominator carries it, the caveat sits in plain sight, and the action names its cost and who signs. The topic title (e) gives the reader nothing to act on, and "peak online hours up 24 percent" (f) is Monday's trap resold, the number that looked like success while trips per online hour fell from 1.90 to 1.58. The second claim title (g) rests on the flattering denominator: bookings per active driver-week rose 0.8 percent, Rs 5,817 to Rs 5,861, only because each driver-week carried about four more online hours while each hour earned Rs 260 against Rs 314. The order is Tuesday's template, the Week 1 four-part note on one slide; the action closes the slide because its six-week test answers the caveat above it.</w:t>
             </w:r>
           </w:p>
           <w:p>
@@ -15955,7 +15955,7 @@
                 <w:sz w:val="18"/>
                 <w:szCs w:val="18"/>
               </w:rPr>
-              <w:t xml:space="preserve">   More than one correct, Medium, [F], Tue</w:t>
+              <w:t xml:space="preserve">   More than one correct, Hard, [F], Tue</w:t>
             </w:r>
           </w:p>
           <w:p>
@@ -16291,7 +16291,7 @@
                 <w:sz w:val="20"/>
                 <w:szCs w:val="20"/>
               </w:rPr>
-              <w:t xml:space="preserve">Conceding everything drops a claim the evidence supports, and the scheme keeps paying for another six weeks while the room waits for a year of data.</w:t>
+              <w:t xml:space="preserve">The concession is right and the evidence is wrong: a steady fare says each trip earned the same, and it cannot say whether the season cut the trips an hour carries, which is the finance partner's point; the requests and the trips per hour answer it.</w:t>
             </w:r>
           </w:p>
           <w:p>
@@ -16413,7 +16413,7 @@
                 <w:sz w:val="18"/>
                 <w:szCs w:val="18"/>
               </w:rPr>
-              <w:t xml:space="preserve">   True or false, Medium, [F], Tue</w:t>
+              <w:t xml:space="preserve">   True or false, Easy, [F], Tue</w:t>
             </w:r>
           </w:p>
           <w:p>
@@ -16439,7 +16439,7 @@
                 <w:sz w:val="21"/>
                 <w:szCs w:val="21"/>
               </w:rPr>
-              <w:t xml:space="preserve">False. The ask is one slide, five minutes, at Thursday's review, and the letter itself says a great memo probably takes a week or more (Amazon's 2017 letter to shareholders, filed 18 April 2018, checked 13 October 2026). The memo's lesson carries to the slide: every element must earn its place the way a sentence does in a memo. The afternoon's written case was the memo form of the same answer, for a reader with the time to read it.</w:t>
+              <w:t xml:space="preserve">False. The ask is one slide, five minutes, at Thursday's review, and the letter's own key point is that a great memo probably should take a week or more (Amazon's 2017 letter to shareholders, filed 18 April 2018, checked 13 October 2026). A memo serves a reader with an hour and a writer with a week; the city head asked for five minutes. The afternoon's written case was the memo form of the same answer, for a reader with the time to read it.</w:t>
             </w:r>
           </w:p>
           <w:p>
@@ -16546,7 +16546,7 @@
                 <w:sz w:val="21"/>
                 <w:szCs w:val="21"/>
               </w:rPr>
-              <w:t xml:space="preserve">I choose the form the decision-maker asked for and make every element earn its place; the memo is for the reader who has an hour and a week to write for.</w:t>
+              <w:t xml:space="preserve">I choose the form the decision-maker asked for: a slide for five minutes, and a memo for the reader who has an hour, written by someone who has a week.</w:t>
             </w:r>
           </w:p>
           <w:p>
@@ -16668,7 +16668,7 @@
                 <w:sz w:val="21"/>
                 <w:szCs w:val="21"/>
               </w:rPr>
-              <w:t xml:space="preserve">Clarify (b), map (d), calculate (e), validate (a): the dojo's four steps. The chain's numbers are assumptions said aloud: about 1 crore people, 1 weekday Uber trip for every 100 people, a quarter of the day's trips in the three evening hours, 2.4 trips an hour for a busy driver and about 30 percent of online drivers idle at a moment, so 1.68 trips per online driver-hour, and a buffer of 1.15. The check compares like with like, online driver-hours per completed trip, 0.60 in the chain against the case's 0.53, so the chain runs about an eighth high and the checked answer is about 5,000 to 5,700. Step c divides a day's trips by an hour's rate, a day treated as an hour, which is why it spoils the estimate.</w:t>
+              <w:t xml:space="preserve">Clarify (b), map (d), calculate (e), validate (a): the dojo's four steps. The chain's numbers are assumptions said aloud: about 1 crore people, 1 weekday Uber trip for every 100 people, a quarter of the day's trips in the three evening hours, 2.4 trips an hour for a busy driver and about 30 percent of online drivers idle at a moment, so 1.68 trips per online driver-hour, and a buffer of 1.15. The check compares like with like, online driver-hours per completed trip, 0.60 in the chain against the case's 0.53, so the chain runs about an eighth high and the checked answer is about 5,000 to 5,700. Step c checks in the wrong unit: 8,333 trips an hour over 2.13 rider requests per online hour, about 3,900, divides trips served by riders asking, and requests ran above trips (251,910 against 224,200 before the launch), so it moves the answer the wrong way.</w:t>
             </w:r>
           </w:p>
           <w:p>
@@ -16816,7 +16816,7 @@
                 <w:sz w:val="21"/>
                 <w:szCs w:val="21"/>
               </w:rPr>
-              <w:t xml:space="preserve">Two hold. NPCI's 24.07 billion for September 2026, over that month's 30 days, is the 802 million a day Outlook Money reported (2 October 2026, checked 13 October 2026), and a per-day estimate is compared per day. DMart's revenue spread over the stores open across the year, the average of 415 and 500, gives about Rs 146 crore a store (Avenue Supermarts, 2 May 2026, checked 13 October 2026); a first-year store sells less than that, which is why DMart reports two-year-old stores separately. Flipkart's own text says 6.3 million concurrent users in a minute; the 63 is in its web address. Households are people divided by about four, 20 lakh over 4 is 5 lakh, so eight million households is people multiplied.</w:t>
+              <w:t xml:space="preserve">Two hold. NPCI's 24.07 billion for September 2026, over that month's 30 days, is the 802 million a day Outlook Money reported (2 October 2026, checked 13 October 2026), and a per-day estimate is compared per day. DMart's revenue spread over the stores open across the year, the average of 415 and 500, gives about Rs 146 crore a store (Avenue Supermarts, 2 May 2026, checked 13 October 2026). It is a rough check: 58 of the 85 new stores opened in the last quarter, so with openings spread evenly the year held about 439 store-years, about Rs 152 crore each, and a first-year estimate sits below either figure. Flipkart's own text says 6.3 million concurrent users in a minute; the 63 is in its web address. Households are people divided by about four, 20 lakh over 4 is 5 lakh, so eight million households is people multiplied.</w:t>
             </w:r>
           </w:p>
           <w:p>
@@ -16871,6 +16871,33 @@
                 <w:szCs w:val="20"/>
               </w:rPr>
               <w:t xml:space="preserve">Households can never outnumber people; at four to a household, two million people make about 5 lakh households.</w:t>
+            </w:r>
+          </w:p>
+          <w:p>
+            <w:pPr>
+              <w:keepNext/>
+              <w:spacing w:after="40" w:line="264"/>
+              <w:ind w:left="360" w:hanging="360"/>
+            </w:pPr>
+            <w:r>
+              <w:rPr>
+                <w:rFonts w:ascii="Arial" w:cs="Arial" w:eastAsia="Arial" w:hAnsi="Arial"/>
+                <w:b/>
+                <w:bCs/>
+                <w:color w:val="1C1B16"/>
+                <w:sz w:val="20"/>
+                <w:szCs w:val="20"/>
+              </w:rPr>
+              <w:t xml:space="preserve">E.  </w:t>
+            </w:r>
+            <w:r>
+              <w:rPr>
+                <w:rFonts w:ascii="Arial" w:cs="Arial" w:eastAsia="Arial" w:hAnsi="Arial"/>
+                <w:color w:val="1C1B16"/>
+                <w:sz w:val="20"/>
+                <w:szCs w:val="20"/>
+              </w:rPr>
+              <w:t xml:space="preserve">The unit matches and the period does not: 802 million is September's average day, and a festival day's payments are a different period, so the check would pull a sound Diwali-day estimate down toward an ordinary day.</w:t>
             </w:r>
           </w:p>
           <w:p>
@@ -18001,7 +18028,7 @@
                 <w:sz w:val="21"/>
                 <w:szCs w:val="21"/>
               </w:rPr>
-              <w:t xml:space="preserve">A lift of 0.97 means case buyers take a charger slightly less often than shoppers in general, so a bundle would pay a discount on chargers the case buyers were buying anyway and sell no extra one. The confidence of 0.825 looks strong only because the charger is in 85 percent of all baskets. The lab's three lines for merchandising were the same call on Kalpa's real counts: refuse the charger bundle, promote the wireless earphones with their case (lift 3.1 at a support of 6 percent, 49 baskets, three-quarters of them Retail-Plus) and watch the car pair.</w:t>
+              <w:t xml:space="preserve">A lift of 0.97 means case buyers take a charger slightly less often than shoppers in general, so a bundle would pay a discount on chargers the case buyers were buying anyway and sell no extra one. The confidence of 0.825 looks strong only because the charger is in 85 percent of all baskets. The lab's three lines for merchandising were the same call on the lab's own counts: refuse the charger bundle, promote the wireless earphones with their case (lift 3.1 at a support of 6 percent, 49 baskets, three-quarters of them Retail-Plus) and watch the car pair.</w:t>
             </w:r>
           </w:p>
           <w:p>
@@ -19065,7 +19092,7 @@
                 <w:sz w:val="20"/>
                 <w:szCs w:val="20"/>
               </w:rPr>
-              <w:t xml:space="preserve">The blend is consistent: it is the sizes times the rates, and 1,640 over 4,000 and 2,460 over 6,000 are both 41 percent.</w:t>
+              <w:t xml:space="preserve">Cohort C's 47.5 percent is its first month and cohort A's 50 percent in May is A at an older age, so the comparison sets two ages side by side; read at the same age, A and B fell and C propped the blend.</w:t>
             </w:r>
           </w:p>
           <w:p>
@@ -19294,7 +19321,7 @@
                 <w:sz w:val="20"/>
                 <w:szCs w:val="20"/>
               </w:rPr>
-              <w:t xml:space="preserve">The carousel opens menus with no search, so more menu views than searches is the flow itself; the order records match the event log, 27,212 member orders in September.</w:t>
+              <w:t xml:space="preserve">The carousel opens menus with no search, so more menu views than searches is the flow itself; the order records match the event log, 27,212 member orders in September (Thursday's case data).</w:t>
             </w:r>
           </w:p>
           <w:p>
@@ -19442,7 +19469,7 @@
                 <w:sz w:val="21"/>
                 <w:szCs w:val="21"/>
               </w:rPr>
-              <w:t xml:space="preserve">The fall sits in one step for one group: completing a started checkout, for Android members, from the release date, while iOS members and non-members on the same new checkout held, so the break is in what only members see, such as the free-delivery line or the membership check at payment. The size: 14 points of 22,841 carts is about 3,198 orders over 17 days, and 7 days of 17 is about 1,317 a week, Rs 4.0 lakh at Rs 300 and Rs 6.6 lakh at Rs 500. Fixing it ends a weekly loss, which is why it goes before the sale cohort's question.</w:t>
+              <w:t xml:space="preserve">The fall sits in one step for one group: completing a started checkout, for Android members, from the release date, while iOS members and non-members on the same new checkout held, so the break is in what only members see, such as the free-delivery line or the membership check at payment. The size: 14 points of 22,841 carts is about 3,198 orders over 17 days, and 7 days of 17 is about 1,317 a week, Rs 4.0 lakh at Rs 300 and Rs 6.6 lakh at Rs 500. With iOS members as the comparator, the fall that belongs to the release is 13 points, about 1,223 orders a week; the option's 1,317 is against the members' own old rate, as it says, and no option offers the comparator figure. Fixing it ends a weekly loss, which is why it goes before the sale cohort's question.</w:t>
             </w:r>
           </w:p>
           <w:p>
@@ -19496,7 +19523,7 @@
                 <w:sz w:val="20"/>
                 <w:szCs w:val="20"/>
               </w:rPr>
-              <w:t xml:space="preserve">Non-members on Android went from 52 to 51 percent on the same checkout, so the fault is in the member path, and rolling back everyone's checkout loses what non-members kept.</w:t>
+              <w:t xml:space="preserve">The number is the members' loss and the diagnosis is wrong: non-members on Android went from 52 to 51 percent on the same checkout, so the fault is in the member path, and rolling back everyone's checkout loses what non-members kept.</w:t>
             </w:r>
           </w:p>
           <w:p>
@@ -19698,7 +19725,7 @@
                 <w:sz w:val="20"/>
                 <w:szCs w:val="20"/>
               </w:rPr>
-              <w:t xml:space="preserve">On the base of users who joined, the five weaned users stay in the denominator, so the cell reads 40 percent; only the base of users who stayed reads 80.</w:t>
+              <w:t xml:space="preserve">The numbers are right and the question is not: before a cohort chart's shape is read, it has to say what it divides by and what it counts; the acquisition quarter is a second question and explains nothing about a cell that rose with nobody's behaviour changing.</w:t>
             </w:r>
           </w:p>
           <w:p>
@@ -19954,7 +19981,7 @@
                 <w:sz w:val="20"/>
                 <w:szCs w:val="20"/>
               </w:rPr>
-              <w:t xml:space="preserve">The window's carts came from members of every cohort, and the fall sits in one step inside one window; a cohort's weakness is a different question.</w:t>
+              <w:t xml:space="preserve">The blend cannot see a step inside a session, so its flat 41 percent says nothing about the checkout in either direction; the evidence is the step's conversion by date, with its counts.</w:t>
             </w:r>
           </w:p>
           <w:p>
@@ -20277,7 +20304,7 @@
                 <w:sz w:val="21"/>
                 <w:szCs w:val="21"/>
               </w:rPr>
-              <w:t xml:space="preserve">The seasonal naive copies the same month a year earlier: October 2026 gets October 2025's Rs 427.6 lakh and November gets Rs 297.0 lakh, so it puts the spike in October. Diwali fell in October in 2024 and 2025 and falls on 8 November 2026, so the copy carries a festival month into a month with no festival. The festival-aligned copy gives November 2026, Diwali's month, last year's Diwali month: Rs 427.6 lakh times 1.04, about Rs 444.7 lakh. Accept the three numbers to the nearest lakh with November named. Friday's lab built the rest of the winter the same way, swapping last year's October and November, so October 2026 reads Rs 297.0 lakh times 1.04, about Rs 308.8 lakh; a learner who adds it has gone further than the item asks. Both Octobers in the exhibit are about 1.44 times their November, which is the festival.</w:t>
+              <w:t xml:space="preserve">The seasonal naive copies the same month a year earlier: October 2026 gets October 2025's Rs 427.6 lakh and November gets Rs 297.0 lakh, so it puts the spike in October. Diwali fell in October in 2024 and 2025 and falls on 8 November 2026, so the copy carries a festival month into a month with no festival. The baseline that puts the festival in its own month is the festival-aligned copy: November 2026, Diwali's month, gets last year's Diwali month, Rs 427.6 lakh times 1.04, about Rs 444.7 lakh. Accept the three numbers to the nearest lakh with November named. November 2024, straight after a Diwali on 31 October, shows no lift, so the festival's lift sits in its run-up; an answer that gives November the Diwali week and says part of the run-up may land in late October 2026 has gone further and is right. Friday's lab built the rest of the winter the same way, swapping last year's October and November, so October 2026 reads Rs 297.0 lakh times 1.04, about Rs 309 lakh on the printed figure. Both Octobers in the exhibit are about 1.44 times their November, which is the festival.</w:t>
             </w:r>
           </w:p>
           <w:p>
@@ -20479,7 +20506,7 @@
                 <w:sz w:val="20"/>
                 <w:szCs w:val="20"/>
               </w:rPr>
-              <w:t xml:space="preserve">A curve tuned to its own past can fit within 2 percent and miss the next weeks widely; the vendor's missed by 16,400 a week.</w:t>
+              <w:t xml:space="preserve">The hidden weeks are the right test and the bar is wrong: a curve's own fit is no baseline; it has to beat the seasonal naive on the same weeks, and the vendor's 16,400 a week against the copy's 9,831 did not.</w:t>
             </w:r>
           </w:p>
           <w:p>
@@ -21086,7 +21113,7 @@
                 <w:sz w:val="18"/>
                 <w:szCs w:val="18"/>
               </w:rPr>
-              <w:t xml:space="preserve">   More than one correct, Hard, [D], Sat</w:t>
+              <w:t xml:space="preserve">   More than one correct, Medium, [D], Sat</w:t>
             </w:r>
           </w:p>
           <w:p>
@@ -21261,7 +21288,7 @@
                 <w:sz w:val="18"/>
                 <w:szCs w:val="18"/>
               </w:rPr>
-              <w:t xml:space="preserve">   Match the following, Medium, [D], Sat</w:t>
+              <w:t xml:space="preserve">   Match the following, Easy, [D], Sat</w:t>
             </w:r>
           </w:p>
           <w:p>
@@ -21287,7 +21314,7 @@
                 <w:sz w:val="21"/>
                 <w:szCs w:val="21"/>
               </w:rPr>
-              <w:t xml:space="preserve">The rate's window ends at a promised date the measured dispatchers can move, the way the Phoenix VA's wait times ran from a "desired date" that 30 of 79 schedulers interviewed said they entered wrongly (VA Office of Inspector General, report 14-02603-267, 26 August 2014, checked 13 October 2026); the fix fixes the promise when the order is placed and guards it with the share of promises moved. What changed from Uber: the people who move the number are dispatchers, and the cost of an error is a customer told a parcel was on time when it was not.</w:t>
+              <w:t xml:space="preserve">The rate's window ends at a promised date the measured dispatchers can move, the way the Phoenix VA's wait times ran from a "desired date" that 30 of the 79 scheduling staff interviewed said they entered wrongly (VA Office of Inspector General, report 14-02603-267, 26 August 2014, checked 13 October 2026); the fix fixes the promise when the order is placed and guards it with the share of promises moved. What changed from Uber: the people who move the number are dispatchers, and the cost of an error is a customer told a parcel was on time when it was not.</w:t>
             </w:r>
           </w:p>
           <w:p>
@@ -21409,7 +21436,7 @@
                 <w:sz w:val="18"/>
                 <w:szCs w:val="18"/>
               </w:rPr>
-              <w:t xml:space="preserve">   Match the following, Medium, [D], Sat</w:t>
+              <w:t xml:space="preserve">   Match the following, Easy, [D], Sat</w:t>
             </w:r>
           </w:p>
           <w:p>
@@ -21557,7 +21584,7 @@
                 <w:sz w:val="18"/>
                 <w:szCs w:val="18"/>
               </w:rPr>
-              <w:t xml:space="preserve">   Match the following, Medium, [D], Sat</w:t>
+              <w:t xml:space="preserve">   Match the following, Easy, [D], Sat</w:t>
             </w:r>
           </w:p>
           <w:p>
@@ -21705,7 +21732,7 @@
                 <w:sz w:val="18"/>
                 <w:szCs w:val="18"/>
               </w:rPr>
-              <w:t xml:space="preserve">   Match the following, Medium, [D], Sat</w:t>
+              <w:t xml:space="preserve">   Match the following, Easy, [D], Sat</w:t>
             </w:r>
           </w:p>
           <w:p>
@@ -22122,7 +22149,7 @@
           <w:sz w:val="21"/>
           <w:szCs w:val="21"/>
         </w:rPr>
-        <w:t xml:space="preserve">Easy (2): Q1, Q29</w:t>
+        <w:t xml:space="preserve">Easy (8): Q1, Q3, Q11, Q29, Q35, Q36, Q37, Q38</w:t>
       </w:r>
     </w:p>
     <w:p>
@@ -22141,7 +22168,7 @@
           <w:sz w:val="21"/>
           <w:szCs w:val="21"/>
         </w:rPr>
-        <w:t xml:space="preserve">Medium (14): Q2, Q3, Q5, Q9, Q11, Q17, Q18, Q19, Q22, Q23, Q35, Q36, Q37, Q38</w:t>
+        <w:t xml:space="preserve">Medium (8): Q2, Q5, Q17, Q18, Q19, Q22, Q23, Q34</w:t>
       </w:r>
     </w:p>
     <w:p>
@@ -22160,7 +22187,7 @@
           <w:sz w:val="21"/>
           <w:szCs w:val="21"/>
         </w:rPr>
-        <w:t xml:space="preserve">Hard (23): Q4, Q6, Q7, Q8, Q10, Q12, Q13, Q14, Q15, Q16, Q20, Q21, Q24, Q25, Q26, Q27, Q28, Q30, Q31, Q32, Q33, Q34, Q39</w:t>
+        <w:t xml:space="preserve">Hard (23): Q4, Q6, Q7, Q8, Q9, Q10, Q12, Q13, Q14, Q15, Q16, Q20, Q21, Q24, Q25, Q26, Q27, Q28, Q30, Q31, Q32, Q33, Q39</w:t>
       </w:r>
     </w:p>
     <w:p>
@@ -22325,7 +22352,7 @@
           <w:sz w:val="21"/>
           <w:szCs w:val="21"/>
         </w:rPr>
-        <w:t xml:space="preserve">Q3 (True or false, Medium, [F]): The city team's dashboard puts rider requests per peak online hour, zone by zone, beside its north star, completed peak trips per enrolled driver online at peak each week. Statement: a leading indicator moves after the north-star metric has already moved. True or false, and why?</w:t>
+        <w:t xml:space="preserve">Q3 (True or false, Easy, [F]): The city team's dashboard puts rider requests per peak online hour, zone by zone, beside its north star, completed peak trips per enrolled driver online at peak each week. Statement: a leading indicator moves after the north-star metric has already moved. True or false, and why?</w:t>
       </w:r>
     </w:p>
     <w:p>
@@ -22420,7 +22447,7 @@
           <w:sz w:val="21"/>
           <w:szCs w:val="21"/>
         </w:rPr>
-        <w:t xml:space="preserve">Q8 (Order the steps, Hard, [S]): Four of these six lines make the city head's slide, and two would spoil it. Leave those two out and write the other four in the order Tuesday's one-slide template puts them, from the top.</w:t>
+        <w:t xml:space="preserve">Q8 (Order the steps, Hard, [S]): Four of these seven lines make the city head's slide, and three would spoil it. Leave those three out and write the other four in the order Tuesday's one-slide template puts them, from the top.</w:t>
       </w:r>
     </w:p>
     <w:p>
@@ -22439,7 +22466,7 @@
           <w:sz w:val="21"/>
           <w:szCs w:val="21"/>
         </w:rPr>
-        <w:t xml:space="preserve">Q9 (More than one correct, Medium, [F]): A second draft argues that riders got little for the Rs 1.9 crore of top-up. Which two elements carry that claim? Mark both; every other element moves to an appendix page headed by the question a named role will ask.</w:t>
+        <w:t xml:space="preserve">Q9 (More than one correct, Hard, [F]): A second draft argues that riders got little for the Rs 1.9 crore of top-up. Which two elements carry that claim? Mark both; every other element moves to an appendix page headed by the question a named role will ask.</w:t>
       </w:r>
     </w:p>
     <w:p>
@@ -22477,7 +22504,7 @@
           <w:sz w:val="21"/>
           <w:szCs w:val="21"/>
         </w:rPr>
-        <w:t xml:space="preserve">Q11 (True or false, Medium, [F]): A colleague cites Amazon's 2017 letter to shareholders, which says Amazon's meetings start with a six-page memo read in silence, use no slides, and that a great memo probably takes a week or more to write. Statement: the city head's Thursday review should get a memo in place of the one slide. True or false, and why?</w:t>
+        <w:t xml:space="preserve">Q11 (True or false, Easy, [F]): A colleague cites Amazon's 2017 letter to shareholders, which says Amazon's meetings start with a six-page memo read in silence, use no slides, and that a great memo probably takes a week or more to write. Statement: the city head's Thursday review should get a memo in place of the one slide. True or false, and why?</w:t>
       </w:r>
     </w:p>
     <w:p>
@@ -22515,7 +22542,7 @@
           <w:sz w:val="21"/>
           <w:szCs w:val="21"/>
         </w:rPr>
-        <w:t xml:space="preserve">Q13 (More than one correct, Hard, [S]): Before the review, a colleague lines up four numbers to check estimates against: NPCI's UPI count as Outlook Money reported it, Flipkart Stories' post of 9 October 2026, Avenue Supermarts' FY26 release for DMart, and a city invented for a drill. Which checks are sound? Mark every correct option.</w:t>
+        <w:t xml:space="preserve">Q13 (More than one correct, Hard, [S]): Before the review, a colleague lines up five checks on four numbers: NPCI's UPI count as Outlook Money reported it, Flipkart Stories' post of 9 October 2026, Avenue Supermarts' FY26 release for DMart, and a city invented for a drill. Which checks are sound? Mark every correct option.</w:t>
       </w:r>
     </w:p>
     <w:p>
@@ -22591,7 +22618,7 @@
           <w:sz w:val="21"/>
           <w:szCs w:val="21"/>
         </w:rPr>
-        <w:t xml:space="preserve">Q20 (True or false, Hard, [F]): Statement: a pair with a lift of about 4 and a support of about 0.25 percent belongs on a watch list before it belongs in a campaign. Judge it on both pairs in Exhibit 3E. True or false, and why?</w:t>
+        <w:t xml:space="preserve">Q20 (True or false, Hard, [F]): Statement: a pair with a lift of about 4 and a support of about 0.25 percent belongs on a watch list, to be counted again or tested, before it belongs in a campaign. Judge it on both pairs in Exhibit 3E. True or false, and why?</w:t>
       </w:r>
     </w:p>
     <w:p>
@@ -22705,7 +22732,7 @@
           <w:sz w:val="21"/>
           <w:szCs w:val="21"/>
         </w:rPr>
-        <w:t xml:space="preserve">Q30 (Applied maths, Hard, [F]): Anand's board line needs October and November 2026. Using Exhibits 5A and 5B, give the seasonal naive for both months, then the festival-aligned copy, last year's Diwali month plus 4 percent, for the one 2026 month that holds Diwali, and say which month should carry the festival's spike.</w:t>
+        <w:t xml:space="preserve">Q30 (Applied maths, Hard, [F]): Anand's board line needs October and November 2026. Using Exhibits 5A and 5B, give the seasonal naive for both months, then a seasonal baseline with Friday's 4 percent growth that puts the festival in its own month, and say which month should carry the festival's spike.</w:t>
       </w:r>
     </w:p>
     <w:p>
@@ -22762,7 +22789,7 @@
           <w:sz w:val="21"/>
           <w:szCs w:val="21"/>
         </w:rPr>
-        <w:t xml:space="preserve">Q33 (One correct option, Hard, [D]): Anand asks which number goes in front of the board for October 2026 to March 2027, and how wrong it could be. Diwali falls on 8 November 2026. Using Exhibit 5E, which sentence answers him?</w:t>
+        <w:t xml:space="preserve">Q33 (One correct option, Hard, [D]): Anand asks which number goes in front of the board for October 2026 to March 2027, and how wrong it could be. Using Exhibits 5A and 5E, which sentence answers him?</w:t>
       </w:r>
     </w:p>
     <w:p>
@@ -22781,7 +22808,7 @@
           <w:sz w:val="21"/>
           <w:szCs w:val="21"/>
         </w:rPr>
-        <w:t xml:space="preserve">Q35 (Match the following, Medium, [D]): Kalpa Logistics' head of operations: the on-time delivery rate has risen since dispatchers were allowed to move a parcel's promised date once a delay was known.</w:t>
+        <w:t xml:space="preserve">Q35 (Match the following, Easy, [D]): Kalpa Logistics' head of operations: the on-time delivery rate has risen since dispatchers were allowed to move a parcel's promised date once a delay was known.</w:t>
       </w:r>
     </w:p>
     <w:p>
@@ -22800,7 +22827,7 @@
           <w:sz w:val="21"/>
           <w:szCs w:val="21"/>
         </w:rPr>
-        <w:t xml:space="preserve">Q36 (Match the following, Medium, [D]): Dr Priya Menon: which step between a test booked and a visit completed loses the most dollars, metro area by metro area?</w:t>
+        <w:t xml:space="preserve">Q36 (Match the following, Easy, [D]): Dr Priya Menon: which step between a test booked and a visit completed loses the most dollars, metro area by metro area?</w:t>
       </w:r>
     </w:p>
     <w:p>
@@ -22819,7 +22846,7 @@
           <w:sz w:val="21"/>
           <w:szCs w:val="21"/>
         </w:rPr>
-        <w:t xml:space="preserve">Q37 (Match the following, Medium, [D]): Ananya Bose: blended monthly churn has held steady for four months while subscribers who joined since the spring seem to cancel sooner.</w:t>
+        <w:t xml:space="preserve">Q37 (Match the following, Easy, [D]): Ananya Bose: blended monthly churn has held steady for four months while subscribers who joined since the spring seem to cancel sooner.</w:t>
       </w:r>
     </w:p>
     <w:p>
@@ -22838,7 +22865,7 @@
           <w:sz w:val="21"/>
           <w:szCs w:val="21"/>
         </w:rPr>
-        <w:t xml:space="preserve">Q38 (Match the following, Medium, [D]): Rohan Desai: which second product should a customer be offered first, beyond what any customer takes up anyway?</w:t>
+        <w:t xml:space="preserve">Q38 (Match the following, Easy, [D]): Rohan Desai: which second product should a customer be offered first, beyond what any customer takes up anyway?</w:t>
       </w:r>
     </w:p>
     <w:p>
@@ -25904,7 +25931,6 @@
                     <w:bottom w:val="single" w:color="D5D0C4" w:sz="4"/>
                     <w:right w:val="single" w:color="D5D0C4" w:sz="4"/>
                   </w:tcBorders>
-                  <w:shd w:fill="D5D0C4" w:color="auto" w:val="clear"/>
                   <w:tcMar>
                     <w:top w:type="dxa" w:w="20"/>
                     <w:left w:type="dxa" w:w="60"/>

--- a/content/W04/SAT/answer-key/C2_W04_SAT_answer_key_TRAINER.docx
+++ b/content/W04/SAT/answer-key/C2_W04_SAT_answer_key_TRAINER.docx
@@ -653,7 +653,7 @@
                 <w:sz w:val="18"/>
                 <w:szCs w:val="18"/>
               </w:rPr>
-              <w:t xml:space="preserve">whether you can write a metric a team cannot hit while the outcome gets worse, and read what a gamed one did</w:t>
+              <w:t xml:space="preserve">whether you can choose the number a plan chases and a scheme pays for, and read what happened where one was gamed</w:t>
             </w:r>
           </w:p>
         </w:tc>
@@ -944,7 +944,7 @@
                 <w:sz w:val="18"/>
                 <w:szCs w:val="18"/>
               </w:rPr>
-              <w:t xml:space="preserve">whether you can put one claim on one slide, defend it without retreating, and size a number from nothing with a check in the right unit</w:t>
+              <w:t xml:space="preserve">whether you can put one claim on one slide, answer an objection to it, and size a number from nothing and check it</w:t>
             </w:r>
           </w:p>
         </w:tc>
@@ -980,7 +980,7 @@
                 <w:sz w:val="18"/>
                 <w:szCs w:val="18"/>
               </w:rPr>
-              <w:t xml:space="preserve">23</w:t>
+              <w:t xml:space="preserve">23.5</w:t>
             </w:r>
           </w:p>
         </w:tc>
@@ -1052,7 +1052,7 @@
                 <w:sz w:val="18"/>
                 <w:szCs w:val="18"/>
               </w:rPr>
-              <w:t xml:space="preserve">0</w:t>
+              <w:t xml:space="preserve">1</w:t>
             </w:r>
           </w:p>
         </w:tc>
@@ -1088,7 +1088,7 @@
                 <w:sz w:val="18"/>
                 <w:szCs w:val="18"/>
               </w:rPr>
-              <w:t xml:space="preserve">6</w:t>
+              <w:t xml:space="preserve">5</w:t>
             </w:r>
           </w:p>
         </w:tc>
@@ -1235,7 +1235,7 @@
                 <w:sz w:val="18"/>
                 <w:szCs w:val="18"/>
               </w:rPr>
-              <w:t xml:space="preserve">whether you can tell a pair that beats chance from one that rides a popular item, and put a slot's value in margin</w:t>
+              <w:t xml:space="preserve">whether you can choose the pairs a strip should show and put a rupee value on a slot</w:t>
             </w:r>
           </w:p>
         </w:tc>
@@ -1526,7 +1526,7 @@
                 <w:sz w:val="18"/>
                 <w:szCs w:val="18"/>
               </w:rPr>
-              <w:t xml:space="preserve">whether you can separate a cohort problem from an everyone problem and find the step that changed, in the right unit</w:t>
+              <w:t xml:space="preserve">whether you can tell where a membership loses people and decide what to fix first</w:t>
             </w:r>
           </w:p>
         </w:tc>
@@ -1562,7 +1562,7 @@
                 <w:sz w:val="18"/>
                 <w:szCs w:val="18"/>
               </w:rPr>
-              <w:t xml:space="preserve">22.5</w:t>
+              <w:t xml:space="preserve">23</w:t>
             </w:r>
           </w:p>
         </w:tc>
@@ -1817,7 +1817,7 @@
                 <w:sz w:val="18"/>
                 <w:szCs w:val="18"/>
               </w:rPr>
-              <w:t xml:space="preserve">whether you can choose a forecast on weeks it never saw, place the festival in the right month and price a miss in each direction</w:t>
+              <w:t xml:space="preserve">whether you can choose the forecast that goes to the plan and say how wrong it could be</w:t>
             </w:r>
           </w:p>
         </w:tc>
@@ -1853,7 +1853,7 @@
                 <w:sz w:val="18"/>
                 <w:szCs w:val="18"/>
               </w:rPr>
-              <w:t xml:space="preserve">20</w:t>
+              <w:t xml:space="preserve">19</w:t>
             </w:r>
           </w:p>
         </w:tc>
@@ -2108,7 +2108,7 @@
                 <w:sz w:val="18"/>
                 <w:szCs w:val="18"/>
               </w:rPr>
-              <w:t xml:space="preserve">whether you can carry the week's methods to another company and name what changed, the metric, the constraint and the cost of an error</w:t>
+              <w:t xml:space="preserve">whether you can carry the week's methods to another company and say what changes there</w:t>
             </w:r>
           </w:p>
         </w:tc>
@@ -2509,7 +2509,7 @@
                 <w:sz w:val="18"/>
                 <w:szCs w:val="18"/>
               </w:rPr>
-              <w:t xml:space="preserve">8</w:t>
+              <w:t xml:space="preserve">9</w:t>
             </w:r>
           </w:p>
         </w:tc>
@@ -2545,7 +2545,7 @@
                 <w:sz w:val="18"/>
                 <w:szCs w:val="18"/>
               </w:rPr>
-              <w:t xml:space="preserve">23</w:t>
+              <w:t xml:space="preserve">22</w:t>
             </w:r>
           </w:p>
         </w:tc>
@@ -3899,7 +3899,7 @@
                 <w:sz w:val="18"/>
                 <w:szCs w:val="18"/>
               </w:rPr>
-              <w:t xml:space="preserve">A</w:t>
+              <w:t xml:space="preserve">B</w:t>
             </w:r>
           </w:p>
         </w:tc>
@@ -5063,7 +5063,7 @@
                 <w:sz w:val="18"/>
                 <w:szCs w:val="18"/>
               </w:rPr>
-              <w:t xml:space="preserve">C, D, B, A</w:t>
+              <w:t xml:space="preserve">E, B, D, F</w:t>
             </w:r>
           </w:p>
         </w:tc>
@@ -6626,7 +6626,7 @@
                 <w:sz w:val="18"/>
                 <w:szCs w:val="18"/>
               </w:rPr>
-              <w:t xml:space="preserve">Hard</w:t>
+              <w:t xml:space="preserve">Medium</w:t>
             </w:r>
           </w:p>
         </w:tc>
@@ -10883,7 +10883,7 @@
                 <w:sz w:val="18"/>
                 <w:szCs w:val="18"/>
               </w:rPr>
-              <w:t xml:space="preserve">C</w:t>
+              <w:t xml:space="preserve">D</w:t>
             </w:r>
           </w:p>
         </w:tc>
@@ -11465,7 +11465,7 @@
                 <w:sz w:val="18"/>
                 <w:szCs w:val="18"/>
               </w:rPr>
-              <w:t xml:space="preserve">Seasonal naive: October Rs 427.6 lakh and November Rs 297.0 lakh, which puts the spike in October. Festival-aligned for November, Diwali's month in 2026: October 2025's Rs 427.6 lakh times 1.04, about Rs 444.7 lakh. The spike belongs in November.</w:t>
+              <w:t xml:space="preserve">Seasonal naive: October Rs 427.6 lakh and November Rs 297.0 lakh, which puts the spike in October. Festival-aligned: November, Diwali's month in 2026, gets October 2025's Rs 427.6 lakh times 1.04, about Rs 444.7 lakh, and October gets November 2025's Rs 297.0 lakh times 1.04, about Rs 308.9 lakh. The spike belongs in November.</w:t>
             </w:r>
           </w:p>
         </w:tc>
@@ -14084,7 +14084,7 @@
                 <w:sz w:val="18"/>
                 <w:szCs w:val="18"/>
               </w:rPr>
-              <w:t xml:space="preserve">A</w:t>
+              <w:t xml:space="preserve">D</w:t>
             </w:r>
           </w:p>
         </w:tc>
@@ -14909,7 +14909,7 @@
                 <w:sz w:val="21"/>
                 <w:szCs w:val="21"/>
               </w:rPr>
-              <w:t xml:space="preserve">   Key A</w:t>
+              <w:t xml:space="preserve">   Key B</w:t>
             </w:r>
             <w:r>
               <w:rPr>
@@ -14944,7 +14944,7 @@
                 <w:sz w:val="21"/>
                 <w:szCs w:val="21"/>
               </w:rPr>
-              <w:t xml:space="preserve">Summed, the six drivers' hours went from 60 to 74, up 23 percent, while their trips fell from 114 to 88, so trips per online hour fell from 1.90 to 1.19. E and F, in the outer zones, added 10 hours between them and lost 30 trips, while A to D added 4 hours and 4 trips. The note is a number hit while the outcome got worse, which is the proxy test failed: a driver can raise online hours by keeping the app open where riders are few. The six fall further than the city's 1.90 to 1.58 because two of them sit in the idle tail, a third of the sample against 15 percent of the city's 1,200 drivers, which a careful answer says aloud. The fix pays for completed peak trips with an acceptance floor as the guardrail.</w:t>
+              <w:t xml:space="preserve">Summed, the six drivers' hours went from 60 to 74 while their trips fell from 114 to 88, so trips per online hour fell from 1.90 to 1.19: add the trips, add the hours, divide once. The 1.31 is the average of each driver's own rate, which gives a 10-hour week the weight of a 16-hour week and so understates how far the six fell. The six fall further than the city because they were picked to show the mechanism: E and F, in two of the three outer zones, added 10 hours between them and lost 30 trips, a third of this sample against 15 percent of the city's 1,200 drivers in the idle tail (Monday's case data). So the size goes to the city head as the city's own 1.90 to 1.58 from Exhibit 1A, about 17 percent, with E and F as where the new hours went. The note itself fails the proxy test: a number hit while the outcome got worse.</w:t>
             </w:r>
           </w:p>
           <w:p>
@@ -14962,7 +14962,7 @@
                 <w:sz w:val="20"/>
                 <w:szCs w:val="20"/>
               </w:rPr>
-              <w:t xml:space="preserve">B.  </w:t>
+              <w:t xml:space="preserve">A.  </w:t>
             </w:r>
             <w:r>
               <w:rPr>
@@ -14971,7 +14971,7 @@
                 <w:sz w:val="20"/>
                 <w:szCs w:val="20"/>
               </w:rPr>
-              <w:t xml:space="preserve">Hours rose, and trips fell 23 percent with them; A to D held their rate, but E and F made 5 trips in 30 hours after the launch, and the note hides them inside the total.</w:t>
+              <w:t xml:space="preserve">1.31 averages the drivers' own rates and understates the six's fall, and a 31 percent fall told as the city's ignores the 1.58 that Exhibit 1A prints for the city.</w:t>
             </w:r>
           </w:p>
           <w:p>
@@ -14998,7 +14998,7 @@
                 <w:sz w:val="20"/>
                 <w:szCs w:val="20"/>
               </w:rPr>
-              <w:t xml:space="preserve">Rider requests rose 1.8 percent city-wide; E and F were shown fewer offers because they sat in outer zones where riders are few, which is the gaming, never a fall in demand.</w:t>
+              <w:t xml:space="preserve">1.19 is right for the six, who were picked to show the mechanism with two outer-zone drivers among them; the city's own rate fell to 1.58, about 17 percent, so a 37 percent fall more than doubles the city's.</w:t>
             </w:r>
           </w:p>
           <w:p>
@@ -15025,7 +15025,7 @@
                 <w:sz w:val="20"/>
                 <w:szCs w:val="20"/>
               </w:rPr>
-              <w:t xml:space="preserve">1.31 is the average of each driver's own rate, which gives a 10-hour week and a 16-hour week the same weight; the city's rate is all trips over all hours, and both fell. A higher floor per online hour pays more for the same idle hours, the thing the rows show going wrong.</w:t>
+              <w:t xml:space="preserve">1.31 averages each driver's own rate, giving a 10-hour week the weight of a 16-hour week, so the six fell further than it says: all trips over all hours is 1.19.</w:t>
             </w:r>
           </w:p>
           <w:p>
@@ -15051,7 +15051,7 @@
                 <w:sz w:val="21"/>
                 <w:szCs w:val="21"/>
               </w:rPr>
-              <w:t xml:space="preserve">Before I call online hours supply, I ask whether a driver could raise them without a rider being served, and I read trips per online hour and the wait by zone beside them.</w:t>
+              <w:t xml:space="preserve">I add the trips and the hours before I divide, and I size a change on the city's own numbers, keeping a hand-picked sample to show where it happened.</w:t>
             </w:r>
           </w:p>
           <w:p>
@@ -15402,7 +15402,7 @@
                 <w:sz w:val="21"/>
                 <w:szCs w:val="21"/>
               </w:rPr>
-              <w:t xml:space="preserve">0.04 of the 0.11 rise is about 36 percent, and it came from counting a new kind of account, so that much of the year's rise reflected no change in what households held. The line that shows it is the dated change log: every change to what is counted carries a date and a note, and the year of the change prints the ratio on both definitions so a reader can see the step. The SEC's order (Release 34-88257, checked 13 October 2026) says investors were not told of the 2013 addition, which is the breach, and that the rest of the 0.11 came from accounts and products inactive for at least 365 days, so none of the year's rise was households using more.</w:t>
+              <w:t xml:space="preserve">0.04 of the 0.11 rise is about 36 percent, and it came from counting a new kind of account, so that much of the year's rise reflected no change in what households held. 57 percent sets the change against the rest of the rise, 0.04 over 0.07, a ratio of two parts and no share of the whole. The record that shows a change of definition is the dated change log: every change to what is counted carries a date and a note, and the year of the change prints the ratio on both definitions so a reader can see the step. A satisfaction guardrail could not show it, since counting existing remittance accounts changed nothing a customer saw. The SEC's order (Release 34-88257, checked 13 October 2026) says investors were not told of the 2013 addition, which is the breach, and that the rest of the 0.11 came from accounts and products inactive for at least 365 days, so none of the year's rise was households using more.</w:t>
             </w:r>
           </w:p>
           <w:p>
@@ -15429,7 +15429,7 @@
                 <w:sz w:val="20"/>
                 <w:szCs w:val="20"/>
               </w:rPr>
-              <w:t xml:space="preserve">Satisfaction surveys measure the customers' view, and the order says staff changed contact details so the surveys missed them; a guardrail the measured can redirect guards nothing, and neither would catch a definition change.</w:t>
+              <w:t xml:space="preserve">0.04 over the remaining 0.07 sets one part of the rise against the other; the change's share of the 0.11 rise is 0.04 over 0.11, about 36 percent.</w:t>
             </w:r>
           </w:p>
           <w:p>
@@ -15456,7 +15456,7 @@
                 <w:sz w:val="20"/>
                 <w:szCs w:val="20"/>
               </w:rPr>
-              <w:t xml:space="preserve">The share is right; the window decides the period counted, and a shorter one counts the new accounts sooner without ever saying they are a new kind of account.</w:t>
+              <w:t xml:space="preserve">Counting existing remittance accounts changed nothing a customer saw, so satisfaction could not move, and the order says staff changed contact details so the surveys missed customers anyway.</w:t>
             </w:r>
           </w:p>
           <w:p>
@@ -15483,7 +15483,7 @@
                 <w:sz w:val="20"/>
                 <w:szCs w:val="20"/>
               </w:rPr>
-              <w:t xml:space="preserve">The accounts may be real products, and the ratio still rose by counting a new kind of account that the year before did not count, which says nothing about households holding more.</w:t>
+              <w:t xml:space="preserve">0.04 over 0.07 is a ratio of two parts, and no customer felt remittance accounts join the count, so a satisfaction guardrail could not have shown the change.</w:t>
             </w:r>
           </w:p>
           <w:p>
@@ -15798,7 +15798,7 @@
                 <w:sz w:val="21"/>
                 <w:szCs w:val="21"/>
               </w:rPr>
-              <w:t xml:space="preserve">   Key C, D, B, A</w:t>
+              <w:t xml:space="preserve">   Key E, B, D, F</w:t>
             </w:r>
             <w:r>
               <w:rPr>
@@ -15833,7 +15833,88 @@
                 <w:sz w:val="21"/>
                 <w:szCs w:val="21"/>
               </w:rPr>
-              <w:t xml:space="preserve">A one-slide answer runs claim, evidence, caveat, action: the title states the claim a reader could act on from the title alone, one number with its denominator carries it, the caveat sits in plain sight, and the action names its cost and who signs. The topic title (e) gives the reader nothing to act on, and "peak online hours up 24 percent" (f) is Monday's trap resold, the number that looked like success while trips per online hour fell from 1.90 to 1.58. The second claim title (g) rests on the flattering denominator: bookings per active driver-week rose 0.8 percent, Rs 5,817 to Rs 5,861, only because each driver-week carried about four more online hours while each hour earned Rs 260 against Rs 314. The order is Tuesday's template, the Week 1 four-part note on one slide; the action closes the slide because its six-week test answers the caveat above it.</w:t>
+              <w:t xml:space="preserve">The template's slots fix the order, claim, evidence, caveat, action, so the item is which line fills each slot. The claim reads the denominator the scheme pays for: the guarantee pays per online hour, and bookings per peak online hour fell from Rs 314 to Rs 260 at the same Rs 165 fare, so each hour carried fewer trips (e, with b as its evidence). Bookings per active driver-week rose 0.8 percent, Rs 5,817 to Rs 5,861, only because each driver-week carried about four more online hours while each hour earned Rs 260 against Rs 314, so the claim and evidence built on it (c and g) are the flattering denominator. The caveat leaves part of the fall to the season, and the action answers it: a test on half the drivers, picked at random, runs the old pay and the new in the same weeks, so the season falls on both halves and the difference is the redesign's (f). Moving every driver at once (a) leaves nothing to compare with, so the season and the redesign stay mixed. The template is the Week 1 four-part note on one slide.</w:t>
+            </w:r>
+          </w:p>
+          <w:p>
+            <w:pPr>
+              <w:keepNext/>
+              <w:spacing w:after="40" w:line="264"/>
+              <w:ind w:left="360" w:hanging="360"/>
+            </w:pPr>
+            <w:r>
+              <w:rPr>
+                <w:rFonts w:ascii="Arial" w:cs="Arial" w:eastAsia="Arial" w:hAnsi="Arial"/>
+                <w:b/>
+                <w:bCs/>
+                <w:color w:val="1C1B16"/>
+                <w:sz w:val="20"/>
+                <w:szCs w:val="20"/>
+              </w:rPr>
+              <w:t xml:space="preserve">A.  </w:t>
+            </w:r>
+            <w:r>
+              <w:rPr>
+                <w:rFonts w:ascii="Arial" w:cs="Arial" w:eastAsia="Arial" w:hAnsi="Arial"/>
+                <w:color w:val="1C1B16"/>
+                <w:sz w:val="20"/>
+                <w:szCs w:val="20"/>
+              </w:rPr>
+              <w:t xml:space="preserve">A city-wide switch from Monday leaves no drivers on the old pay, so the season and the redesign stay mixed and the caveat above it goes unanswered; the test on half the drivers answers it.</w:t>
+            </w:r>
+          </w:p>
+          <w:p>
+            <w:pPr>
+              <w:keepNext/>
+              <w:spacing w:after="40" w:line="264"/>
+              <w:ind w:left="360" w:hanging="360"/>
+            </w:pPr>
+            <w:r>
+              <w:rPr>
+                <w:rFonts w:ascii="Arial" w:cs="Arial" w:eastAsia="Arial" w:hAnsi="Arial"/>
+                <w:b/>
+                <w:bCs/>
+                <w:color w:val="1C1B16"/>
+                <w:sz w:val="20"/>
+                <w:szCs w:val="20"/>
+              </w:rPr>
+              <w:t xml:space="preserve">C.  </w:t>
+            </w:r>
+            <w:r>
+              <w:rPr>
+                <w:rFonts w:ascii="Arial" w:cs="Arial" w:eastAsia="Arial" w:hAnsi="Arial"/>
+                <w:color w:val="1C1B16"/>
+                <w:sz w:val="20"/>
+                <w:szCs w:val="20"/>
+              </w:rPr>
+              <w:t xml:space="preserve">Bookings per active driver-week rose only because each driver-week carried about four more online hours while each hour earned Rs 54 less, so the title reads the flattering denominator.</w:t>
+            </w:r>
+          </w:p>
+          <w:p>
+            <w:pPr>
+              <w:keepNext/>
+              <w:spacing w:after="40" w:line="264"/>
+              <w:ind w:left="360" w:hanging="360"/>
+            </w:pPr>
+            <w:r>
+              <w:rPr>
+                <w:rFonts w:ascii="Arial" w:cs="Arial" w:eastAsia="Arial" w:hAnsi="Arial"/>
+                <w:b/>
+                <w:bCs/>
+                <w:color w:val="1C1B16"/>
+                <w:sz w:val="20"/>
+                <w:szCs w:val="20"/>
+              </w:rPr>
+              <w:t xml:space="preserve">G.  </w:t>
+            </w:r>
+            <w:r>
+              <w:rPr>
+                <w:rFonts w:ascii="Arial" w:cs="Arial" w:eastAsia="Arial" w:hAnsi="Arial"/>
+                <w:color w:val="1C1B16"/>
+                <w:sz w:val="20"/>
+                <w:szCs w:val="20"/>
+              </w:rPr>
+              <w:t xml:space="preserve">The same flattering denominator as evidence: it carries the scheme-pays-its-way title, and the scheme pays per online hour, where bookings fell from Rs 314 to Rs 260.</w:t>
             </w:r>
           </w:p>
           <w:p>
@@ -15859,7 +15940,7 @@
                 <w:sz w:val="21"/>
                 <w:szCs w:val="21"/>
               </w:rPr>
-              <w:t xml:space="preserve">Claim in the title, one number with its denominator, the caveat on the page, then the action with its cost and who signs it.</w:t>
+              <w:t xml:space="preserve">Claim in the title, one number with its denominator, the caveat on the page, then the action with its cost and who signs it, an action that answers the caveat.</w:t>
             </w:r>
           </w:p>
           <w:p>
@@ -15981,7 +16062,7 @@
                 <w:sz w:val="21"/>
                 <w:szCs w:val="21"/>
               </w:rPr>
-              <w:t xml:space="preserve">"Riders got little" is the wait, which barely moved from 4.8 to 4.6 minutes, and "for the Rs 1.9 crore" is the price of each extra trip: Rs 1.9 crore over the 6,700 extra peak trips is about Rs 2,836 for a trip worth Rs 165. Offers shown belong on driver operations' page, bookings per active driver-week on finance's, and the 61 percent split on the page that answers where the money went. Each moves to an appendix page headed by the question its owner will ask; the caveat, which this draft does not list, would stay on the slide.</w:t>
+              <w:t xml:space="preserve">The claim has two halves. "Riders got little" is what riders received, and the wait barely moved, from 4.8 to 4.6 minutes; rider requests are what riders asked for, so they cannot show what riders got. "For the Rs 1.9 crore" is the price of what the money bought: Rs 1.9 crore over the 6,700 extra peak trips (230,900 against 224,200, Exhibit 1A) is about Rs 2,836 for a trip worth Rs 165. Rs 82 a completed trip spreads the same money over all 230,900 trips, though the six weeks before carried 224,200 with no top-up at all, so it prices the average trip and hides how little the money bought. Requests go to marketing's page, the Rs 82 to finance's and the 61 percent split to the page that answers where the money went; the caveat, which this draft does not list, would stay on the slide.</w:t>
             </w:r>
           </w:p>
           <w:p>
@@ -16008,7 +16089,7 @@
                 <w:sz w:val="20"/>
                 <w:szCs w:val="20"/>
               </w:rPr>
-              <w:t xml:space="preserve">Offers shown rose because declined requests are offered again, which is driver operations' question and says nothing about what riders got.</w:t>
+              <w:t xml:space="preserve">Requests count what riders asked for, and they rose 1.8 percent; what riders got is the wait, and requests belong on marketing's page.</w:t>
             </w:r>
           </w:p>
           <w:p>
@@ -16035,7 +16116,7 @@
                 <w:sz w:val="20"/>
                 <w:szCs w:val="20"/>
               </w:rPr>
-              <w:t xml:space="preserve">Bookings per active driver-week rose 0.8 percent because each driver-week carried about four more online hours; it is finance's number and flatters the scheme.</w:t>
+              <w:t xml:space="preserve">Rs 82 spreads the top-up over every completed trip, though the six weeks before carried 224,200 trips with no top-up; what the Rs 1.9 crore bought is the 6,700 extra trips, Rs 2,836 each.</w:t>
             </w:r>
           </w:p>
           <w:p>
@@ -16088,7 +16169,7 @@
                 <w:sz w:val="21"/>
                 <w:szCs w:val="21"/>
               </w:rPr>
-              <w:t xml:space="preserve">I keep what the claim needs and send the rest to one appendix page per role, each headed by the question that role will ask; I never send the caveat there.</w:t>
+              <w:t xml:space="preserve">I keep what the claim needs, priced at the margin, and send the rest to one appendix page per role, each headed by the question that role will ask; I never send the caveat there.</w:t>
             </w:r>
           </w:p>
           <w:p>
@@ -16210,7 +16291,7 @@
                 <w:sz w:val="21"/>
                 <w:szCs w:val="21"/>
               </w:rPr>
-              <w:t xml:space="preserve">False. The defence has four moves: restate the objection until its owner agrees, answer from the evidence, concede what is true, and say what would change your mind. Finance is partly right, since the monsoon ended inside the six weeks and there are no weeks from last year. The evidence answers the rest: in the last three weeks after the launch, weekly rider requests were back inside the range of the six weeks before (41,161 to 42,602 against 41,155 to 42,719), while trips per online hour ran at 1.56 against 1.90. What would change the analyst's mind is a city where the rains ended and no scheme launched, with trips per hour falling as far.</w:t>
+              <w:t xml:space="preserve">False. The defence has four moves: restate the objection until its owner agrees, answer from the evidence, concede what is true, and say what would change your mind. Finance is partly right, since the monsoon ended inside the six weeks and there are no weeks from last year. The evidence that separates the season from the scheme is demand: in the last three weeks after the launch, weekly rider requests were back inside the range of the six weeks before (41,161 to 42,602 against 41,155 to 42,719), while trips per online hour ran at 1.56 against 1.90, so riders asked as often as before and each online hour still carried fewer trips. A slide from 1.58 to 1.56 cannot answer finance, because a season that thinned demand would show the same slide. What would change the analyst's mind is a city where the rains ended and no scheme launched, with trips per hour falling as far.</w:t>
             </w:r>
           </w:p>
           <w:p>
@@ -16237,7 +16318,7 @@
                 <w:sz w:val="20"/>
                 <w:szCs w:val="20"/>
               </w:rPr>
-              <w:t xml:space="preserve">Conceding nothing is the weak defence: the room hears the true part go unanswered, and the claim loses the people who already believe it.</w:t>
+              <w:t xml:space="preserve">Conceding nothing leaves the true part, the monsoon and the missing weeks from last year, unanswered in the room, and the claim loses the people who already believe it.</w:t>
             </w:r>
           </w:p>
           <w:p>
@@ -16264,7 +16345,7 @@
                 <w:sz w:val="20"/>
                 <w:szCs w:val="20"/>
               </w:rPr>
-              <w:t xml:space="preserve">The fare held, which says each trip earned the same; it cannot say whether the season cut the trips an hour carries, which is finance's point.</w:t>
+              <w:t xml:space="preserve">Conceding nothing is the weak defence, and the slide from 1.58 to 1.56 is what finance's own story predicts, since a season that thinned demand would show the same slide; only the requests separate the two.</w:t>
             </w:r>
           </w:p>
           <w:p>
@@ -16291,7 +16372,7 @@
                 <w:sz w:val="20"/>
                 <w:szCs w:val="20"/>
               </w:rPr>
-              <w:t xml:space="preserve">The concession is right and the evidence is wrong: a steady fare says each trip earned the same, and it cannot say whether the season cut the trips an hour carries, which is the finance partner's point; the requests and the trips per hour answer it.</w:t>
+              <w:t xml:space="preserve">A slide from 1.58 to 1.56 fits the season as well as the scheme; only requests back in their old range, with trips per hour still at 1.56 against 1.90, separate the two.</w:t>
             </w:r>
           </w:p>
           <w:p>
@@ -16317,7 +16398,7 @@
                 <w:sz w:val="21"/>
                 <w:szCs w:val="21"/>
               </w:rPr>
-              <w:t xml:space="preserve">I restate the objection, answer it from the evidence, concede the true part in the open, and say which fact would change my mind.</w:t>
+              <w:t xml:space="preserve">I restate the objection, answer it from the evidence that separates the two causes, concede the true part in the open, and say which fact would change my mind.</w:t>
             </w:r>
           </w:p>
           <w:p>
@@ -16668,7 +16749,61 @@
                 <w:sz w:val="21"/>
                 <w:szCs w:val="21"/>
               </w:rPr>
-              <w:t xml:space="preserve">Clarify (b), map (d), calculate (e), validate (a): the dojo's four steps. The chain's numbers are assumptions said aloud: about 1 crore people, 1 weekday Uber trip for every 100 people, a quarter of the day's trips in the three evening hours, 2.4 trips an hour for a busy driver and about 30 percent of online drivers idle at a moment, so 1.68 trips per online driver-hour, and a buffer of 1.15. The check compares like with like, online driver-hours per completed trip, 0.60 in the chain against the case's 0.53, so the chain runs about an eighth high and the checked answer is about 5,000 to 5,700. Step c checks in the wrong unit: 8,333 trips an hour over 2.13 rider requests per online hour, about 3,900, divides trips served by riders asking, and requests ran above trips (251,910 against 224,200 before the launch), so it moves the answer the wrong way.</w:t>
+              <w:t xml:space="preserve">Clarify (b), map (d), calculate (e), validate (a): the dojo's four steps. The chain's numbers are assumptions said aloud: about 1 crore people, 1 weekday Uber trip for every 100 people, a quarter of the day's trips in the three evening hours, 2.4 trips an hour for a busy driver and about 30 percent of online drivers idle at a moment, so 1.68 trips per online driver-hour, and a buffer of 1.15. The check compares like with like, online driver-hours per completed trip, 0.60 in the chain against the case's 0.53: the city's drivers needed fewer hours for a trip than the chain assumes, so the chain runs about an eighth high and the answer moves down, to about 5,000 at the case's own 1.90 trips an hour, 8,333 over 1.90 times 1.15. Step f moves the right comparison the wrong way, multiplying by 0.60 over 0.53 where it should divide, which lands near 6,450. Step c checks in the wrong unit: 8,333 trips an hour over 2.13 rider requests per online hour, about 3,900, divides trips served by riders asking, and requests ran above trips (251,910 against 224,200 before the launch), so it moves the answer the wrong way.</w:t>
+            </w:r>
+          </w:p>
+          <w:p>
+            <w:pPr>
+              <w:keepNext/>
+              <w:spacing w:after="40" w:line="264"/>
+              <w:ind w:left="360" w:hanging="360"/>
+            </w:pPr>
+            <w:r>
+              <w:rPr>
+                <w:rFonts w:ascii="Arial" w:cs="Arial" w:eastAsia="Arial" w:hAnsi="Arial"/>
+                <w:b/>
+                <w:bCs/>
+                <w:color w:val="1C1B16"/>
+                <w:sz w:val="20"/>
+                <w:szCs w:val="20"/>
+              </w:rPr>
+              <w:t xml:space="preserve">C.  </w:t>
+            </w:r>
+            <w:r>
+              <w:rPr>
+                <w:rFonts w:ascii="Arial" w:cs="Arial" w:eastAsia="Arial" w:hAnsi="Arial"/>
+                <w:color w:val="1C1B16"/>
+                <w:sz w:val="20"/>
+                <w:szCs w:val="20"/>
+              </w:rPr>
+              <w:t xml:space="preserve">Rider requests per online hour is the wrong unit for a chain that counts trips served, and requests ran above trips before the launch, so the check pulls the answer down to about 3,900 for the wrong reason.</w:t>
+            </w:r>
+          </w:p>
+          <w:p>
+            <w:pPr>
+              <w:keepNext/>
+              <w:spacing w:after="40" w:line="264"/>
+              <w:ind w:left="360" w:hanging="360"/>
+            </w:pPr>
+            <w:r>
+              <w:rPr>
+                <w:rFonts w:ascii="Arial" w:cs="Arial" w:eastAsia="Arial" w:hAnsi="Arial"/>
+                <w:b/>
+                <w:bCs/>
+                <w:color w:val="1C1B16"/>
+                <w:sz w:val="20"/>
+                <w:szCs w:val="20"/>
+              </w:rPr>
+              <w:t xml:space="preserve">F.  </w:t>
+            </w:r>
+            <w:r>
+              <w:rPr>
+                <w:rFonts w:ascii="Arial" w:cs="Arial" w:eastAsia="Arial" w:hAnsi="Arial"/>
+                <w:color w:val="1C1B16"/>
+                <w:sz w:val="20"/>
+                <w:szCs w:val="20"/>
+              </w:rPr>
+              <w:t xml:space="preserve">0.53 hours a trip against the chain's 0.60 means each trip needed fewer driver-hours than the chain assumed, so the answer falls toward 5,000; scaling up to 6,450 multiplies where it should divide.</w:t>
             </w:r>
           </w:p>
           <w:p>
@@ -16694,7 +16829,7 @@
                 <w:sz w:val="21"/>
                 <w:szCs w:val="21"/>
               </w:rPr>
-              <w:t xml:space="preserve">Clarify the moment and the window, say the formula, calculate aloud with a unit on every factor, then check against a figure in the same unit and move the answer if the check says so.</w:t>
+              <w:t xml:space="preserve">Clarify the moment and the window, say the formula, calculate aloud with a unit on every factor, then check against a figure in the same unit and move the answer the way the check points.</w:t>
             </w:r>
           </w:p>
           <w:p>
@@ -16790,7 +16925,7 @@
                 <w:sz w:val="18"/>
                 <w:szCs w:val="18"/>
               </w:rPr>
-              <w:t xml:space="preserve">   More than one correct, Hard, [S], Tue</w:t>
+              <w:t xml:space="preserve">   More than one correct, Medium, [S], Tue</w:t>
             </w:r>
           </w:p>
           <w:p>
@@ -16816,7 +16951,7 @@
                 <w:sz w:val="21"/>
                 <w:szCs w:val="21"/>
               </w:rPr>
-              <w:t xml:space="preserve">Two hold. NPCI's 24.07 billion for September 2026, over that month's 30 days, is the 802 million a day Outlook Money reported (2 October 2026, checked 13 October 2026), and a per-day estimate is compared per day. DMart's revenue spread over the stores open across the year, the average of 415 and 500, gives about Rs 146 crore a store (Avenue Supermarts, 2 May 2026, checked 13 October 2026). It is a rough check: 58 of the 85 new stores opened in the last quarter, so with openings spread evenly the year held about 439 store-years, about Rs 152 crore each, and a first-year estimate sits below either figure. Flipkart's own text says 6.3 million concurrent users in a minute; the 63 is in its web address. Households are people divided by about four, 20 lakh over 4 is 5 lakh, so eight million households is people multiplied.</w:t>
+              <w:t xml:space="preserve">Two hold. NPCI's 24.07 billion for September 2026, over that month's 30 days, is the 802 million a day Outlook Money reported (2 October 2026, checked 13 October 2026), and a per-day estimate is compared per day. DMart's revenue spread over the stores open across the year, the average of 415 and 500, gives about Rs 146 crore a store (Avenue Supermarts, 2 May 2026, checked 13 October 2026). It is a rough check: 58 of the 85 new stores opened in the last quarter, so with openings spread evenly the year held about 439 store-years, about Rs 152 crore each, and a first-year estimate sits below either figure. Flipkart's own words say 6.3 million concurrent users in a minute, and 63 is the number in the post's web address, a decimal point lost. The drill city's households are right at 5 lakh, and households are not users: a household of four holds several people who pay, so the check sets households against people.</w:t>
             </w:r>
           </w:p>
           <w:p>
@@ -16843,7 +16978,7 @@
                 <w:sz w:val="20"/>
                 <w:szCs w:val="20"/>
               </w:rPr>
-              <w:t xml:space="preserve">The page's text says 6.3 million (Flipkart Stories, 9 October 2026, checked 13 October 2026); the web address reads 63, so the check is ten times high, and "concurrent in a minute" mixes a moment with a minute.</w:t>
+              <w:t xml:space="preserve">The post's own words, printed in the stem, say 6.3 million (Flipkart Stories, 9 October 2026, checked 13 October 2026); 63 is the figure in its web address, so the check runs ten times high.</w:t>
             </w:r>
           </w:p>
           <w:p>
@@ -16870,7 +17005,7 @@
                 <w:sz w:val="20"/>
                 <w:szCs w:val="20"/>
               </w:rPr>
-              <w:t xml:space="preserve">Households can never outnumber people; at four to a household, two million people make about 5 lakh households.</w:t>
+              <w:t xml:space="preserve">Two million over four is 5 lakh households, and an estimate of UPI users counts people, several to a household, so the check sets households against people.</w:t>
             </w:r>
           </w:p>
           <w:p>
@@ -17274,7 +17409,7 @@
                 <w:sz w:val="21"/>
                 <w:szCs w:val="21"/>
               </w:rPr>
-              <w:t xml:space="preserve">Milk's click-through held at 1.2 percent and other items rose from 6.2 to 6.4, so no row fell; what changed is milk's share of the impressions, from 2 to 50 percent, and half the impressions at 1.2 with half at 6.4 is the strip's 3.8. By slot, the clicks lost to milk per 100 impressions are its share times the gap: 0.70 times (8.2 less 1.4), about 4.76 in slot 1; 0.50 times (6.8 less 1.1), about 2.85 in slot 2; and 0.30 times (5.4 less 0.9), about 1.35 in slot 3. So slot 1 loses most, and ranking by lift above a support floor recovers most there.</w:t>
+              <w:t xml:space="preserve">Milk's click-through held at 1.2 percent and other items rose from 6.2 to 6.4, so no row fell; what changed is milk's share of the impressions, from 2 to 50 percent, and half the impressions at 1.2 with half at 6.4 is the strip's 3.8. The loss sits where milk displaced the most clicks: its share times the gap it opens, 0.70 times (8.2 less 1.4), about 4.76 clicks per 100 impressions in slot 1; 0.50 times (6.8 less 1.1), about 2.85 in slot 2; and 0.30 times (5.4 less 0.9), about 1.35 in slot 3. So slot 1 is re-ranked first, by lift above a support floor. Slot 3's other items click least because it is the third slot, before and after the switch, and it loses the fewest clicks to milk.</w:t>
             </w:r>
           </w:p>
           <w:p>
@@ -17301,7 +17436,7 @@
                 <w:sz w:val="20"/>
                 <w:szCs w:val="20"/>
               </w:rPr>
-              <w:t xml:space="preserve">Every row held or rose; the strip's rate fell because milk took half the impressions, so the habit story names a cause the rows refuse.</w:t>
+              <w:t xml:space="preserve">Slot 1 did fall furthest, and the cause is milk's 70 percent share of its impressions; milk held at 1.2 percent and other items rose in every slot, so no shopper habit changed.</w:t>
             </w:r>
           </w:p>
           <w:p>
@@ -17328,7 +17463,7 @@
                 <w:sz w:val="20"/>
                 <w:szCs w:val="20"/>
               </w:rPr>
-              <w:t xml:space="preserve">Slot 3 clicks lowest because it is the third slot, before and after the switch; it loses the fewest clicks to milk, about 1.35 per 100 impressions.</w:t>
+              <w:t xml:space="preserve">Slot 3 clicks lowest because it is the third slot, before and after the switch, and it loses the fewest clicks to milk, about 1.35 per 100 impressions against 4.76 in slot 1.</w:t>
             </w:r>
           </w:p>
           <w:p>
@@ -17355,7 +17490,7 @@
                 <w:sz w:val="20"/>
                 <w:szCs w:val="20"/>
               </w:rPr>
-              <w:t xml:space="preserve">Milk clicked at 1.2 percent before and after; it was always the weak suggestion, and the ranking put it in half the impressions.</w:t>
+              <w:t xml:space="preserve">Every row held or rose, so the habit story names a cause the rows refuse, and slot 3's low rate is its position, the slot that loses least to milk.</w:t>
             </w:r>
           </w:p>
           <w:p>
@@ -18284,7 +18419,7 @@
                 <w:sz w:val="20"/>
                 <w:szCs w:val="20"/>
               </w:rPr>
-              <w:t xml:space="preserve">The same support does not make the pairs equally doubtful: 100 carts are a real pair and 2 baskets are not, and a watch list keeps both for evidence instead of dropping them.</w:t>
+              <w:t xml:space="preserve">The same support hides two different counts: Instamart's 100 carts already beat the 22 chance gives, so another quarter of carts adds nothing it lacks, which is a test of whether showing sauce sells sauce; only Kalpa's 2 baskets need counting again.</w:t>
             </w:r>
           </w:p>
           <w:p>
@@ -19011,7 +19146,7 @@
                 <w:sz w:val="21"/>
                 <w:szCs w:val="21"/>
               </w:rPr>
-              <w:t xml:space="preserve">A and B both declined, and C, a third of June's members in their first and strongest month, held the blend at 41 percent; the headline names the decline and its cause. Zomato Gold's dashboard did the same in Chennai, holding month-two retention at 38 percent while each signup month's month one fell from 58 percent in January to 49 in July, and Kalpa's Retail-Plus tier read 41 percent in July, August and September while every cohort fell, which Thursday's lab found. Fixing each member's entry month is what lets the decline show.</w:t>
+              <w:t xml:space="preserve">A and B both fell, A from 50 to 46 and B from 38 to 35, and C, a third of June's members in its first month, held the blend up; the headline names the fall and its cause. Without C, June's blend is A's 460 and B's 1,050 retained of their 4,000 members, 1,510 of 4,000, about 37.8 percent, which is the size of what C hid. Zomato Gold's dashboard did the same in Chennai, holding month-two retention at 38 percent while each signup month's month one fell from 58 percent in January to 49 in July, and Kalpa's Retail-Plus tier held flat in July, August and September while every cohort fell, which Thursday's lab found. Fixing each member's entry month is what lets the decline show.</w:t>
             </w:r>
           </w:p>
           <w:p>
@@ -19038,7 +19173,7 @@
                 <w:sz w:val="20"/>
                 <w:szCs w:val="20"/>
               </w:rPr>
-              <w:t xml:space="preserve">C retains better only because it is in its first month; read at the same age, every cohort here falls.</w:t>
+              <w:t xml:space="preserve">40.5 averages A's 46 and B's 35 as if the two cohorts were the same size, and B is three times A, so the weighted blend is 1,510 of 4,000, about 37.8 percent.</w:t>
             </w:r>
           </w:p>
           <w:p>
@@ -19065,7 +19200,7 @@
                 <w:sz w:val="20"/>
                 <w:szCs w:val="20"/>
               </w:rPr>
-              <w:t xml:space="preserve">A flat 41 percent hides two falling cohorts, so a plan that changes nothing keeps losing the members already in.</w:t>
+              <w:t xml:space="preserve">C's 47.5 in June sits above both existing cohorts in the same month, 46 and 35, so C is what holds the blend up; the comparison sets C's June beside A's May, a different month, and leaves out B, three times A's size.</w:t>
             </w:r>
           </w:p>
           <w:p>
@@ -19092,7 +19227,7 @@
                 <w:sz w:val="20"/>
                 <w:szCs w:val="20"/>
               </w:rPr>
-              <w:t xml:space="preserve">Cohort C's 47.5 percent is its first month and cohort A's 50 percent in May is A at an older age, so the comparison sets two ages side by side; read at the same age, A and B fell and C propped the blend.</w:t>
+              <w:t xml:space="preserve">C retains above both existing cohorts in June, so it props the blend, and 40.5 averages two cohorts of very different sizes.</w:t>
             </w:r>
           </w:p>
           <w:p>
@@ -19118,7 +19253,7 @@
                 <w:sz w:val="21"/>
                 <w:szCs w:val="21"/>
               </w:rPr>
-              <w:t xml:space="preserve">A flat blend over falling cohorts is a mix effect, so I say the cohorts fell, name the cohort that propped up the blend, and show each at the same age.</w:t>
+              <w:t xml:space="preserve">A flat blend over falling cohorts is a mix effect, so I say the cohorts fell, size the fall without the newcomers, name the cohort that propped the blend, and show each at the same age.</w:t>
             </w:r>
           </w:p>
           <w:p>
@@ -19496,7 +19631,7 @@
                 <w:sz w:val="20"/>
                 <w:szCs w:val="20"/>
               </w:rPr>
-              <w:t xml:space="preserve">3,198 is the loss over the 17 days; a week is 7 of them, about 1,317 orders.</w:t>
+              <w:t xml:space="preserve">3,198 is the loss over the 17 days, and a week is 7 of them, about 1,317 orders.</w:t>
             </w:r>
           </w:p>
           <w:p>
@@ -19523,7 +19658,7 @@
                 <w:sz w:val="20"/>
                 <w:szCs w:val="20"/>
               </w:rPr>
-              <w:t xml:space="preserve">The number is the members' loss and the diagnosis is wrong: non-members on Android went from 52 to 51 percent on the same checkout, so the fault is in the member path, and rolling back everyone's checkout loses what non-members kept.</w:t>
+              <w:t xml:space="preserve">The sale cohort's members use every platform, and iOS members (57 to 56) and web members (55 to 55) held while Android members fell from the release date, so the break is the Android member path.</w:t>
             </w:r>
           </w:p>
           <w:p>
@@ -19550,7 +19685,7 @@
                 <w:sz w:val="20"/>
                 <w:szCs w:val="20"/>
               </w:rPr>
-              <w:t xml:space="preserve">The sale cohort's weak month one is a separate cost; the checkout fall hit members on Android across every cohort from one date.</w:t>
+              <w:t xml:space="preserve">A weak cohort would have dragged members on every platform from August, and 3,198 is the 17-day loss labelled as a week.</w:t>
             </w:r>
           </w:p>
           <w:p>
@@ -19725,7 +19860,7 @@
                 <w:sz w:val="20"/>
                 <w:szCs w:val="20"/>
               </w:rPr>
-              <w:t xml:space="preserve">The numbers are right and the question is not: before a cohort chart's shape is read, it has to say what it divides by and what it counts; the acquisition quarter is a second question and explains nothing about a cell that rose with nobody's behaviour changing.</w:t>
+              <w:t xml:space="preserve">A cell that doubles when weak users leave has to say what it divides by and what it counts before its shape is read, and the acquisition quarter explains nothing about a cell that rose with nobody's behaviour changing.</w:t>
             </w:r>
           </w:p>
           <w:p>
@@ -19779,7 +19914,7 @@
                 <w:sz w:val="20"/>
                 <w:szCs w:val="20"/>
               </w:rPr>
-              <w:t xml:space="preserve">The bases are swapped: dividing by the 10 who joined gives the lower number, 40 percent.</w:t>
+              <w:t xml:space="preserve">60 percent reads the fourth quarter, and the acquisition quarter is a second question that cannot explain a cell lifted by dropping users.</w:t>
             </w:r>
           </w:p>
           <w:p>
@@ -19892,7 +20027,7 @@
                 <w:sz w:val="21"/>
                 <w:szCs w:val="21"/>
               </w:rPr>
-              <w:t xml:space="preserve">   Key C</w:t>
+              <w:t xml:space="preserve">   Key D</w:t>
             </w:r>
             <w:r>
               <w:rPr>
@@ -19927,7 +20062,7 @@
                 <w:sz w:val="21"/>
                 <w:szCs w:val="21"/>
               </w:rPr>
-              <w:t xml:space="preserve">Checkout per cart fell from 82 and 83 percent to 64 inside the window, which is the stage's conversion by date that settles the dispute. It rests on 11 carts: at the earlier 10 in 12, about 9 would have checked out and 7 did, so about 2 checkouts are missing in three weeks. The call is to flag the step with its dates and counts and read the next three weeks before anyone rebuilds it. Blended retention cannot see a step inside a session, so its flat 41 percent says nothing about the checkout.</w:t>
+              <w:t xml:space="preserve">Checkout per cart fell from 82 and 83 percent to 64 inside the window, which is the stage's conversion by date that settles the dispute. It rests on 11 carts: at the earlier 10 in 12, about 9 would have checked out and 7 did, so about 2 checkouts are missing in three weeks, too few to rebuild on and too many to wave away. The call is to flag the step with its dates and counts and read the next three weeks before anyone rebuilds it. Blended retention counts members who opened the app at all, so it cannot see a step inside a session, and its flat line says nothing about the checkout.</w:t>
             </w:r>
           </w:p>
           <w:p>
@@ -19954,7 +20089,7 @@
                 <w:sz w:val="20"/>
                 <w:szCs w:val="20"/>
               </w:rPr>
-              <w:t xml:space="preserve">Retention counts members who opened the app at all, so a member who opened it and failed to check out still counts as retained; the step fell while the blend held.</w:t>
+              <w:t xml:space="preserve">3 fewer counts checkouts across windows with different cart counts; at the old rate about 9 of the 11 would have checked out, so about 2 are missing, a reason to keep watching, never to close.</w:t>
             </w:r>
           </w:p>
           <w:p>
@@ -19981,7 +20116,7 @@
                 <w:sz w:val="20"/>
                 <w:szCs w:val="20"/>
               </w:rPr>
-              <w:t xml:space="preserve">The blend cannot see a step inside a session, so its flat 41 percent says nothing about the checkout in either direction; the evidence is the step's conversion by date, with its counts.</w:t>
+              <w:t xml:space="preserve">10 to 7 ignores that carts fell from 12 to 11, so about 2 checkouts are missing, and 11 carts can flag the step without proving anything.</w:t>
             </w:r>
           </w:p>
           <w:p>
@@ -19999,7 +20134,7 @@
                 <w:sz w:val="20"/>
                 <w:szCs w:val="20"/>
               </w:rPr>
-              <w:t xml:space="preserve">D.  </w:t>
+              <w:t xml:space="preserve">C.  </w:t>
             </w:r>
             <w:r>
               <w:rPr>
@@ -20269,7 +20404,7 @@
                 <w:sz w:val="21"/>
                 <w:szCs w:val="21"/>
               </w:rPr>
-              <w:t xml:space="preserve">   Key Seasonal naive: October Rs 427.6 lakh and November Rs 297.0 lakh, which puts the spike in October. Festival-aligned for November, Diwali's month in 2026: October 2025's Rs 427.6 lakh times 1.04, about Rs 444.7 lakh. The spike belongs in November.</w:t>
+              <w:t xml:space="preserve">   Key Seasonal naive: October Rs 427.6 lakh and November Rs 297.0 lakh, which puts the spike in October. Festival-aligned: November, Diwali's month in 2026, gets October 2025's Rs 427.6 lakh times 1.04, about Rs 444.7 lakh, and October gets November 2025's Rs 297.0 lakh times 1.04, about Rs 308.9 lakh. The spike belongs in November.</w:t>
             </w:r>
             <w:r>
               <w:rPr>
@@ -20304,7 +20439,7 @@
                 <w:sz w:val="21"/>
                 <w:szCs w:val="21"/>
               </w:rPr>
-              <w:t xml:space="preserve">The seasonal naive copies the same month a year earlier: October 2026 gets October 2025's Rs 427.6 lakh and November gets Rs 297.0 lakh, so it puts the spike in October. Diwali fell in October in 2024 and 2025 and falls on 8 November 2026, so the copy carries a festival month into a month with no festival. The baseline that puts the festival in its own month is the festival-aligned copy: November 2026, Diwali's month, gets last year's Diwali month, Rs 427.6 lakh times 1.04, about Rs 444.7 lakh. Accept the three numbers to the nearest lakh with November named. November 2024, straight after a Diwali on 31 October, shows no lift, so the festival's lift sits in its run-up; an answer that gives November the Diwali week and says part of the run-up may land in late October 2026 has gone further and is right. Friday's lab built the rest of the winter the same way, swapping last year's October and November, so October 2026 reads Rs 297.0 lakh times 1.04, about Rs 309 lakh on the printed figure. Both Octobers in the exhibit are about 1.44 times their November, which is the festival.</w:t>
+              <w:t xml:space="preserve">The seasonal naive copies the same month a year earlier: October 2026 gets October 2025's Rs 427.6 lakh and November gets Rs 297.0 lakh, so it puts the spike in October. Diwali fell in October in 2024 and 2025 and falls on 8 November 2026, so the copy carries a festival month into a month with no festival. The baseline that puts the festival in its own month is the festival-aligned copy, which swaps last year's two months: November 2026, Diwali's month, gets last year's Diwali month, Rs 427.6 lakh times 1.04, about Rs 444.7 lakh, and October 2026 gets last year's November, Rs 297.0 lakh times 1.04, about Rs 308.9 lakh on the printed figure (Friday's unrounded revenue gives Rs 308.8 lakh). Accept the four numbers to the nearest lakh with November named. November 2024, straight after a Diwali on 31 October, shows no lift, so the festival's lift sits in its run-up; an answer that gives November the Diwali week and says part of the run-up may land in late October 2026 has gone further and is right. Both Octobers in the exhibit are about 1.44 times their November, which is the festival.</w:t>
             </w:r>
           </w:p>
           <w:p>
@@ -20452,7 +20587,7 @@
                 <w:sz w:val="21"/>
                 <w:szCs w:val="21"/>
               </w:rPr>
-              <w:t xml:space="preserve">M5 judged every entry on days it never saw, and on that test the seasonal naive, at 0.847, beat the perceptron's 0.977 and the random forest's 1.010, and only 1,972 of the 5,507 teams, 35.8 percent, beat it; the top entries that did win were machine learning, which is why the honest test is the same for any model. The vendor's curve fits its 91 training weeks within 1.4 percent, and on the thirteen hidden weeks it missed by 16,400 shipments a week against the seasonal naive's 9,831, almost all of it too high. Makridakis and colleagues (PLOS ONE, 2018) made the same point on 1,045 monthly series: the models that fitted best did not necessarily forecast best.</w:t>
+              <w:t xml:space="preserve">M5 judged every entry on days it never saw, and on that test the seasonal naive, at 0.847, beat the perceptron's 0.977 and the random forest's 1.010, and only 1,972 of the 5,507 teams, 35.8 percent, beat it; the top entries that did win were machine learning, which is why the honest test is the same for any model. So the bar is the seasonal naive, on weeks the curve never saw. The naive is an honest baseline and, on seasonal data, the easy one: every other entry on the exhibit beat its 1.752, so beating it proves little. The two years the curve was fitted on score its fit, however many weeks they hold. The vendor's curve fits its 91 training weeks within 1.4 percent, and on the thirteen hidden weeks it missed by 16,400 shipments a week against the seasonal naive's 9,831, almost all of it too high. Makridakis and colleagues (PLOS ONE, 2018) made the same point on 1,045 monthly series: the models that fitted best did not necessarily forecast best.</w:t>
             </w:r>
           </w:p>
           <w:p>
@@ -20479,7 +20614,7 @@
                 <w:sz w:val="20"/>
                 <w:szCs w:val="20"/>
               </w:rPr>
-              <w:t xml:space="preserve">M5's winners were machine learning that beat the seasonal naive on days they never saw; a fit to past weeks is a different test, and the sponsor's curve has not passed the forecast one.</w:t>
+              <w:t xml:space="preserve">The two years the curve was fitted on score its fit and never its forecast, and the naive is the bar every other entry on the exhibit cleared.</w:t>
             </w:r>
           </w:p>
           <w:p>
@@ -20506,7 +20641,7 @@
                 <w:sz w:val="20"/>
                 <w:szCs w:val="20"/>
               </w:rPr>
-              <w:t xml:space="preserve">The hidden weeks are the right test and the bar is wrong: a curve's own fit is no baseline; it has to beat the seasonal naive on the same weeks, and the vendor's 16,400 a week against the copy's 9,831 did not.</w:t>
+              <w:t xml:space="preserve">Every other entry on Exhibit 5C beat the naive's 1.752, while the seasonal naive's 0.847 beat both machine-learning benchmarks, so on seasonal weeks the seasonal naive is the bar.</w:t>
             </w:r>
           </w:p>
           <w:p>
@@ -20533,7 +20668,7 @@
                 <w:sz w:val="20"/>
                 <w:szCs w:val="20"/>
               </w:rPr>
-              <w:t xml:space="preserve">Any measure on the fitted weeks scores the fit; only weeks the curve never saw score the forecast.</w:t>
+              <w:t xml:space="preserve">The curve was fitted on those two years, so any score there measures its fit; only weeks it never saw score the forecast, however few they are.</w:t>
             </w:r>
           </w:p>
           <w:p>
@@ -20708,7 +20843,7 @@
                 <w:sz w:val="20"/>
                 <w:szCs w:val="20"/>
               </w:rPr>
-              <w:t xml:space="preserve">Festival-aligned has the lowest mean miss, but priced it costs Rs 13.5 lakh against the vendor's Rs 11.9 lakh, and a plan at the forecast itself sits short in about half the weeks, the costly side.</w:t>
+              <w:t xml:space="preserve">The vendor is cheap on these weeks only because it runs high on the cheap side, by an amount nobody chose; at its own 0.82 point it costs more than festival-aligned, and its 22 percent was never tested on a festival.</w:t>
             </w:r>
           </w:p>
           <w:p>
@@ -20735,7 +20870,7 @@
                 <w:sz w:val="20"/>
                 <w:szCs w:val="20"/>
               </w:rPr>
-              <w:t xml:space="preserve">The vendor is cheap on these weeks only because it runs high on the cheap side; at its own 0.82 point it costs more, and its 22 percent was never tested on a festival.</w:t>
+              <w:t xml:space="preserve">Signed misses cancel, so festival-aligned's 40,748 high and 45,248 low net to almost nothing while the packing floor pays for every one of them; the mean absolute error drops the signs, 6,615, 9,831 and 16,400.</w:t>
             </w:r>
           </w:p>
           <w:p>
@@ -20762,7 +20897,7 @@
                 <w:sz w:val="20"/>
                 <w:szCs w:val="20"/>
               </w:rPr>
-              <w:t xml:space="preserve">Signed misses cancel: festival-aligned's 40,748 high and 45,248 low net to almost nothing, while the packing floor pays for every one of them.</w:t>
+              <w:t xml:space="preserve">Signed misses cancel where the floor pays for every miss, and booking the cheapest curve as it stands keeps a high bias nobody chose.</w:t>
             </w:r>
           </w:p>
           <w:p>
@@ -20910,7 +21045,7 @@
                 <w:sz w:val="21"/>
                 <w:szCs w:val="21"/>
               </w:rPr>
-              <w:t xml:space="preserve">Festival-aligned puts the spike in November, Diwali's month this year, and books Rs 19.69 crore, Rs 2.08 crore under the plan line's Rs 21.77 crore. Its error bar is its own miss on six months it never saw, about Rs 3.5 lakh a month, about Rs 21 lakh if all six missed the same way; none of those months held a Diwali, so the spike month itself is untested, which the sentence says when Anand asks. The vendor misses by Rs 38.8 lakh a month on the same months and the copy without growth by Rs 11.7 lakh. Finance's rule books the same total and the wrong month, and the board plans stock and staff by month.</w:t>
+              <w:t xml:space="preserve">Festival-aligned matches last year's months by Diwali, so it puts the spike in November, Diwali's month this year (Exhibit 5A), and books Rs 19.69 crore, Rs 2.08 crore under the plan line's Rs 21.77 crore. Finance's rule copies the same calendar month, so it carries October 2025's festival into an October 2026 with no Diwali; it books the same total with the same miss, and the board plans stock and staff by month. The error bar is festival-aligned's own miss on six months it never saw, about Rs 3.5 lakh a month, about Rs 21 lakh if all six missed the same way. April to September holds no Diwali in any year on Exhibit 5A, so the spike month itself is untested, and the sentence says so; a sentence that stretches the Rs 3.5 lakh to the festive months claims an accuracy nobody measured. The vendor misses by Rs 38.8 lakh a month on the same months and the copy without growth by Rs 11.7 lakh.</w:t>
             </w:r>
           </w:p>
           <w:p>
@@ -20937,7 +21072,7 @@
                 <w:sz w:val="20"/>
                 <w:szCs w:val="20"/>
               </w:rPr>
-              <w:t xml:space="preserve">A fit to months it saw is no forecast; on the six it never saw the vendor missed by Rs 38.8 lakh a month, more than ten times festival-aligned.</w:t>
+              <w:t xml:space="preserve">Finance's rule copies October 2025's festival into an October 2026 with no Diwali, and the board books stock month by month.</w:t>
             </w:r>
           </w:p>
           <w:p>
@@ -20964,7 +21099,7 @@
                 <w:sz w:val="20"/>
                 <w:szCs w:val="20"/>
               </w:rPr>
-              <w:t xml:space="preserve">Splitting the difference between two forecasts tests neither, and it keeps the vendor's October spike in the plan.</w:t>
+              <w:t xml:space="preserve">The Rs 3.5 lakh was measured on April to September, which held no Diwali, so it says nothing about the festive months.</w:t>
             </w:r>
           </w:p>
           <w:p>
@@ -20991,7 +21126,7 @@
                 <w:sz w:val="20"/>
                 <w:szCs w:val="20"/>
               </w:rPr>
-              <w:t xml:space="preserve">The six-month totals agree, and the months do not: finance's rule copies October 2025's festival into an October 2026 with no Diwali, and the board books stock month by month.</w:t>
+              <w:t xml:space="preserve">The festival sits in the wrong month, and the error bar is stretched to festive months it was never measured on.</w:t>
             </w:r>
           </w:p>
           <w:p>
@@ -21871,7 +22006,7 @@
                 <w:sz w:val="21"/>
                 <w:szCs w:val="21"/>
               </w:rPr>
-              <w:t xml:space="preserve">   Key A</w:t>
+              <w:t xml:space="preserve">   Key D</w:t>
             </w:r>
             <w:r>
               <w:rPr>
@@ -21924,7 +22059,7 @@
                 <w:sz w:val="20"/>
                 <w:szCs w:val="20"/>
               </w:rPr>
-              <w:t xml:space="preserve">B.  </w:t>
+              <w:t xml:space="preserve">A.  </w:t>
             </w:r>
             <w:r>
               <w:rPr>
@@ -21933,7 +22068,7 @@
                 <w:sz w:val="20"/>
                 <w:szCs w:val="20"/>
               </w:rPr>
-              <w:t xml:space="preserve">The share comes from both costs; with the late shipment at Rs 10 the costlier side weighs less, so the plan covers fewer weeks than Lucknow's.</w:t>
+              <w:t xml:space="preserve">The share comes from both costs, and with the late shipment at Rs 10 the costlier side weighs less, so the plan covers fewer weeks than Lucknow's 0.82.</w:t>
             </w:r>
           </w:p>
           <w:p>
@@ -21951,7 +22086,7 @@
                 <w:sz w:val="20"/>
                 <w:szCs w:val="20"/>
               </w:rPr>
-              <w:t xml:space="preserve">C.  </w:t>
+              <w:t xml:space="preserve">B.  </w:t>
             </w:r>
             <w:r>
               <w:rPr>
@@ -21960,7 +22095,7 @@
                 <w:sz w:val="20"/>
                 <w:szCs w:val="20"/>
               </w:rPr>
-              <w:t xml:space="preserve">0.35 puts the cheap cost on top; the share to cover is the late cost over the sum, about 0.65, and the plan still sits above the median.</w:t>
+              <w:t xml:space="preserve">The share has to be read again from the new late cost, and the calendar copy is the part that never carries over, since Diwali moves from year to year.</w:t>
             </w:r>
           </w:p>
           <w:p>
@@ -21978,7 +22113,7 @@
                 <w:sz w:val="20"/>
                 <w:szCs w:val="20"/>
               </w:rPr>
-              <w:t xml:space="preserve">D.  </w:t>
+              <w:t xml:space="preserve">C.  </w:t>
             </w:r>
             <w:r>
               <w:rPr>
@@ -21987,7 +22122,7 @@
                 <w:sz w:val="20"/>
                 <w:szCs w:val="20"/>
               </w:rPr>
-              <w:t xml:space="preserve">The share is right, and the calendar copy is the part that never carries over: Diwali moves, from 20 October 2025 to 8 November 2026, so Lucknow's plan copied last year's weeks by their distance from the festival, and that alignment to the event that drives the peak is what carries over.</w:t>
+              <w:t xml:space="preserve">The calendar copy is the part that never carries over: Diwali moves, from 20 October 2025 to 8 November 2026, so Lucknow's plan copied last year's weeks by their distance from the festival, and that alignment to the event that drives the peak is what carries over.</w:t>
             </w:r>
           </w:p>
           <w:p>
@@ -22168,7 +22303,7 @@
           <w:sz w:val="21"/>
           <w:szCs w:val="21"/>
         </w:rPr>
-        <w:t xml:space="preserve">Medium (8): Q2, Q5, Q17, Q18, Q19, Q22, Q23, Q34</w:t>
+        <w:t xml:space="preserve">Medium (9): Q2, Q5, Q13, Q17, Q18, Q19, Q22, Q23, Q34</w:t>
       </w:r>
     </w:p>
     <w:p>
@@ -22187,7 +22322,7 @@
           <w:sz w:val="21"/>
           <w:szCs w:val="21"/>
         </w:rPr>
-        <w:t xml:space="preserve">Hard (23): Q4, Q6, Q7, Q8, Q9, Q10, Q12, Q13, Q14, Q15, Q16, Q20, Q21, Q24, Q25, Q26, Q27, Q28, Q30, Q31, Q32, Q33, Q39</w:t>
+        <w:t xml:space="preserve">Hard (22): Q4, Q6, Q7, Q8, Q9, Q10, Q12, Q14, Q15, Q16, Q20, Q21, Q24, Q25, Q26, Q27, Q28, Q30, Q31, Q32, Q33, Q39</w:t>
       </w:r>
     </w:p>
     <w:p>
@@ -22371,7 +22506,7 @@
           <w:sz w:val="21"/>
           <w:szCs w:val="21"/>
         </w:rPr>
-        <w:t xml:space="preserve">Q4 (One correct option, Hard, [S]): The city team's note to the city head reads: "Peak online hours up 24 percent: supply target met. We recommend extending the guarantee to two more cities." Using the six drivers in Exhibit 1B, what do the rows show, and what should the city head be told?</w:t>
+        <w:t xml:space="preserve">Q4 (One correct option, Hard, [S]): The city team's note to the city head reads: "Peak online hours up 24 percent: supply target met. We recommend extending the guarantee to two more cities." What do the six drivers in Exhibit 1B show, and which number answers the note?</w:t>
       </w:r>
     </w:p>
     <w:p>
@@ -22409,7 +22544,7 @@
           <w:sz w:val="21"/>
           <w:szCs w:val="21"/>
         </w:rPr>
-        <w:t xml:space="preserve">Q6 (One correct option, Hard, [F]): Exhibit 1C's last row is the 2013 change. What share of Wells Fargo's 2013 rise in the ratio came from the change of definition alone, and what record kept beside the definition would have shown it to investors?</w:t>
+        <w:t xml:space="preserve">Q6 (One correct option, Hard, [F]): Exhibit 1C's last row is the 2013 change. What share of Wells Fargo's 2013 rise in the ratio came from the change of definition alone, and what, kept beside the definition, would have shown it to investors?</w:t>
       </w:r>
     </w:p>
     <w:p>
@@ -22447,7 +22582,7 @@
           <w:sz w:val="21"/>
           <w:szCs w:val="21"/>
         </w:rPr>
-        <w:t xml:space="preserve">Q8 (Order the steps, Hard, [S]): Four of these seven lines make the city head's slide, and three would spoil it. Leave those three out and write the other four in the order Tuesday's one-slide template puts them, from the top.</w:t>
+        <w:t xml:space="preserve">Q8 (Order the steps, Hard, [S]): Tuesday's one-slide template has four slots, from the top: the claim, written as the title; the evidence; the caveat; and the action. Four of these seven lines fill the four slots and three would spoil the slide. Leave those three out and write the other four in slot order, from the top.</w:t>
       </w:r>
     </w:p>
     <w:p>
@@ -22523,7 +22658,7 @@
           <w:sz w:val="21"/>
           <w:szCs w:val="21"/>
         </w:rPr>
-        <w:t xml:space="preserve">Q12 (Order the steps, Hard, [S]): The city head's afternoon ask is roughly how many drivers must be online at the weekday evening peak to keep the median rider wait under five minutes. Four of these five steps make the estimate, and one would spoil it. Leave that one out and write the other four in the order they run.</w:t>
+        <w:t xml:space="preserve">Q12 (Order the steps, Hard, [S]): The city head's afternoon ask is roughly how many drivers must be online at the weekday evening peak to keep the median rider wait under five minutes. Four of these six steps make the estimate, and two would spoil it. Leave those two out and write the other four in the order they run.</w:t>
       </w:r>
     </w:p>
     <w:p>
@@ -22542,7 +22677,7 @@
           <w:sz w:val="21"/>
           <w:szCs w:val="21"/>
         </w:rPr>
-        <w:t xml:space="preserve">Q13 (More than one correct, Hard, [S]): Before the review, a colleague lines up five checks on four numbers: NPCI's UPI count as Outlook Money reported it, Flipkart Stories' post of 9 October 2026, Avenue Supermarts' FY26 release for DMart, and a city invented for a drill. Which checks are sound? Mark every correct option.</w:t>
+        <w:t xml:space="preserve">Q13 (More than one correct, Medium, [S]): Before the review, a colleague lines up five checks on four numbers. Three come from published sources: NPCI counted 24.07 billion UPI transactions in September 2026, "averaging 802 million daily transactions" (Outlook Money, 2 October 2026); "Flipkart recorded 6.3 million concurrent users in a minute" (Flipkart Stories, 9 October 2026); and DMart's FY26 total revenue was Rs 66,968 crore, with 85 stores added to reach 500 (Avenue Supermarts, 2 May 2026). The fourth is a city invented for a drill. Which checks are sound? Mark every correct option.</w:t>
       </w:r>
     </w:p>
     <w:p>
@@ -22580,7 +22715,7 @@
           <w:sz w:val="21"/>
           <w:szCs w:val="21"/>
         </w:rPr>
-        <w:t xml:space="preserve">Q15 (One correct option, Hard, [S]): The growth lead's draft for the category manager reads: "Shoppers clicked the strip less after the monsoon, so the strip needs a redesign." Using Exhibit 3B, which reading holds?</w:t>
+        <w:t xml:space="preserve">Q15 (One correct option, Hard, [S]): The growth lead's draft for the category manager reads: "Shoppers clicked the strip less after the monsoon, so the strip needs a redesign." Using Exhibit 3B, which reading holds, and which slot is fixed first?</w:t>
       </w:r>
     </w:p>
     <w:p>
@@ -22694,7 +22829,7 @@
           <w:sz w:val="21"/>
           <w:szCs w:val="21"/>
         </w:rPr>
-        <w:t xml:space="preserve">Q27 (One correct option, Hard, [F]): Swiggy's shareholder letter for July to September 2025 says it "weaned away certain users from the platform with low potential Lifetime values", and its table of Instamart cohort spend states no denominator. Exhibit 4E is invented. A deck shows this cohort's third quarter after the weakest five are weaned away and calls it strong retention. What does the third quarter read on each base, and what do you ask before trusting a published cohort chart?</w:t>
+        <w:t xml:space="preserve">Q27 (One correct option, Hard, [F]): Swiggy's shareholder letter for July to September 2025 says it "weaned away certain users from the platform with low potential Lifetime values", and it prints a table of Instamart cohort spend indexed to one cohort's first quarter. Exhibit 4E is invented. A deck shows this cohort's third quarter after the weakest five are weaned away and calls it strong retention. What does the third quarter read on each base, and what do you ask before trusting a published cohort chart?</w:t>
       </w:r>
     </w:p>
     <w:p>
@@ -23011,7 +23146,7 @@
           <w:sz w:val="21"/>
           <w:szCs w:val="21"/>
         </w:rPr>
-        <w:t xml:space="preserve">Bank 7 (Fill in the blank, Easy, Fri), folded into Q33: The board sentence the item keys gives the error on months the forecast never saw, and its wrong option a is a fit to months it did see.</w:t>
+        <w:t xml:space="preserve">Bank 7 (Fill in the blank, Easy, Fri), folded into Q33: The board sentence the item keys gives the error on six months the forecast never saw and says none of them held a Diwali, and two wrong options stretch that error to festive months it was never measured on.</w:t>
       </w:r>
     </w:p>
     <w:p>
@@ -23182,7 +23317,7 @@
           <w:sz w:val="21"/>
           <w:szCs w:val="21"/>
         </w:rPr>
-        <w:t xml:space="preserve">Bank 16 (One correct option, Medium, Mon), folded into Q4: The city team's note is a number hit while the outcome got worse, hours up and trips per hour down, so applying the proxy test is the item's whole judgement.</w:t>
+        <w:t xml:space="preserve">Bank 16 (One correct option, Medium, Mon), folded into Q7: Option a is the head of Retail-Plus's proposal, a number the app raised 1.22 times while booked value per member fell to 0.96 and no placement reached a member, so refusing it as the north star is the proxy test applied, a number a team can hit while the business gets worse.</w:t>
       </w:r>
     </w:p>
     <w:p>
@@ -23593,7 +23728,7 @@
           <w:sz w:val="21"/>
           <w:szCs w:val="21"/>
         </w:rPr>
-        <w:t xml:space="preserve">Randomise customers, never carts, in two zones: half see sauce beside ice cream and half do not, for a length fixed before day one from the count the test needs. The decision is the share of ice-cream carts that buy sauce, with margin per shopper as the guardrail and the threshold set in advance. Detecting a rise from 6.25 to 9.45 percent at 5 percent significance and 80 percent power takes about 1,105 ice-cream carts an arm, and about 4,014 if half the adds would have come anyway.</w:t>
+        <w:t xml:space="preserve">About 1,105 carts holding the first item in each half to see 6.25 rise to 9.45 percent, and about 4,014 if only half of that rise is new buying, since halving the effect more than triples the count. Randomise shoppers, never carts, fix the length before day one from that count, and read the share of first-item carts that add the second, with margin per shopper as the guardrail and the threshold set in advance. The numbers are Wednesday's ice cream and chocolate sauce, 100 of the 1,600 ice-cream carts in Pune.</w:t>
       </w:r>
     </w:p>
     <w:p>
@@ -24296,7 +24431,7 @@
                       <w:sz w:val="16"/>
                       <w:szCs w:val="16"/>
                     </w:rPr>
-                    <w:t xml:space="preserve">X</w:t>
+                    <w:t xml:space="preserve"/>
                   </w:r>
                 </w:p>
               </w:tc>
@@ -24331,7 +24466,7 @@
                       <w:sz w:val="16"/>
                       <w:szCs w:val="16"/>
                     </w:rPr>
-                    <w:t xml:space="preserve"/>
+                    <w:t xml:space="preserve">X</w:t>
                   </w:r>
                 </w:p>
               </w:tc>
@@ -28825,7 +28960,7 @@
                       <w:sz w:val="16"/>
                       <w:szCs w:val="16"/>
                     </w:rPr>
-                    <w:t xml:space="preserve">X</w:t>
+                    <w:t xml:space="preserve"/>
                   </w:r>
                 </w:p>
               </w:tc>
@@ -28860,7 +28995,7 @@
                       <w:sz w:val="16"/>
                       <w:szCs w:val="16"/>
                     </w:rPr>
-                    <w:t xml:space="preserve"/>
+                    <w:t xml:space="preserve">X</w:t>
                   </w:r>
                 </w:p>
               </w:tc>
@@ -29840,7 +29975,7 @@
                       <w:sz w:val="16"/>
                       <w:szCs w:val="16"/>
                     </w:rPr>
-                    <w:t xml:space="preserve">X</w:t>
+                    <w:t xml:space="preserve"/>
                   </w:r>
                 </w:p>
               </w:tc>
@@ -29945,7 +30080,7 @@
                       <w:sz w:val="16"/>
                       <w:szCs w:val="16"/>
                     </w:rPr>
-                    <w:t xml:space="preserve"/>
+                    <w:t xml:space="preserve">X</w:t>
                   </w:r>
                 </w:p>
               </w:tc>
@@ -30521,7 +30656,7 @@
                       <w:sz w:val="16"/>
                       <w:szCs w:val="16"/>
                     </w:rPr>
-                    <w:t xml:space="preserve">C, D, B, A</w:t>
+                    <w:t xml:space="preserve">E, B, D, F</w:t>
                   </w:r>
                 </w:p>
               </w:tc>
@@ -31465,7 +31600,7 @@
                       <w:sz w:val="16"/>
                       <w:szCs w:val="16"/>
                     </w:rPr>
-                    <w:t xml:space="preserve">Seasonal naive: October Rs 427.6 lakh and November Rs 297.0 lakh, which puts the spike in October. Festival-aligned for November, Diwali's month in 2026: October 2025's Rs 427.6 lakh times 1.04, about Rs 444.7 lakh. The spike belongs in November.</w:t>
+                    <w:t xml:space="preserve">Seasonal naive: October Rs 427.6 lakh and November Rs 297.0 lakh, which puts the spike in October. Festival-aligned: November, Diwali's month in 2026, gets October 2025's Rs 427.6 lakh times 1.04, about Rs 444.7 lakh, and October gets November 2025's Rs 297.0 lakh times 1.04, about Rs 308.9 lakh. The spike belongs in November.</w:t>
                   </w:r>
                 </w:p>
               </w:tc>

--- a/content/W04/SAT/answer-key/C2_W04_SAT_answer_key_TRAINER.docx
+++ b/content/W04/SAT/answer-key/C2_W04_SAT_answer_key_TRAINER.docx
@@ -725,7 +725,7 @@
                 <w:sz w:val="18"/>
                 <w:szCs w:val="18"/>
               </w:rPr>
-              <w:t xml:space="preserve">2</w:t>
+              <w:t xml:space="preserve">3</w:t>
             </w:r>
           </w:p>
         </w:tc>
@@ -797,7 +797,7 @@
                 <w:sz w:val="18"/>
                 <w:szCs w:val="18"/>
               </w:rPr>
-              <w:t xml:space="preserve">3</w:t>
+              <w:t xml:space="preserve">2</w:t>
             </w:r>
           </w:p>
         </w:tc>
@@ -1052,7 +1052,7 @@
                 <w:sz w:val="18"/>
                 <w:szCs w:val="18"/>
               </w:rPr>
-              <w:t xml:space="preserve">1</w:t>
+              <w:t xml:space="preserve">5</w:t>
             </w:r>
           </w:p>
         </w:tc>
@@ -1088,7 +1088,7 @@
                 <w:sz w:val="18"/>
                 <w:szCs w:val="18"/>
               </w:rPr>
-              <w:t xml:space="preserve">5</w:t>
+              <w:t xml:space="preserve">1</w:t>
             </w:r>
           </w:p>
         </w:tc>
@@ -1343,7 +1343,7 @@
                 <w:sz w:val="18"/>
                 <w:szCs w:val="18"/>
               </w:rPr>
-              <w:t xml:space="preserve">3</w:t>
+              <w:t xml:space="preserve">4</w:t>
             </w:r>
           </w:p>
         </w:tc>
@@ -1379,7 +1379,7 @@
                 <w:sz w:val="18"/>
                 <w:szCs w:val="18"/>
               </w:rPr>
-              <w:t xml:space="preserve">4</w:t>
+              <w:t xml:space="preserve">3</w:t>
             </w:r>
           </w:p>
         </w:tc>
@@ -1634,7 +1634,7 @@
                 <w:sz w:val="18"/>
                 <w:szCs w:val="18"/>
               </w:rPr>
-              <w:t xml:space="preserve">2</w:t>
+              <w:t xml:space="preserve">5</w:t>
             </w:r>
           </w:p>
         </w:tc>
@@ -1670,7 +1670,7 @@
                 <w:sz w:val="18"/>
                 <w:szCs w:val="18"/>
               </w:rPr>
-              <w:t xml:space="preserve">5</w:t>
+              <w:t xml:space="preserve">2</w:t>
             </w:r>
           </w:p>
         </w:tc>
@@ -1925,7 +1925,7 @@
                 <w:sz w:val="18"/>
                 <w:szCs w:val="18"/>
               </w:rPr>
-              <w:t xml:space="preserve">0</w:t>
+              <w:t xml:space="preserve">2</w:t>
             </w:r>
           </w:p>
         </w:tc>
@@ -1961,7 +1961,7 @@
                 <w:sz w:val="18"/>
                 <w:szCs w:val="18"/>
               </w:rPr>
-              <w:t xml:space="preserve">4</w:t>
+              <w:t xml:space="preserve">2</w:t>
             </w:r>
           </w:p>
         </w:tc>
@@ -2473,7 +2473,7 @@
                 <w:sz w:val="18"/>
                 <w:szCs w:val="18"/>
               </w:rPr>
-              <w:t xml:space="preserve">8</w:t>
+              <w:t xml:space="preserve">9</w:t>
             </w:r>
           </w:p>
         </w:tc>
@@ -2509,7 +2509,7 @@
                 <w:sz w:val="18"/>
                 <w:szCs w:val="18"/>
               </w:rPr>
-              <w:t xml:space="preserve">9</w:t>
+              <w:t xml:space="preserve">19</w:t>
             </w:r>
           </w:p>
         </w:tc>
@@ -2545,7 +2545,7 @@
                 <w:sz w:val="18"/>
                 <w:szCs w:val="18"/>
               </w:rPr>
-              <w:t xml:space="preserve">22</w:t>
+              <w:t xml:space="preserve">11</w:t>
             </w:r>
           </w:p>
         </w:tc>
@@ -4298,7 +4298,7 @@
                 <w:sz w:val="18"/>
                 <w:szCs w:val="18"/>
               </w:rPr>
-              <w:t xml:space="preserve">Medium</w:t>
+              <w:t xml:space="preserve">Easy</w:t>
             </w:r>
           </w:p>
         </w:tc>
@@ -4589,7 +4589,7 @@
                 <w:sz w:val="18"/>
                 <w:szCs w:val="18"/>
               </w:rPr>
-              <w:t xml:space="preserve">Hard</w:t>
+              <w:t xml:space="preserve">Medium</w:t>
             </w:r>
           </w:p>
         </w:tc>
@@ -5171,7 +5171,7 @@
                 <w:sz w:val="18"/>
                 <w:szCs w:val="18"/>
               </w:rPr>
-              <w:t xml:space="preserve">Hard</w:t>
+              <w:t xml:space="preserve">Medium</w:t>
             </w:r>
           </w:p>
         </w:tc>
@@ -5753,7 +5753,7 @@
                 <w:sz w:val="18"/>
                 <w:szCs w:val="18"/>
               </w:rPr>
-              <w:t xml:space="preserve">Hard</w:t>
+              <w:t xml:space="preserve">Medium</w:t>
             </w:r>
           </w:p>
         </w:tc>
@@ -6335,7 +6335,7 @@
                 <w:sz w:val="18"/>
                 <w:szCs w:val="18"/>
               </w:rPr>
-              <w:t xml:space="preserve">Hard</w:t>
+              <w:t xml:space="preserve">Medium</w:t>
             </w:r>
           </w:p>
         </w:tc>
@@ -6917,7 +6917,7 @@
                 <w:sz w:val="18"/>
                 <w:szCs w:val="18"/>
               </w:rPr>
-              <w:t xml:space="preserve">Hard</w:t>
+              <w:t xml:space="preserve">Medium</w:t>
             </w:r>
           </w:p>
         </w:tc>
@@ -7499,7 +7499,7 @@
                 <w:sz w:val="18"/>
                 <w:szCs w:val="18"/>
               </w:rPr>
-              <w:t xml:space="preserve">Hard</w:t>
+              <w:t xml:space="preserve">Medium</w:t>
             </w:r>
           </w:p>
         </w:tc>
@@ -9827,7 +9827,7 @@
                 <w:sz w:val="18"/>
                 <w:szCs w:val="18"/>
               </w:rPr>
-              <w:t xml:space="preserve">Hard</w:t>
+              <w:t xml:space="preserve">Medium</w:t>
             </w:r>
           </w:p>
         </w:tc>
@@ -10700,7 +10700,7 @@
                 <w:sz w:val="18"/>
                 <w:szCs w:val="18"/>
               </w:rPr>
-              <w:t xml:space="preserve">Hard</w:t>
+              <w:t xml:space="preserve">Medium</w:t>
             </w:r>
           </w:p>
         </w:tc>
@@ -10991,7 +10991,7 @@
                 <w:sz w:val="18"/>
                 <w:szCs w:val="18"/>
               </w:rPr>
-              <w:t xml:space="preserve">Hard</w:t>
+              <w:t xml:space="preserve">Medium</w:t>
             </w:r>
           </w:p>
         </w:tc>
@@ -11864,7 +11864,7 @@
                 <w:sz w:val="18"/>
                 <w:szCs w:val="18"/>
               </w:rPr>
-              <w:t xml:space="preserve">Hard</w:t>
+              <w:t xml:space="preserve">Medium</w:t>
             </w:r>
           </w:p>
         </w:tc>
@@ -12446,7 +12446,7 @@
                 <w:sz w:val="18"/>
                 <w:szCs w:val="18"/>
               </w:rPr>
-              <w:t xml:space="preserve">Hard</w:t>
+              <w:t xml:space="preserve">Medium</w:t>
             </w:r>
           </w:p>
         </w:tc>
@@ -12920,7 +12920,7 @@
                 <w:sz w:val="18"/>
                 <w:szCs w:val="18"/>
               </w:rPr>
-              <w:t xml:space="preserve">D (a definition whose window the measured cannot move, with a guardrail)</w:t>
+              <w:t xml:space="preserve">D (a definition the people measured cannot change after the fact)</w:t>
             </w:r>
           </w:p>
         </w:tc>
@@ -13793,7 +13793,7 @@
                 <w:sz w:val="18"/>
                 <w:szCs w:val="18"/>
               </w:rPr>
-              <w:t xml:space="preserve">F (lift above a support floor, valued in margin)</w:t>
+              <w:t xml:space="preserve">F (lift above a support floor, on enough customers to trust it)</w:t>
             </w:r>
           </w:p>
         </w:tc>
@@ -15147,7 +15147,7 @@
                 <w:sz w:val="18"/>
                 <w:szCs w:val="18"/>
               </w:rPr>
-              <w:t xml:space="preserve">   True or false, Medium, [F], Mon</w:t>
+              <w:t xml:space="preserve">   True or false, Easy, [F], Mon</w:t>
             </w:r>
           </w:p>
           <w:p>
@@ -15376,7 +15376,7 @@
                 <w:sz w:val="18"/>
                 <w:szCs w:val="18"/>
               </w:rPr>
-              <w:t xml:space="preserve">   One correct option, Hard, [F], Mon</w:t>
+              <w:t xml:space="preserve">   One correct option, Medium, [F], Mon</w:t>
             </w:r>
           </w:p>
           <w:p>
@@ -15807,7 +15807,7 @@
                 <w:sz w:val="18"/>
                 <w:szCs w:val="18"/>
               </w:rPr>
-              <w:t xml:space="preserve">   Order the steps, Hard, [S], Tue</w:t>
+              <w:t xml:space="preserve">   Order the steps, Medium, [S], Tue</w:t>
             </w:r>
           </w:p>
           <w:p>
@@ -16265,7 +16265,7 @@
                 <w:sz w:val="18"/>
                 <w:szCs w:val="18"/>
               </w:rPr>
-              <w:t xml:space="preserve">   True or false, Hard, [F], Tue</w:t>
+              <w:t xml:space="preserve">   True or false, Medium, [F], Tue</w:t>
             </w:r>
           </w:p>
           <w:p>
@@ -16723,7 +16723,7 @@
                 <w:sz w:val="18"/>
                 <w:szCs w:val="18"/>
               </w:rPr>
-              <w:t xml:space="preserve">   Order the steps, Hard, [S], Tue</w:t>
+              <w:t xml:space="preserve">   Order the steps, Medium, [S], Tue</w:t>
             </w:r>
           </w:p>
           <w:p>
@@ -17154,7 +17154,7 @@
                 <w:sz w:val="18"/>
                 <w:szCs w:val="18"/>
               </w:rPr>
-              <w:t xml:space="preserve">   One correct option, Hard, [S], Tue</w:t>
+              <w:t xml:space="preserve">   One correct option, Medium, [S], Tue</w:t>
             </w:r>
           </w:p>
           <w:p>
@@ -17409,7 +17409,7 @@
                 <w:sz w:val="21"/>
                 <w:szCs w:val="21"/>
               </w:rPr>
-              <w:t xml:space="preserve">Milk's click-through held at 1.2 percent and other items rose from 6.2 to 6.4, so no row fell; what changed is milk's share of the impressions, from 2 to 50 percent, and half the impressions at 1.2 with half at 6.4 is the strip's 3.8. The loss sits where milk displaced the most clicks: its share times the gap it opens, 0.70 times (8.2 less 1.4), about 4.76 clicks per 100 impressions in slot 1; 0.50 times (6.8 less 1.1), about 2.85 in slot 2; and 0.30 times (5.4 less 0.9), about 1.35 in slot 3. So slot 1 is re-ranked first, by lift above a support floor. Slot 3's other items click least because it is the third slot, before and after the switch, and it loses the fewest clicks to milk.</w:t>
+              <w:t xml:space="preserve">Milk's click-through held at 1.2 percent and other items rose from 6.2 to 6.4, so no row fell; what changed is milk's share of the impressions, from 2 to 50 percent, and half the impressions at 1.2 with half at 6.4 is the strip's 3.8. The loss sits where milk displaced the most clicks: its share times the gap it opens, 0.70 times (8.2 less 1.4), about 4.76 clicks per 100 impressions in slot 1; 0.50 times (6.8 less 1.1), about 2.85 in slot 2; and 0.30 times (5.4 less 0.9), about 1.35 in slot 3. So slot 1 is re-ranked first, by lift above a support floor. Milk clicks least in slot 3, at 0.9 percent, and slot 3 still loses the fewest clicks to milk, since milk holds only 30 percent of its impressions.</w:t>
             </w:r>
           </w:p>
           <w:p>
@@ -17463,7 +17463,7 @@
                 <w:sz w:val="20"/>
                 <w:szCs w:val="20"/>
               </w:rPr>
-              <w:t xml:space="preserve">Slot 3 clicks lowest because it is the third slot, before and after the switch, and it loses the fewest clicks to milk, about 1.35 per 100 impressions against 4.76 in slot 1.</w:t>
+              <w:t xml:space="preserve">Milk's 0.9 percent in slot 3 is the lowest rate, and the loss is share times gap: milk costs slot 3 about 1.35 clicks per 100 impressions against 4.76 in slot 1, so slot 1 comes first.</w:t>
             </w:r>
           </w:p>
           <w:p>
@@ -17490,7 +17490,7 @@
                 <w:sz w:val="20"/>
                 <w:szCs w:val="20"/>
               </w:rPr>
-              <w:t xml:space="preserve">Every row held or rose, so the habit story names a cause the rows refuse, and slot 3's low rate is its position, the slot that loses least to milk.</w:t>
+              <w:t xml:space="preserve">Every row held or rose, so the habit story names a cause the rows refuse, and milk's low rate in slot 3 sits on its smallest share, the slot that loses least to milk.</w:t>
             </w:r>
           </w:p>
           <w:p>
@@ -17612,7 +17612,7 @@
                 <w:sz w:val="18"/>
                 <w:szCs w:val="18"/>
               </w:rPr>
-              <w:t xml:space="preserve">   One correct option, Hard, [F], Wed</w:t>
+              <w:t xml:space="preserve">   One correct option, Medium, [F], Wed</w:t>
             </w:r>
           </w:p>
           <w:p>
@@ -17638,7 +17638,7 @@
                 <w:sz w:val="21"/>
                 <w:szCs w:val="21"/>
               </w:rPr>
-              <w:t xml:space="preserve">Per cart, chips and cold drink has a support of 2,000 over 40,000, 5.0 percent, against chance's 0.12 times 0.123, so a lift of 3.39; onions and tomatoes, 7.5 percent against 0.22 times 0.20, a lift of 1.70. Both clear the floor. Heavy buyers repeat a pair across many carts, and bigger carts hold any pair by chance, so the expected count is sized by each cart and each customer counted once. Corrected for both, chips and cold drink still reads 1.95 and keeps its slot; onions and tomatoes reads 1.38, below the 1.5 rule, and loses its slot. Amazon's team met the same problem and measured the increased likelihood of buying an item with any given purchase, which scales heavy buyers down (Amazon Science, checked 13 October 2026).</w:t>
+              <w:t xml:space="preserve">Per cart, chips and cold drink has a support of 2,000 over 40,000, 5.0 percent, against chance's 0.12 times 0.123, so a lift of 3.39; onions and tomatoes, 7.5 percent against 0.22 times 0.20, a lift of 1.70. Heavy buyers repeat a pair across many carts, and bigger carts hold any pair by chance, so the expected count is sized by each cart and each customer counted once. Corrected for both, chips and cold drink still reads 1.95 and keeps its slot; onions and tomatoes reads 1.38, below the 1.5 rule, and loses its slot. Amazon's team met the same problem and measured the increased likelihood of buying an item with any given purchase, which scales heavy buyers down (Amazon Science, checked 13 October 2026).</w:t>
             </w:r>
           </w:p>
           <w:p>
@@ -17719,7 +17719,7 @@
                 <w:sz w:val="20"/>
                 <w:szCs w:val="20"/>
               </w:rPr>
-              <w:t xml:space="preserve">A small move proves nothing; onions and tomatoes ends at 1.38, below the strip's 1.5, which is what decides the slot.</w:t>
+              <w:t xml:space="preserve">It keeps the per-cart lift for one pair and the heavy-buyer doubt for the other; with both corrections onions and tomatoes reads 1.38, below 1.5, and chips and cold drink still reads 1.95.</w:t>
             </w:r>
           </w:p>
           <w:p>
@@ -18392,7 +18392,7 @@
                 <w:sz w:val="21"/>
                 <w:szCs w:val="21"/>
               </w:rPr>
-              <w:t xml:space="preserve">True. Both pairs have a support of 0.25 percent, 2 of 812 and 100 of 40,000, and each waits for evidence before it gets a campaign. Kalpa's lift rests on 2 baskets, so one basket more makes it 6 and one fewer makes it 2. Instamart's pair is real, 100 carts against the 22 chance gives, but the strip would show it only beside ice cream, about 2,400 of 60,000 cart-page views a day if views follow carts; it goes to a small test in which a random half of shoppers in two zones see it, with the decision rule fixed before it starts. Wednesday's lab put the car pair on its watch list for the same reason.</w:t>
+              <w:t xml:space="preserve">True. Both pairs have a support of 0.25 percent, 2 of 812 and 100 of 40,000, and each waits for evidence before it gets a campaign. Kalpa's lift rests on 2 baskets, so one basket more makes it 6 and one fewer makes it 2. Instamart's pair is real, 100 carts against the 22 chance gives, and those carts cannot show that suggesting sauce sells more of it, since shoppers who buy both may buy both anyway; it goes to a small test in which a random half of shoppers in two zones see the suggestion, with the decision rule fixed before it starts, and the strip would show it only beside ice cream, in 4 percent of carts. Wednesday's lab put the car pair on its watch list for the same reason.</w:t>
             </w:r>
           </w:p>
           <w:p>
@@ -18419,7 +18419,7 @@
                 <w:sz w:val="20"/>
                 <w:szCs w:val="20"/>
               </w:rPr>
-              <w:t xml:space="preserve">The same support hides two different counts: Instamart's 100 carts already beat the 22 chance gives, so another quarter of carts adds nothing it lacks, which is a test of whether showing sauce sells sauce; only Kalpa's 2 baskets need counting again.</w:t>
+              <w:t xml:space="preserve">The same support hides two different counts: Instamart's 100 carts already beat the 22 chance gives, so another quarter of carts adds nothing. What the pair lacks is a test of whether showing sauce sells sauce, sized for the 4 percent of carts that hold ice cream; only Kalpa's 2 baskets need counting again.</w:t>
             </w:r>
           </w:p>
           <w:p>
@@ -18473,7 +18473,7 @@
                 <w:sz w:val="20"/>
                 <w:szCs w:val="20"/>
               </w:rPr>
-              <w:t xml:space="preserve">100 carts show the pair is real; they cannot show that suggesting sauce sells sauce, which only a test of the suggestion can.</w:t>
+              <w:t xml:space="preserve">100 carts against the 22 chance gives show the pair is real; they cannot show that suggesting sauce sells sauce, which only a test of the suggestion can, and the pair reaches only the 4 percent of carts that hold ice cream.</w:t>
             </w:r>
           </w:p>
           <w:p>
@@ -19120,7 +19120,7 @@
                 <w:sz w:val="18"/>
                 <w:szCs w:val="18"/>
               </w:rPr>
-              <w:t xml:space="preserve">   Scenario set, Hard, [D], Thu</w:t>
+              <w:t xml:space="preserve">   Scenario set, Medium, [D], Thu</w:t>
             </w:r>
           </w:p>
           <w:p>
@@ -19807,7 +19807,7 @@
                 <w:sz w:val="18"/>
                 <w:szCs w:val="18"/>
               </w:rPr>
-              <w:t xml:space="preserve">   One correct option, Hard, [F], Thu</w:t>
+              <w:t xml:space="preserve">   One correct option, Medium, [F], Thu</w:t>
             </w:r>
           </w:p>
           <w:p>
@@ -20036,7 +20036,7 @@
                 <w:sz w:val="18"/>
                 <w:szCs w:val="18"/>
               </w:rPr>
-              <w:t xml:space="preserve">   One correct option, Hard, [D], Thu</w:t>
+              <w:t xml:space="preserve">   One correct option, Medium, [D], Thu</w:t>
             </w:r>
           </w:p>
           <w:p>
@@ -20116,7 +20116,7 @@
                 <w:sz w:val="20"/>
                 <w:szCs w:val="20"/>
               </w:rPr>
-              <w:t xml:space="preserve">10 to 7 ignores that carts fell from 12 to 11, so about 2 checkouts are missing, and 11 carts can flag the step without proving anything.</w:t>
+              <w:t xml:space="preserve">10 to 7 ignores that carts fell from 12 to 11, so about 2 checkouts are missing, and 11 carts can flag the step without showing what breaks it; the next three weeks say whether it is the feature.</w:t>
             </w:r>
           </w:p>
           <w:p>
@@ -20439,7 +20439,7 @@
                 <w:sz w:val="21"/>
                 <w:szCs w:val="21"/>
               </w:rPr>
-              <w:t xml:space="preserve">The seasonal naive copies the same month a year earlier: October 2026 gets October 2025's Rs 427.6 lakh and November gets Rs 297.0 lakh, so it puts the spike in October. Diwali fell in October in 2024 and 2025 and falls on 8 November 2026, so the copy carries a festival month into a month with no festival. The baseline that puts the festival in its own month is the festival-aligned copy, which swaps last year's two months: November 2026, Diwali's month, gets last year's Diwali month, Rs 427.6 lakh times 1.04, about Rs 444.7 lakh, and October 2026 gets last year's November, Rs 297.0 lakh times 1.04, about Rs 308.9 lakh on the printed figure (Friday's unrounded revenue gives Rs 308.8 lakh). Accept the four numbers to the nearest lakh with November named. November 2024, straight after a Diwali on 31 October, shows no lift, so the festival's lift sits in its run-up; an answer that gives November the Diwali week and says part of the run-up may land in late October 2026 has gone further and is right. Both Octobers in the exhibit are about 1.44 times their November, which is the festival.</w:t>
+              <w:t xml:space="preserve">The seasonal naive copies the same month a year earlier: October 2026 gets October 2025's Rs 427.6 lakh and November gets Rs 297.0 lakh, so it puts the spike in October. Diwali fell in October in 2024 and 2025 and falls on 8 November 2026, so the copy carries a festival month into a month with no festival. The baseline that puts the festival in its own month is the festival-aligned copy, which swaps last year's two months: November 2026, Diwali's month, gets last year's Diwali month, Rs 427.6 lakh times 1.04, about Rs 444.7 lakh, and October 2026 gets last year's November, Rs 297.0 lakh times 1.04, about Rs 308.9 lakh on the printed figure (Friday's unrounded revenue gives Rs 308.8 lakh). Mark it right only with all four numbers, to the nearest lakh, and November named; on this item that line replaces the general rule's single number. November 2024, straight after a Diwali on 31 October, shows no lift, so the festival's lift sits in its run-up; an answer that gives November the Diwali week and says part of the run-up may land in late October 2026 has gone further and is right. Both Octobers in the exhibit are about 1.44 times their November, which is the festival.</w:t>
             </w:r>
           </w:p>
           <w:p>
@@ -20561,7 +20561,7 @@
                 <w:sz w:val="18"/>
                 <w:szCs w:val="18"/>
               </w:rPr>
-              <w:t xml:space="preserve">   One correct option, Hard, [F], Fri</w:t>
+              <w:t xml:space="preserve">   One correct option, Medium, [F], Fri</w:t>
             </w:r>
           </w:p>
           <w:p>
@@ -20816,7 +20816,7 @@
                 <w:sz w:val="21"/>
                 <w:szCs w:val="21"/>
               </w:rPr>
-              <w:t xml:space="preserve">Mean absolute error adds the misses with their signs dropped and divides by the weeks: 85,996 over 13 is 6,615 for festival-aligned, 127,800 over 13 is 9,831 for the copy of last year, and 213,200 over 13 is 16,400 for the vendor, about 148 percent above festival-aligned. Priced, a spare shipment costs Rs 5.42 and a late one Rs 25: the vendor's misses cost about Rs 11.9 lakh, festival-aligned's Rs 13.5 lakh and the copy's Rs 30.5 lakh, so the vendor is cheapest only because it errs high, the cheap side, by an amount nobody chose. The fair comparison moves each forecast to its own 0.82 point, 25 over 25 plus 5.42: there festival-aligned and the copy cost about Rs 8.8 lakh each and the vendor Rs 10.0 lakh. These weeks hold no festival, so only the festival can separate festival-aligned from the copy, and the plan books festival-aligned raised toward its 0.82 point, because a late shipment costs about 4.6 times a spare one.</w:t>
+              <w:t xml:space="preserve">Mean absolute error adds the misses with their signs dropped and divides by the weeks: 85,996 over 13 is 6,615 for festival-aligned, 127,800 over 13 is 9,831 for the copy of last year, and 213,200 over 13 is 16,400 for the vendor, about 148 percent above festival-aligned. Priced, a spare shipment costs Rs 5.42 and a late one Rs 25: the vendor's misses cost about Rs 11.9 lakh, festival-aligned's Rs 13.5 lakh and the copy's Rs 30.5 lakh, so the vendor is cheapest only because it errs high, the cheap side, by an amount nobody chose. The fair comparison sets each forecast at its plan share, its own 0.82 point, 25 over 25 plus 5.42: there festival-aligned and the copy cost about Rs 8.8 lakh each and the vendor Rs 10.0 lakh. These weeks hold no festival, so only the festival can separate festival-aligned from the copy, and the plan books festival-aligned raised toward its 0.82 point, because a late shipment costs about 4.6 times a spare one.</w:t>
             </w:r>
           </w:p>
           <w:p>
@@ -20843,7 +20843,7 @@
                 <w:sz w:val="20"/>
                 <w:szCs w:val="20"/>
               </w:rPr>
-              <w:t xml:space="preserve">The vendor is cheap on these weeks only because it runs high on the cheap side, by an amount nobody chose; at its own 0.82 point it costs more than festival-aligned, and its 22 percent was never tested on a festival.</w:t>
+              <w:t xml:space="preserve">The smallest error is not the smallest cost when a late shipment costs about 4.6 times a spare one: festival-aligned's 45,248 late shipments price its misses at about Rs 13.5 lakh against the vendor's Rs 11.9 lakh, and even the forecast that goes to the plan is first set at its plan share, never booked as it stands.</w:t>
             </w:r>
           </w:p>
           <w:p>
@@ -20870,7 +20870,7 @@
                 <w:sz w:val="20"/>
                 <w:szCs w:val="20"/>
               </w:rPr>
-              <w:t xml:space="preserve">Signed misses cancel, so festival-aligned's 40,748 high and 45,248 low net to almost nothing while the packing floor pays for every one of them; the mean absolute error drops the signs, 6,615, 9,831 and 16,400.</w:t>
+              <w:t xml:space="preserve">346, 8,708 and 16,108 net each forecast's high misses against its low ones before the sign is dropped, so festival-aligned's 40,748 high and 45,248 low read 346 a week while the packing floor pays for every one of them; the mean absolute error adds them, 6,615, 9,831 and 16,400.</w:t>
             </w:r>
           </w:p>
           <w:p>
@@ -20897,7 +20897,7 @@
                 <w:sz w:val="20"/>
                 <w:szCs w:val="20"/>
               </w:rPr>
-              <w:t xml:space="preserve">Signed misses cancel where the floor pays for every miss, and booking the cheapest curve as it stands keeps a high bias nobody chose.</w:t>
+              <w:t xml:space="preserve">Netting the high misses against the low ones hides what the floor pays for, and priced misses put the vendor below festival-aligned, Rs 11.9 lakh against Rs 13.5 lakh, since a late shipment costs about 4.6 times a spare one.</w:t>
             </w:r>
           </w:p>
           <w:p>
@@ -21019,7 +21019,7 @@
                 <w:sz w:val="18"/>
                 <w:szCs w:val="18"/>
               </w:rPr>
-              <w:t xml:space="preserve">   One correct option, Hard, [D], Fri</w:t>
+              <w:t xml:space="preserve">   One correct option, Medium, [D], Fri</w:t>
             </w:r>
           </w:p>
           <w:p>
@@ -21414,7 +21414,7 @@
                 <w:sz w:val="21"/>
                 <w:szCs w:val="21"/>
               </w:rPr>
-              <w:t xml:space="preserve">   Key D (a definition whose window the measured cannot move, with a guardrail)</w:t>
+              <w:t xml:space="preserve">   Key D (a definition the people measured cannot change after the fact)</w:t>
             </w:r>
             <w:r>
               <w:rPr>
@@ -21858,7 +21858,7 @@
                 <w:sz w:val="21"/>
                 <w:szCs w:val="21"/>
               </w:rPr>
-              <w:t xml:space="preserve">   Key F (lift above a support floor, valued in margin)</w:t>
+              <w:t xml:space="preserve">   Key F (lift above a support floor, on enough customers to trust it)</w:t>
             </w:r>
             <w:r>
               <w:rPr>
@@ -22068,7 +22068,7 @@
                 <w:sz w:val="20"/>
                 <w:szCs w:val="20"/>
               </w:rPr>
-              <w:t xml:space="preserve">The share comes from both costs, and with the late shipment at Rs 10 the costlier side weighs less, so the plan covers fewer weeks than Lucknow's 0.82.</w:t>
+              <w:t xml:space="preserve">0.35 puts the cheap cost on top: the share to cover is the late cost over the sum, 10 over 10 plus 5.42, about 0.65, below Lucknow's 0.82 because a late shipment costs less here.</w:t>
             </w:r>
           </w:p>
           <w:p>
@@ -22095,7 +22095,7 @@
                 <w:sz w:val="20"/>
                 <w:szCs w:val="20"/>
               </w:rPr>
-              <w:t xml:space="preserve">The share has to be read again from the new late cost, and the calendar copy is the part that never carries over, since Diwali moves from year to year.</w:t>
+              <w:t xml:space="preserve">0.35 is the share upside down, and the calendar copy is the part that never carries over, since Diwali moves from year to year.</w:t>
             </w:r>
           </w:p>
           <w:p>
@@ -22284,7 +22284,7 @@
           <w:sz w:val="21"/>
           <w:szCs w:val="21"/>
         </w:rPr>
-        <w:t xml:space="preserve">Easy (8): Q1, Q3, Q11, Q29, Q35, Q36, Q37, Q38</w:t>
+        <w:t xml:space="preserve">Easy (9): Q1, Q3, Q5, Q11, Q29, Q35, Q36, Q37, Q38</w:t>
       </w:r>
     </w:p>
     <w:p>
@@ -22303,7 +22303,7 @@
           <w:sz w:val="21"/>
           <w:szCs w:val="21"/>
         </w:rPr>
-        <w:t xml:space="preserve">Medium (9): Q2, Q5, Q13, Q17, Q18, Q19, Q22, Q23, Q34</w:t>
+        <w:t xml:space="preserve">Medium (19): Q2, Q6, Q8, Q10, Q12, Q13, Q14, Q16, Q17, Q18, Q19, Q22, Q23, Q24, Q27, Q28, Q31, Q33, Q34</w:t>
       </w:r>
     </w:p>
     <w:p>
@@ -22322,7 +22322,7 @@
           <w:sz w:val="21"/>
           <w:szCs w:val="21"/>
         </w:rPr>
-        <w:t xml:space="preserve">Hard (22): Q4, Q6, Q7, Q8, Q9, Q10, Q12, Q14, Q15, Q16, Q20, Q21, Q24, Q25, Q26, Q27, Q28, Q30, Q31, Q32, Q33, Q39</w:t>
+        <w:t xml:space="preserve">Hard (11): Q4, Q7, Q9, Q15, Q20, Q21, Q25, Q26, Q30, Q32, Q39</w:t>
       </w:r>
     </w:p>
     <w:p>
@@ -22525,7 +22525,7 @@
           <w:sz w:val="21"/>
           <w:szCs w:val="21"/>
         </w:rPr>
-        <w:t xml:space="preserve">Q5 (True or false, Medium, [F]): Statement: any target changes the behaviour of the people who are paid to hit it. Judge it on Exhibit 1C. True or false, and why?</w:t>
+        <w:t xml:space="preserve">Q5 (True or false, Easy, [F]): Statement: any target changes the behaviour of the people who are paid to hit it. Judge it on Exhibit 1C. True or false, and why?</w:t>
       </w:r>
     </w:p>
     <w:p>
@@ -22544,7 +22544,7 @@
           <w:sz w:val="21"/>
           <w:szCs w:val="21"/>
         </w:rPr>
-        <w:t xml:space="preserve">Q6 (One correct option, Hard, [F]): Exhibit 1C's last row is the 2013 change. What share of Wells Fargo's 2013 rise in the ratio came from the change of definition alone, and what, kept beside the definition, would have shown it to investors?</w:t>
+        <w:t xml:space="preserve">Q6 (One correct option, Medium, [F]): Exhibit 1C's last row is the 2013 change. What share of Wells Fargo's 2013 rise in the ratio came from the change of definition alone, and what would have shown it to investors?</w:t>
       </w:r>
     </w:p>
     <w:p>
@@ -22582,7 +22582,7 @@
           <w:sz w:val="21"/>
           <w:szCs w:val="21"/>
         </w:rPr>
-        <w:t xml:space="preserve">Q8 (Order the steps, Hard, [S]): Tuesday's one-slide template has four slots, from the top: the claim, written as the title; the evidence; the caveat; and the action. Four of these seven lines fill the four slots and three would spoil the slide. Leave those three out and write the other four in slot order, from the top.</w:t>
+        <w:t xml:space="preserve">Q8 (Order the steps, Medium, [S]): Tuesday's one-slide template has four slots, from the top: the claim, written as the title; the evidence; the caveat; and the action. Four of these seven lines fill the four slots and three would spoil the slide. Leave those three out and write the other four in slot order, from the top.</w:t>
       </w:r>
     </w:p>
     <w:p>
@@ -22620,7 +22620,7 @@
           <w:sz w:val="21"/>
           <w:szCs w:val="21"/>
         </w:rPr>
-        <w:t xml:space="preserve">Q10 (True or false, Hard, [F]): At the review the finance partner says: "The fall in bookings per hour is the monsoon's end, not your scheme." In the last three of the six weeks after the launch, weekly peak rider requests ran from 41,161 to 42,602, against 41,155 to 42,719 in the six weeks before, and trips per peak online hour ran at 1.56. Statement: the strongest reply concedes nothing, since any concession hands the objector the meeting. True or false, and why?</w:t>
+        <w:t xml:space="preserve">Q10 (True or false, Medium, [F]): At the review the finance partner says: "The monsoon ended inside your six weeks, so what your slide shows is the season, not your scheme." In the last three of the six weeks after the launch, weekly peak rider requests ran from 41,161 to 42,602, against 41,155 to 42,719 in the six weeks before, and trips per peak online hour ran at 1.56. Statement: the strongest reply concedes nothing, since any concession hands the objector the meeting. True or false, and why?</w:t>
       </w:r>
     </w:p>
     <w:p>
@@ -22658,7 +22658,7 @@
           <w:sz w:val="21"/>
           <w:szCs w:val="21"/>
         </w:rPr>
-        <w:t xml:space="preserve">Q12 (Order the steps, Hard, [S]): The city head's afternoon ask is roughly how many drivers must be online at the weekday evening peak to keep the median rider wait under five minutes. Four of these six steps make the estimate, and two would spoil it. Leave those two out and write the other four in the order they run.</w:t>
+        <w:t xml:space="preserve">Q12 (Order the steps, Medium, [S]): The city head's afternoon ask is roughly how many drivers must be online at the weekday evening peak to keep the median rider wait under five minutes. Four of these six steps make the estimate, and two would spoil it. Leave those two out and write the other four in the order they run.</w:t>
       </w:r>
     </w:p>
     <w:p>
@@ -22696,7 +22696,7 @@
           <w:sz w:val="21"/>
           <w:szCs w:val="21"/>
         </w:rPr>
-        <w:t xml:space="preserve">Q14 (One correct option, Hard, [S]): A pair's chain puts Delhi Metro at about 60 lakh rider trips on a weekday, each trip counted once from the gate where the rider enters to the gate where they leave (invented). They set it against Exhibit 2B, call their estimate 6 to 27 percent low, and raise it. Which reading of the check is right?</w:t>
+        <w:t xml:space="preserve">Q14 (One correct option, Medium, [S]): A pair's chain puts Delhi Metro at about 60 lakh rider trips on a weekday, each trip counted once from the gate where the rider enters to the gate where they leave (invented). They set it against Exhibit 2B, call their estimate 6 to 27 percent low, and raise it. Which reading of the check is right?</w:t>
       </w:r>
     </w:p>
     <w:p>
@@ -22734,7 +22734,7 @@
           <w:sz w:val="21"/>
           <w:szCs w:val="21"/>
         </w:rPr>
-        <w:t xml:space="preserve">Q16 (One correct option, Hard, [F]): The strip gives a slot only to a pair with a lift of at least 1.5, above a support floor of 1 percent of carts. Exhibit 3C holds two pairs' counts and their lifts recomputed for cart size and for heavy buyers. Which pairs keep a slot?</w:t>
+        <w:t xml:space="preserve">Q16 (One correct option, Medium, [F]): The strip gives a slot only to a pair with a lift of at least 1.5. Exhibit 3C holds two pairs' counts and their lifts recomputed for cart size and for heavy buyers. Which pairs keep a slot?</w:t>
       </w:r>
     </w:p>
     <w:p>
@@ -22829,7 +22829,7 @@
           <w:sz w:val="21"/>
           <w:szCs w:val="21"/>
         </w:rPr>
-        <w:t xml:space="preserve">Q27 (One correct option, Hard, [F]): Swiggy's shareholder letter for July to September 2025 says it "weaned away certain users from the platform with low potential Lifetime values", and it prints a table of Instamart cohort spend indexed to one cohort's first quarter. Exhibit 4E is invented. A deck shows this cohort's third quarter after the weakest five are weaned away and calls it strong retention. What does the third quarter read on each base, and what do you ask before trusting a published cohort chart?</w:t>
+        <w:t xml:space="preserve">Q27 (One correct option, Medium, [F]): Swiggy's shareholder letter for July to September 2025 says it "weaned away certain users from the platform with low potential Lifetime values", and it prints a table of Instamart cohort spend indexed to one cohort's first quarter. Exhibit 4E is invented. A deck shows this cohort's third quarter after the weakest five are weaned away and calls it strong retention. What does the third quarter read for the ten who joined and for the five kept, and what do you ask before trusting a published cohort chart?</w:t>
       </w:r>
     </w:p>
     <w:p>
@@ -22848,7 +22848,7 @@
           <w:sz w:val="21"/>
           <w:szCs w:val="21"/>
         </w:rPr>
-        <w:t xml:space="preserve">Q28 (One correct option, Hard, [D]): The app team says the auto-reorder feature has been fixed and asks the head of Retail-Plus to close the ticket, since blended retention has not moved. Which reply holds on Exhibit 4F?</w:t>
+        <w:t xml:space="preserve">Q28 (One correct option, Medium, [D]): The app team says the auto-reorder feature has been fixed and asks the head of Retail-Plus to close the ticket, since blended retention has not moved. Which reply holds on Exhibit 4F?</w:t>
       </w:r>
     </w:p>
     <w:p>
@@ -22886,7 +22886,7 @@
           <w:sz w:val="21"/>
           <w:szCs w:val="21"/>
         </w:rPr>
-        <w:t xml:space="preserve">Q31 (One correct option, Hard, [F]): The vendor's sponsor says: "Our curve fits two years of Lucknow's weeks within 2 percent, and machine learning won M5, so the curve should go to the plan." Using Exhibit 5C, which reply holds?</w:t>
+        <w:t xml:space="preserve">Q31 (One correct option, Medium, [F]): The vendor's sponsor says: "Our curve fits two years of Lucknow's weeks within 2 percent, and machine learning won M5, so the curve should go to the plan." Using Exhibit 5C, which reply holds?</w:t>
       </w:r>
     </w:p>
     <w:p>
@@ -22924,7 +22924,7 @@
           <w:sz w:val="21"/>
           <w:szCs w:val="21"/>
         </w:rPr>
-        <w:t xml:space="preserve">Q33 (One correct option, Hard, [D]): Anand asks which number goes in front of the board for October 2026 to March 2027, and how wrong it could be. Using Exhibits 5A and 5E, which sentence answers him?</w:t>
+        <w:t xml:space="preserve">Q33 (One correct option, Medium, [D]): Anand asks which number goes in front of the board for October 2026 to March 2027, and how wrong it could be. Using Exhibits 5A and 5E, which sentence answers him?</w:t>
       </w:r>
     </w:p>
     <w:p>
@@ -23260,7 +23260,7 @@
           <w:sz w:val="21"/>
           <w:szCs w:val="21"/>
         </w:rPr>
-        <w:t xml:space="preserve">Bank 13 (True or false, Medium, Thu), folded into Q25: Option c divides every step by the sessions that opened the app, the single denominator bank 13 calls false, and its reason says why each step takes the step before as its base.</w:t>
+        <w:t xml:space="preserve">Bank 13 (True or false, Medium, Thu), folded into Q25: Option b divides every step by the sessions that opened the app, the single denominator bank 13 calls false, and its reason says why each step takes the step before as its base.</w:t>
       </w:r>
     </w:p>
     <w:p>
@@ -23728,7 +23728,7 @@
           <w:sz w:val="21"/>
           <w:szCs w:val="21"/>
         </w:rPr>
-        <w:t xml:space="preserve">About 1,105 carts holding the first item in each half to see 6.25 rise to 9.45 percent, and about 4,014 if only half of that rise is new buying, since halving the effect more than triples the count. Randomise shoppers, never carts, fix the length before day one from that count, and read the share of first-item carts that add the second, with margin per shopper as the guardrail and the threshold set in advance. The numbers are Wednesday's ice cream and chocolate sauce, 100 of the 1,600 ice-cream carts in Pune.</w:t>
+        <w:t xml:space="preserve">About 1,056 carts holding the first item in each half to see 5 rise to 8 percent, and about 3,777 if only half of that rise is new buying, since halving the effect more than triples the count. Randomise shoppers, never carts, fix the length before day one from that count, and read the share of first-item carts that add the second, with margin per shopper as the guardrail and the threshold set in advance. The rates are invented; Wednesday's ice cream and chocolate sauce, 6.25 to 9.45 percent, needs about 1,105 and 4,014 carts a half by the same formula.</w:t>
       </w:r>
     </w:p>
     <w:p>

--- a/content/W04/SAT/answer-key/C2_W04_SAT_answer_key_TRAINER.docx
+++ b/content/W04/SAT/answer-key/C2_W04_SAT_answer_key_TRAINER.docx
@@ -761,7 +761,7 @@
                 <w:sz w:val="18"/>
                 <w:szCs w:val="18"/>
               </w:rPr>
-              <w:t xml:space="preserve">2</w:t>
+              <w:t xml:space="preserve">1</w:t>
             </w:r>
           </w:p>
         </w:tc>
@@ -797,7 +797,7 @@
                 <w:sz w:val="18"/>
                 <w:szCs w:val="18"/>
               </w:rPr>
-              <w:t xml:space="preserve">2</w:t>
+              <w:t xml:space="preserve">3</w:t>
             </w:r>
           </w:p>
         </w:tc>
@@ -980,7 +980,7 @@
                 <w:sz w:val="18"/>
                 <w:szCs w:val="18"/>
               </w:rPr>
-              <w:t xml:space="preserve">23.5</w:t>
+              <w:t xml:space="preserve">24.5</w:t>
             </w:r>
           </w:p>
         </w:tc>
@@ -1052,7 +1052,7 @@
                 <w:sz w:val="18"/>
                 <w:szCs w:val="18"/>
               </w:rPr>
-              <w:t xml:space="preserve">5</w:t>
+              <w:t xml:space="preserve">1</w:t>
             </w:r>
           </w:p>
         </w:tc>
@@ -1088,7 +1088,7 @@
                 <w:sz w:val="18"/>
                 <w:szCs w:val="18"/>
               </w:rPr>
-              <w:t xml:space="preserve">1</w:t>
+              <w:t xml:space="preserve">5</w:t>
             </w:r>
           </w:p>
         </w:tc>
@@ -1925,7 +1925,7 @@
                 <w:sz w:val="18"/>
                 <w:szCs w:val="18"/>
               </w:rPr>
-              <w:t xml:space="preserve">2</w:t>
+              <w:t xml:space="preserve">0</w:t>
             </w:r>
           </w:p>
         </w:tc>
@@ -1961,7 +1961,7 @@
                 <w:sz w:val="18"/>
                 <w:szCs w:val="18"/>
               </w:rPr>
-              <w:t xml:space="preserve">2</w:t>
+              <w:t xml:space="preserve">4</w:t>
             </w:r>
           </w:p>
         </w:tc>
@@ -2437,7 +2437,7 @@
                 <w:sz w:val="18"/>
                 <w:szCs w:val="18"/>
               </w:rPr>
-              <w:t xml:space="preserve">118</w:t>
+              <w:t xml:space="preserve">119</w:t>
             </w:r>
           </w:p>
         </w:tc>
@@ -2509,7 +2509,7 @@
                 <w:sz w:val="18"/>
                 <w:szCs w:val="18"/>
               </w:rPr>
-              <w:t xml:space="preserve">19</w:t>
+              <w:t xml:space="preserve">12</w:t>
             </w:r>
           </w:p>
         </w:tc>
@@ -2545,7 +2545,7 @@
                 <w:sz w:val="18"/>
                 <w:szCs w:val="18"/>
               </w:rPr>
-              <w:t xml:space="preserve">11</w:t>
+              <w:t xml:space="preserve">18</w:t>
             </w:r>
           </w:p>
         </w:tc>
@@ -4481,7 +4481,7 @@
                 <w:sz w:val="18"/>
                 <w:szCs w:val="18"/>
               </w:rPr>
-              <w:t xml:space="preserve">B</w:t>
+              <w:t xml:space="preserve">C</w:t>
             </w:r>
           </w:p>
         </w:tc>
@@ -4589,7 +4589,7 @@
                 <w:sz w:val="18"/>
                 <w:szCs w:val="18"/>
               </w:rPr>
-              <w:t xml:space="preserve">Medium</w:t>
+              <w:t xml:space="preserve">Hard</w:t>
             </w:r>
           </w:p>
         </w:tc>
@@ -5171,7 +5171,7 @@
                 <w:sz w:val="18"/>
                 <w:szCs w:val="18"/>
               </w:rPr>
-              <w:t xml:space="preserve">Medium</w:t>
+              <w:t xml:space="preserve">Hard</w:t>
             </w:r>
           </w:p>
         </w:tc>
@@ -5753,7 +5753,7 @@
                 <w:sz w:val="18"/>
                 <w:szCs w:val="18"/>
               </w:rPr>
-              <w:t xml:space="preserve">Medium</w:t>
+              <w:t xml:space="preserve">Hard</w:t>
             </w:r>
           </w:p>
         </w:tc>
@@ -6335,7 +6335,7 @@
                 <w:sz w:val="18"/>
                 <w:szCs w:val="18"/>
               </w:rPr>
-              <w:t xml:space="preserve">Medium</w:t>
+              <w:t xml:space="preserve">Hard</w:t>
             </w:r>
           </w:p>
         </w:tc>
@@ -6809,7 +6809,7 @@
                 <w:sz w:val="18"/>
                 <w:szCs w:val="18"/>
               </w:rPr>
-              <w:t xml:space="preserve">A</w:t>
+              <w:t xml:space="preserve">B</w:t>
             </w:r>
           </w:p>
         </w:tc>
@@ -6917,7 +6917,7 @@
                 <w:sz w:val="18"/>
                 <w:szCs w:val="18"/>
               </w:rPr>
-              <w:t xml:space="preserve">Medium</w:t>
+              <w:t xml:space="preserve">Hard</w:t>
             </w:r>
           </w:p>
         </w:tc>
@@ -11864,7 +11864,7 @@
                 <w:sz w:val="18"/>
                 <w:szCs w:val="18"/>
               </w:rPr>
-              <w:t xml:space="preserve">Medium</w:t>
+              <w:t xml:space="preserve">Hard</w:t>
             </w:r>
           </w:p>
         </w:tc>
@@ -12446,7 +12446,7 @@
                 <w:sz w:val="18"/>
                 <w:szCs w:val="18"/>
               </w:rPr>
-              <w:t xml:space="preserve">Medium</w:t>
+              <w:t xml:space="preserve">Hard</w:t>
             </w:r>
           </w:p>
         </w:tc>
@@ -14419,7 +14419,7 @@
                 <w:sz w:val="21"/>
                 <w:szCs w:val="21"/>
               </w:rPr>
-              <w:t xml:space="preserve">A north star names the outcome a plan exists to move, and a guardrail is a number that must not get worse while it rises, so it catches a harmful way of hitting the north star. On Monday's redesign the north star was completed peak trips per enrolled driver online at peak each week, and its guardrails were the share of offers accepted, the rider's wait by zone and the top-up per completed trip. Leading inputs move before the north star and proxies stand in for it, and neither catches harm. The singular words in the bank, window, baseline and target, do not fit the plural blank.</w:t>
+              <w:t xml:space="preserve">A north star names the outcome a plan exists to move, and a guardrail is a number that must not get worse while it rises, so it catches a harmful way of hitting the north star. On Monday's redesign the north star was completed peak trips per enrolled driver online at peak each week, and its guardrails were the share of offers accepted, the rider's wait by zone and the top-up per completed trip. Leading inputs move before the north star and proxies stand in for it, and neither catches harm. The singular words in the bank, window, baseline and target, do not fit the plural blank. Monday's deck teaches it in the chapter on North-star and guardrail metrics.</w:t>
             </w:r>
           </w:p>
           <w:p>
@@ -14567,7 +14567,7 @@
                 <w:sz w:val="21"/>
                 <w:szCs w:val="21"/>
               </w:rPr>
-              <w:t xml:space="preserve">A complete definition names its numerator, its denominator, its window and its exclusions, and the window is the period counted, which decides what a before-and-after comparison holds. Kalpa's growth-plan comparison started on 20 August because the monsoon sale ended on 19 August, so the sale's extra orders sat in neither window. A baseline is what a number is compared with, and a target is what the plan hopes it reaches; neither is part of the definition. Guardrails sit beside a definition as numbers of their own, and each word in the bank is used once, so guardrails belongs to Q1.</w:t>
+              <w:t xml:space="preserve">A complete definition names its numerator, its denominator, its window and its exclusions, and the window is the period counted, which decides what a before-and-after comparison holds. Kalpa's growth-plan comparison started on 20 August because the monsoon sale ended on 19 August, so the sale's extra orders sat in neither window. A baseline is what a number is compared with, and a target is what the plan hopes it reaches; neither is part of the definition. Guardrails sit beside a definition as numbers of their own, and each word in the bank is used once, so guardrails belongs to Q1. Monday's deck teaches it in the chapter on Definitions: numerator, denominator, window, exclusions.</w:t>
             </w:r>
           </w:p>
           <w:p>
@@ -14715,7 +14715,7 @@
                 <w:sz w:val="21"/>
                 <w:szCs w:val="21"/>
               </w:rPr>
-              <w:t xml:space="preserve">False. A leading indicator moves before the north star, while a team can still act on it; a lagging number confirms later. Rider requests per peak online hour, by zone, say where riders are waiting before the week's completed trips are counted, so the city can send drivers there. It fell from 2.13 to 1.75 because the new online hours went where riders were few, while the north star barely moved, from 35.76 to 35.89 trips per online driver-week (Monday's case data).</w:t>
+              <w:t xml:space="preserve">False. A leading indicator moves before the north star, while a team can still act on it; a lagging number confirms later. Rider requests per peak online hour, by zone, say where riders are waiting before the week's completed trips are counted, so the city can send drivers there. It fell from 2.13 to 1.75 because the new online hours went where riders were few, while the north star barely moved, from 35.76 to 35.89 trips per online driver-week (Monday's case data). Monday's deck teaches it in the chapter on Leading against lagging indicators.</w:t>
             </w:r>
           </w:p>
           <w:p>
@@ -14944,7 +14944,7 @@
                 <w:sz w:val="21"/>
                 <w:szCs w:val="21"/>
               </w:rPr>
-              <w:t xml:space="preserve">Summed, the six drivers' hours went from 60 to 74 while their trips fell from 114 to 88, so trips per online hour fell from 1.90 to 1.19: add the trips, add the hours, divide once. The 1.31 is the average of each driver's own rate, which gives a 10-hour week the weight of a 16-hour week and so understates how far the six fell. The six fall further than the city because they were picked to show the mechanism: E and F, in two of the three outer zones, added 10 hours between them and lost 30 trips, a third of this sample against 15 percent of the city's 1,200 drivers in the idle tail (Monday's case data). So the size goes to the city head as the city's own 1.90 to 1.58 from Exhibit 1A, about 17 percent, with E and F as where the new hours went. The note itself fails the proxy test: a number hit while the outcome got worse.</w:t>
+              <w:t xml:space="preserve">Summed, the six drivers' hours went from 60 to 74 while their trips fell from 114 to 88, so trips per online hour fell from 1.90 to 1.19: add the trips, add the hours, divide once. The 1.31 is the average of each driver's own rate, which gives a 10-hour week the weight of a 16-hour week and so understates how far the six fell. The six fall further than the city because they were picked to show the mechanism: E and F, in two of the three outer zones, added 10 hours between them and lost 30 trips, a third of this sample against 15 percent of the city's 1,200 drivers in the idle tail (Monday's case data). So the size goes to the city head as the city's own 1.90 to 1.58 from Exhibit 1A, about 17 percent, with E and F as where the new hours went. The note itself fails the proxy test: a number hit while the outcome got worse. Monday's deck teaches the proxy test in the chapter on What to measure and why; the proxy test, and runs it on the twelve rows in the first case chapter.</w:t>
             </w:r>
           </w:p>
           <w:p>
@@ -15173,7 +15173,7 @@
                 <w:sz w:val="21"/>
                 <w:szCs w:val="21"/>
               </w:rPr>
-              <w:t xml:space="preserve">True. Staff measured on the cross-sell count changed what they did to move it, in ways the bank never meant: accounts customers had not asked for, money moved in so a new account counted as funded, and contact details changed so surveys missed the customers (SEC order, Release 34-88257, checked 13 October 2026). The same thing happened on a smaller scale in Hyderabad, where 180 drivers took their peak online hours to 2.1 times while their trips fell 12 percent. The 2016 penalties, the CFPB's USD 100 million with the OCC's USD 35 million and Los Angeles's USD 50 million, came to USD 185 million between them by our sum (the CFPB's release of 8 September 2016, checked 13 October 2026), and the 2020 settlement with the SEC and the Justice Department to USD 3 billion.</w:t>
+              <w:t xml:space="preserve">True. Staff measured on the cross-sell count changed what they did to move it, in ways the bank never meant: accounts customers had not asked for, money moved in so a new account counted as funded, and contact details changed so surveys missed the customers (SEC order, Release 34-88257, checked 13 October 2026). The same thing happened on a smaller scale in Hyderabad, where 180 drivers took their peak online hours to 2.1 times while their trips fell 12 percent. The 2016 penalties, the CFPB's USD 100 million with the OCC's USD 35 million and Los Angeles's USD 50 million, came to USD 185 million between them by our sum (the CFPB's release of 8 September 2016, checked 13 October 2026), and the 2020 settlement with the SEC and the Justice Department to USD 3 billion. Monday's deck teaches it in the chapter on What to measure and why; the proxy test, where Wells Fargo is the case, and in the chapter on Gaming, and definitions that resist it.</w:t>
             </w:r>
           </w:p>
           <w:p>
@@ -15367,7 +15367,7 @@
                 <w:sz w:val="21"/>
                 <w:szCs w:val="21"/>
               </w:rPr>
-              <w:t xml:space="preserve">   Key B</w:t>
+              <w:t xml:space="preserve">   Key C</w:t>
             </w:r>
             <w:r>
               <w:rPr>
@@ -15376,7 +15376,7 @@
                 <w:sz w:val="18"/>
                 <w:szCs w:val="18"/>
               </w:rPr>
-              <w:t xml:space="preserve">   One correct option, Medium, [F], Mon</w:t>
+              <w:t xml:space="preserve">   One correct option, Hard, [F], Mon</w:t>
             </w:r>
           </w:p>
           <w:p>
@@ -15402,7 +15402,7 @@
                 <w:sz w:val="21"/>
                 <w:szCs w:val="21"/>
               </w:rPr>
-              <w:t xml:space="preserve">0.04 of the 0.11 rise is about 36 percent, and it came from counting a new kind of account, so that much of the year's rise reflected no change in what households held. 57 percent sets the change against the rest of the rise, 0.04 over 0.07, a ratio of two parts and no share of the whole. The record that shows a change of definition is the dated change log: every change to what is counted carries a date and a note, and the year of the change prints the ratio on both definitions so a reader can see the step. A satisfaction guardrail could not show it, since counting existing remittance accounts changed nothing a customer saw. The SEC's order (Release 34-88257, checked 13 October 2026) says investors were not told of the 2013 addition, which is the breach, and that the rest of the 0.11 came from accounts and products inactive for at least 365 days, so none of the year's rise was households using more.</w:t>
+              <w:t xml:space="preserve">Two different things raised the ratio in 2013, and each needs its own line. The 0.04, about 36 percent of the 0.11 rise, came from a change of what is counted: remittance accounts that already existed joined the count. The line that shows a change of definition is the dated change log, with the year of the change printed on both definitions, so a reader sees a step and never reads it as growth. A guardrail on revenue per household could not show it, since accounts that already existed had already earned their revenue, so nothing beside the ratio would move when they joined the count; a guardrail is a second number and keeps nothing out of the ratio itself. The rest of the rise came from more accounts and products inactive for at least 365 days (the SEC's order, Release 34-88257, paragraph 42, checked 13 October 2026), and the count carried no condition on use, so an unused debit card could stay in it for up to four years. An exclusion that drops any product unused for a year keeps that rest out. Dropping accounts closed during the year removes nothing, since a closed account already leaves the count and the inactive products were still open. The order says investors were never told of the 2013 addition, which is the breach the change log exists to prevent. Monday's deck teaches the four lines of a definition in the chapter on Definitions: numerator, denominator, window, exclusions, gaming in the chapter on Gaming, and definitions that resist it, and the page that carries both in the chapter on The metric definition artifact.</w:t>
             </w:r>
           </w:p>
           <w:p>
@@ -15429,7 +15429,7 @@
                 <w:sz w:val="20"/>
                 <w:szCs w:val="20"/>
               </w:rPr>
-              <w:t xml:space="preserve">0.04 over the remaining 0.07 sets one part of the rise against the other; the change's share of the 0.11 rise is 0.04 over 0.11, about 36 percent.</w:t>
+              <w:t xml:space="preserve">Remittance accounts that already existed had already earned their revenue, so revenue per household would not move when they joined the count; the 0.04 shows only in a dated log with the year's ratio also on the old definition.</w:t>
             </w:r>
           </w:p>
           <w:p>
@@ -15447,7 +15447,7 @@
                 <w:sz w:val="20"/>
                 <w:szCs w:val="20"/>
               </w:rPr>
-              <w:t xml:space="preserve">C.  </w:t>
+              <w:t xml:space="preserve">B.  </w:t>
             </w:r>
             <w:r>
               <w:rPr>
@@ -15456,7 +15456,7 @@
                 <w:sz w:val="20"/>
                 <w:szCs w:val="20"/>
               </w:rPr>
-              <w:t xml:space="preserve">Counting existing remittance accounts changed nothing a customer saw, so satisfaction could not move, and the order says staff changed contact details so the surveys missed customers anyway.</w:t>
+              <w:t xml:space="preserve">A guardrail beside the ratio would not move when existing accounts joined the count, and a closed account already leaves it; neither line reaches the 0.04 or the inactive products.</w:t>
             </w:r>
           </w:p>
           <w:p>
@@ -15483,7 +15483,7 @@
                 <w:sz w:val="20"/>
                 <w:szCs w:val="20"/>
               </w:rPr>
-              <w:t xml:space="preserve">0.04 over 0.07 is a ratio of two parts, and no customer felt remittance accounts join the count, so a satisfaction guardrail could not have shown the change.</w:t>
+              <w:t xml:space="preserve">A closed account already leaves the count; the rest of the rise came from products still open and unused for at least 365 days, which only an exclusion on use drops.</w:t>
             </w:r>
           </w:p>
           <w:p>
@@ -15509,7 +15509,7 @@
                 <w:sz w:val="21"/>
                 <w:szCs w:val="21"/>
               </w:rPr>
-              <w:t xml:space="preserve">Every change to what a metric counts goes in a dated change log, with the old definition run beside the new for the year it changes, so a step is never read as growth.</w:t>
+              <w:t xml:space="preserve">Every change to what a metric counts goes in a dated change log, with the old definition run beside the new for the year it changes, and every count carries an exclusion on use, so neither a step nor an unused product is ever read as growth.</w:t>
             </w:r>
           </w:p>
           <w:p>
@@ -15631,7 +15631,7 @@
                 <w:sz w:val="21"/>
                 <w:szCs w:val="21"/>
               </w:rPr>
-              <w:t xml:space="preserve">The lab found placements per member up 1.22 times while their booked value per member fell to 0.96, and none of the window's placements became an order a member received: the app placed low-value reorders on its own. So the exclusions drop placements nobody received (c); revenue per active customer guards against frequency bought with small orders (d); and add-to-cart events move before the month's delivered orders, while a team can act on them (e). The growth plan's north star, as the lab's exercise wrote it, is delivered orders per active customer per month.</w:t>
+              <w:t xml:space="preserve">The lab found placements per member up 1.22 times while their booked value per member fell to 0.96, and none of the window's placements became an order a member received: the app placed low-value reorders on its own. So the exclusions drop placements nobody received (c); revenue per active customer guards against frequency bought with small orders (d); and add-to-cart events move before the month's delivered orders, while a team can act on them (e). The growth plan's north star, as the lab's exercise wrote it, is delivered orders per active customer per month. Monday's deck teaches the sheet's lines in the chapters on North-star and guardrail metrics, Leading against lagging indicators and The metric definition artifact, and the lab finds Exhibit 1D.</w:t>
             </w:r>
           </w:p>
           <w:p>
@@ -15807,7 +15807,7 @@
                 <w:sz w:val="18"/>
                 <w:szCs w:val="18"/>
               </w:rPr>
-              <w:t xml:space="preserve">   Order the steps, Medium, [S], Tue</w:t>
+              <w:t xml:space="preserve">   Order the steps, Hard, [S], Tue</w:t>
             </w:r>
           </w:p>
           <w:p>
@@ -15833,7 +15833,7 @@
                 <w:sz w:val="21"/>
                 <w:szCs w:val="21"/>
               </w:rPr>
-              <w:t xml:space="preserve">The template's slots fix the order, claim, evidence, caveat, action, so the item is which line fills each slot. The claim reads the denominator the scheme pays for: the guarantee pays per online hour, and bookings per peak online hour fell from Rs 314 to Rs 260 at the same Rs 165 fare, so each hour carried fewer trips (e, with b as its evidence). Bookings per active driver-week rose 0.8 percent, Rs 5,817 to Rs 5,861, only because each driver-week carried about four more online hours while each hour earned Rs 260 against Rs 314, so the claim and evidence built on it (c and g) are the flattering denominator. The caveat leaves part of the fall to the season, and the action answers it: a test on half the drivers, picked at random, runs the old pay and the new in the same weeks, so the season falls on both halves and the difference is the redesign's (f). Moving every driver at once (a) leaves nothing to compare with, so the season and the redesign stay mixed. The template is the Week 1 four-part note on one slide.</w:t>
+              <w:t xml:space="preserve">The stem prints the slots' order, claim, evidence, caveat, action, so the item is which line fills each slot, and three choices decide it. The claim reads the denominator the scheme pays for: the guarantee pays per peak online hour, so the title is that it pays for hours that carry no trips (e). Bookings per active driver-week rose 0.8 percent, Rs 5,817 to Rs 5,861, only because each driver-week carried about four more online hours while each hour earned Rs 54 less, so a title built on it reads the flattering denominator (c). The evidence is the hour's bookings, and a fall is measured against where it started: Rs 314 less Rs 260 is Rs 54, 17 percent of Rs 314 (b); 21 percent divides the same Rs 54 by the Rs 260 it fell to (g). The caveat leaves part of the fall to the season, and the action answers it: a test on half the drivers, picked at random, runs the old pay and the new in the same weeks, so the season falls on both halves and the difference is the redesign's (f). Moving every driver at once (a) leaves nothing to compare with, so the season and the redesign stay mixed. Tuesday's deck teaches the four slots in the chapter on The one-slide answer: claim, evidence, caveat, action, and Monday's deck the denominator the scheme pays for.</w:t>
             </w:r>
           </w:p>
           <w:p>
@@ -15887,7 +15887,7 @@
                 <w:sz w:val="20"/>
                 <w:szCs w:val="20"/>
               </w:rPr>
-              <w:t xml:space="preserve">Bookings per active driver-week rose only because each driver-week carried about four more online hours while each hour earned Rs 54 less, so the title reads the flattering denominator.</w:t>
+              <w:t xml:space="preserve">Bookings per active driver-week rose only because each driver-week carried about four more online hours while each hour earned Rs 54 less; the scheme pays per online hour, so this title reads the flattering denominator.</w:t>
             </w:r>
           </w:p>
           <w:p>
@@ -15914,7 +15914,7 @@
                 <w:sz w:val="20"/>
                 <w:szCs w:val="20"/>
               </w:rPr>
-              <w:t xml:space="preserve">The same flattering denominator as evidence: it carries the scheme-pays-its-way title, and the scheme pays per online hour, where bookings fell from Rs 314 to Rs 260.</w:t>
+              <w:t xml:space="preserve">Rs 54 over the Rs 260 the hour fell to is 21 percent; a fall is measured against where it started, Rs 54 over Rs 314, 17 percent.</w:t>
             </w:r>
           </w:p>
           <w:p>
@@ -15940,7 +15940,7 @@
                 <w:sz w:val="21"/>
                 <w:szCs w:val="21"/>
               </w:rPr>
-              <w:t xml:space="preserve">Claim in the title, one number with its denominator, the caveat on the page, then the action with its cost and who signs it, an action that answers the caveat.</w:t>
+              <w:t xml:space="preserve">Claim in the title, one number with its denominator and its change on the right base, the caveat on the page, then the action with its cost and who signs it, an action that answers the caveat.</w:t>
             </w:r>
           </w:p>
           <w:p>
@@ -16062,7 +16062,7 @@
                 <w:sz w:val="21"/>
                 <w:szCs w:val="21"/>
               </w:rPr>
-              <w:t xml:space="preserve">The claim has two halves. "Riders got little" is what riders received, and the wait barely moved, from 4.8 to 4.6 minutes; rider requests are what riders asked for, so they cannot show what riders got. "For the Rs 1.9 crore" is the price of what the money bought: Rs 1.9 crore over the 6,700 extra peak trips (230,900 against 224,200, Exhibit 1A) is about Rs 2,836 for a trip worth Rs 165. Rs 82 a completed trip spreads the same money over all 230,900 trips, though the six weeks before carried 224,200 with no top-up at all, so it prices the average trip and hides how little the money bought. Requests go to marketing's page, the Rs 82 to finance's and the 61 percent split to the page that answers where the money went; the caveat, which this draft does not list, would stay on the slide.</w:t>
+              <w:t xml:space="preserve">The claim has two halves. "Riders got little" is what riders received, and the wait barely moved, from 4.8 to 4.6 minutes; rider requests are what riders asked for, so they cannot show what riders got. "For the Rs 1.9 crore" is the price of what the money bought: Rs 1.9 crore over the 6,700 extra peak trips (230,900 against 224,200, Exhibit 1A) is about Rs 2,836 for a trip worth Rs 165. Rs 82 a completed trip spreads the same money over all 230,900 trips, though the six weeks before carried 224,200 with no top-up at all, so it prices the average trip and hides how little the money bought. Requests go to marketing's page, the Rs 82 to finance's and the 61 percent split to the page that answers where the money went; the caveat, which this draft does not list, would stay on the slide. Tuesday's deck teaches it in the chapter on What to leave out, and the appendix.</w:t>
             </w:r>
           </w:p>
           <w:p>
@@ -16265,7 +16265,7 @@
                 <w:sz w:val="18"/>
                 <w:szCs w:val="18"/>
               </w:rPr>
-              <w:t xml:space="preserve">   True or false, Medium, [F], Tue</w:t>
+              <w:t xml:space="preserve">   True or false, Hard, [F], Tue</w:t>
             </w:r>
           </w:p>
           <w:p>
@@ -16291,7 +16291,7 @@
                 <w:sz w:val="21"/>
                 <w:szCs w:val="21"/>
               </w:rPr>
-              <w:t xml:space="preserve">False. The defence has four moves: restate the objection until its owner agrees, answer from the evidence, concede what is true, and say what would change your mind. Finance is partly right, since the monsoon ended inside the six weeks and there are no weeks from last year. The evidence that separates the season from the scheme is demand: in the last three weeks after the launch, weekly rider requests were back inside the range of the six weeks before (41,161 to 42,602 against 41,155 to 42,719), while trips per online hour ran at 1.56 against 1.90, so riders asked as often as before and each online hour still carried fewer trips. A slide from 1.58 to 1.56 cannot answer finance, because a season that thinned demand would show the same slide. What would change the analyst's mind is a city where the rains ended and no scheme launched, with trips per hour falling as far.</w:t>
+              <w:t xml:space="preserve">False. The defence has four moves: restate the objection until its owner agrees, answer from the evidence, concede what is true, and say what would change your mind. Finance is partly right, since the rains ended inside the six weeks and no weeks from last year are in the data, so the true part is conceded in the open. The evidence then has to answer the season where the season shows. Over the six weeks requests rose 1.8 percent, but on Exhibit 2B the first three weeks after the launch ran 43,507 to 43,878, above every week before it, and then requests fell four weeks running from 7 September; the six-week total hides that fall, so it cannot answer an objection that the season thinned demand. Even after the fall, the last three weeks ran 41,161 to 42,602, inside the 41,155 to 42,719 of the six weeks before, while trips per peak online hour held at 1.55 to 1.56 against 1.88 to 1.93: riders asked as often as before the launch and each online hour still carried fewer trips, which a thinner season cannot explain. What would change the analyst's mind is a city where the rains ended and no scheme launched, with trips per hour falling as far. Tuesday's deck teaches the four moves in the chapter on Defending under challenge: restate, answer, concede, what would change your mind, and Monday's deck the window a comparison is read over, in the chapter on Definitions: numerator, denominator, window, exclusions.</w:t>
             </w:r>
           </w:p>
           <w:p>
@@ -16318,7 +16318,7 @@
                 <w:sz w:val="20"/>
                 <w:szCs w:val="20"/>
               </w:rPr>
-              <w:t xml:space="preserve">Conceding nothing leaves the true part, the monsoon and the missing weeks from last year, unanswered in the room, and the claim loses the people who already believe it.</w:t>
+              <w:t xml:space="preserve">Conceding nothing leaves the true part, the rains and the missing weeks from last year, unanswered in the room, and the six-week rise comes from the three weeks before requests fell four weeks running.</w:t>
             </w:r>
           </w:p>
           <w:p>
@@ -16345,7 +16345,7 @@
                 <w:sz w:val="20"/>
                 <w:szCs w:val="20"/>
               </w:rPr>
-              <w:t xml:space="preserve">Conceding nothing is the weak defence, and the slide from 1.58 to 1.56 is what finance's own story predicts, since a season that thinned demand would show the same slide; only the requests separate the two.</w:t>
+              <w:t xml:space="preserve">The evidence is the one that answers the season, and conceding nothing leaves the true part, the rains ending inside the window and the missing weeks from last year, unanswered; the claim loses the people who already believe it.</w:t>
             </w:r>
           </w:p>
           <w:p>
@@ -16372,7 +16372,7 @@
                 <w:sz w:val="20"/>
                 <w:szCs w:val="20"/>
               </w:rPr>
-              <w:t xml:space="preserve">A slide from 1.58 to 1.56 fits the season as well as the scheme; only requests back in their old range, with trips per hour still at 1.56 against 1.90, separate the two.</w:t>
+              <w:t xml:space="preserve">The six-week rise comes from the first three weeks after the launch, before requests fell four weeks running from 7 September, so it cannot answer an objection about the season; only the last three weeks, back at the old level of demand, can.</w:t>
             </w:r>
           </w:p>
           <w:p>
@@ -16398,7 +16398,7 @@
                 <w:sz w:val="21"/>
                 <w:szCs w:val="21"/>
               </w:rPr>
-              <w:t xml:space="preserve">I restate the objection, answer it from the evidence that separates the two causes, concede the true part in the open, and say which fact would change my mind.</w:t>
+              <w:t xml:space="preserve">I restate the objection, concede the true part in the open, answer it from the weeks where the other cause would show, and say which fact would change my mind.</w:t>
             </w:r>
           </w:p>
           <w:p>
@@ -16520,7 +16520,7 @@
                 <w:sz w:val="21"/>
                 <w:szCs w:val="21"/>
               </w:rPr>
-              <w:t xml:space="preserve">False. The ask is one slide, five minutes, at Thursday's review, and the letter's own key point is that a great memo probably should take a week or more (Amazon's 2017 letter to shareholders, filed 18 April 2018, checked 13 October 2026). A memo serves a reader with an hour and a writer with a week; the city head asked for five minutes. The afternoon's written case was the memo form of the same answer, for a reader with the time to read it.</w:t>
+              <w:t xml:space="preserve">False. The ask is one slide, five minutes, at Thursday's review, and the letter's own key point is that a great memo probably should take a week or more (Amazon's 2017 letter to shareholders, filed 18 April 2018, checked 13 October 2026). A memo serves a reader with an hour and a writer with a week; the city head asked for five minutes. The afternoon's written case was the memo form of the same answer, for a reader with the time to read it. Tuesday's deck teaches it in the chapter on The AI-free written business case, where Amazon's memo sits.</w:t>
             </w:r>
           </w:p>
           <w:p>
@@ -16723,7 +16723,7 @@
                 <w:sz w:val="18"/>
                 <w:szCs w:val="18"/>
               </w:rPr>
-              <w:t xml:space="preserve">   Order the steps, Medium, [S], Tue</w:t>
+              <w:t xml:space="preserve">   Order the steps, Hard, [S], Tue</w:t>
             </w:r>
           </w:p>
           <w:p>
@@ -16749,7 +16749,7 @@
                 <w:sz w:val="21"/>
                 <w:szCs w:val="21"/>
               </w:rPr>
-              <w:t xml:space="preserve">Clarify (b), map (d), calculate (e), validate (a): the dojo's four steps. The chain's numbers are assumptions said aloud: about 1 crore people, 1 weekday Uber trip for every 100 people, a quarter of the day's trips in the three evening hours, 2.4 trips an hour for a busy driver and about 30 percent of online drivers idle at a moment, so 1.68 trips per online driver-hour, and a buffer of 1.15. The check compares like with like, online driver-hours per completed trip, 0.60 in the chain against the case's 0.53: the city's drivers needed fewer hours for a trip than the chain assumes, so the chain runs about an eighth high and the answer moves down, to about 5,000 at the case's own 1.90 trips an hour, 8,333 over 1.90 times 1.15. Step f moves the right comparison the wrong way, multiplying by 0.60 over 0.53 where it should divide, which lands near 6,450. Step c checks in the wrong unit: 8,333 trips an hour over 2.13 rider requests per online hour, about 3,900, divides trips served by riders asking, and requests ran above trips (251,910 against 224,200 before the launch), so it moves the answer the wrong way.</w:t>
+              <w:t xml:space="preserve">Clarify (b), map (d), calculate (e), validate (a). The chain's numbers are assumptions said aloud: about 1 crore people, 1 weekday Uber trip for every 100 people, a quarter of the day's trips in the three evening hours, 2.4 trips an hour for a busy driver with about 30 percent of online drivers idle at a moment, so 1.68 trips per online driver-hour, and a buffer of 1.15. The check sets the assumed 1.68 against a measured rate in the same unit, trips per peak online hour, from weeks that met the goal without paying for idle hours: 1.90 before the launch, at a 4.8-minute median wait. Re-run there, 8,333 trips over 1.90 times 1.15 is about 5,040, so the answer moves down to about 5,000. Two checks spoil it, each a mistake analysts make. Step c re-runs the chain on rider requests per online hour, a different unit: requests ran above trips (251,910 against 224,200 before the launch), so 2.13 overstates what an online hour completes and the answer lands near 4,500. Step f takes the latest weeks, and Exhibit 1A shows why they mislead: after the launch the guarantee paid for online hours that carried no trips, so 1.58 counts idle hours the wait did not need, and the extra hours bought 0.2 minutes, 4.8 to 4.6; re-run at 1.58 the chain asks for about 6,100 drivers, the idle tail included. Tuesday's deck teaches the four steps in the chapter on The guesstimate: clarify, map, calculate, validate, and Monday's deck the idle hours the guarantee paid for.</w:t>
             </w:r>
           </w:p>
           <w:p>
@@ -16776,7 +16776,7 @@
                 <w:sz w:val="20"/>
                 <w:szCs w:val="20"/>
               </w:rPr>
-              <w:t xml:space="preserve">Rider requests per online hour is the wrong unit for a chain that counts trips served, and requests ran above trips before the launch, so the check pulls the answer down to about 3,900 for the wrong reason.</w:t>
+              <w:t xml:space="preserve">Rider requests per online hour is the wrong unit for a chain that counts trips served; requests ran above trips before the launch, so the re-run lands near 4,500 for the wrong reason.</w:t>
             </w:r>
           </w:p>
           <w:p>
@@ -16803,7 +16803,7 @@
                 <w:sz w:val="20"/>
                 <w:szCs w:val="20"/>
               </w:rPr>
-              <w:t xml:space="preserve">0.53 hours a trip against the chain's 0.60 means each trip needed fewer driver-hours than the chain assumed, so the answer falls toward 5,000; scaling up to 6,450 multiplies where it should divide.</w:t>
+              <w:t xml:space="preserve">1.58 is the rate after the guarantee paid for online hours that carried no trips, so it counts idle hours the wait did not need: the extra hours bought 0.2 minutes. The weeks before the launch held the wait at 4.8 minutes at 1.90.</w:t>
             </w:r>
           </w:p>
           <w:p>
@@ -16829,7 +16829,7 @@
                 <w:sz w:val="21"/>
                 <w:szCs w:val="21"/>
               </w:rPr>
-              <w:t xml:space="preserve">Clarify the moment and the window, say the formula, calculate aloud with a unit on every factor, then check against a figure in the same unit and move the answer the way the check points.</w:t>
+              <w:t xml:space="preserve">Clarify the moment and the window, say the formula, calculate aloud with a unit on every factor, then validate against a measured figure in the same unit, from a period that met the goal without the distortion I am sizing.</w:t>
             </w:r>
           </w:p>
           <w:p>
@@ -16951,7 +16951,7 @@
                 <w:sz w:val="21"/>
                 <w:szCs w:val="21"/>
               </w:rPr>
-              <w:t xml:space="preserve">Two hold. NPCI's 24.07 billion for September 2026, over that month's 30 days, is the 802 million a day Outlook Money reported (2 October 2026, checked 13 October 2026), and a per-day estimate is compared per day. DMart's revenue spread over the stores open across the year, the average of 415 and 500, gives about Rs 146 crore a store (Avenue Supermarts, 2 May 2026, checked 13 October 2026). It is a rough check: 58 of the 85 new stores opened in the last quarter, so with openings spread evenly the year held about 439 store-years, about Rs 152 crore each, and a first-year estimate sits below either figure. Flipkart's own words say 6.3 million concurrent users in a minute, and 63 is the number in the post's web address, a decimal point lost. The drill city's households are right at 5 lakh, and households are not users: a household of four holds several people who pay, so the check sets households against people.</w:t>
+              <w:t xml:space="preserve">Two hold. NPCI's 24.07 billion for September 2026, over that month's 30 days, is the 802 million a day Outlook Money reported (2 October 2026, checked 13 October 2026), and a per-day estimate is compared per day. DMart's revenue spread over the stores open across the year, the average of 415 and 500, gives about Rs 146 crore a store (Avenue Supermarts, 2 May 2026, checked 13 October 2026). It is a rough check: 58 of the 85 new stores opened in the last quarter, so with openings spread evenly the year held about 439 store-years, about Rs 152 crore each, and a first-year estimate sits below either figure. Flipkart's own words say 6.3 million concurrent users in a minute, and 63 is the number in the post's web address, a decimal point lost. The drill city's households are right at 5 lakh, and households are not users: a household of four holds several people who pay, so the check sets households against people. Tuesday's deck teaches the validate step and its sanity tests in the chapter on The guesstimate: clarify, map, calculate, validate, and the lab checks Anand's new store against DMart.</w:t>
             </w:r>
           </w:p>
           <w:p>
@@ -17145,7 +17145,7 @@
                 <w:sz w:val="21"/>
                 <w:szCs w:val="21"/>
               </w:rPr>
-              <w:t xml:space="preserve">   Key A</w:t>
+              <w:t xml:space="preserve">   Key B</w:t>
             </w:r>
             <w:r>
               <w:rPr>
@@ -17154,7 +17154,7 @@
                 <w:sz w:val="18"/>
                 <w:szCs w:val="18"/>
               </w:rPr>
-              <w:t xml:space="preserve">   One correct option, Medium, [S], Tue</w:t>
+              <w:t xml:space="preserve">   One correct option, Hard, [S], Tue</w:t>
             </w:r>
           </w:p>
           <w:p>
@@ -17180,7 +17180,7 @@
                 <w:sz w:val="21"/>
                 <w:szCs w:val="21"/>
               </w:rPr>
-              <w:t xml:space="preserve">DMRC's journeys count each line a passenger uses to reach a destination, so a trip with one change of line counts twice (Deccan Herald, reporting PTI, 30 August 2023, checked 13 October 2026). When DMRC first used the count, in May 2018, it read 45,35,932 line uses on one day against gate ridership near 27 lakh a day earlier that year (PTI, 30 May 2018). So the 64.06 lakh average runs above the trips riders take, and an estimate of trips has to be compared with trips, or converted. The 82,44,903 was one record day, during a bus strike, never an ordinary weekday.</w:t>
+              <w:t xml:space="preserve">Two things are wrong with the pair's check, and both have to be fixed. DMRC's journeys count each line a passenger uses to reach a destination, so a trip with one change of line counts twice (Deccan Herald, reporting PTI, 30 August 2023, checked 13 October 2026), and the chain counts trips gate to gate. When DMRC began counting lines, in 2018, it read 45,35,932 line uses on 29 May against nearly 27 lakh commuters a day in February (PTI, 30 May 2018, via LatestLY, checked 13 October 2026), about 1.68 line uses a rider. At that mix the average day's 64.06 lakh journeys are about 38 lakh trips, and the chain's 60 lakh runs about 57 percent high, so its trips per person are checked and the answer moves down, never up. The conversion is rough, two counts from different months of 2018, and the call does not hang on it: any mix above about 1.07 line uses a rider puts the average day below 60 lakh trips. The check also needs an ordinary day: 82,44,903 was one record day, during a bus strike, so it checks nothing about a weekday. Tuesday's deck teaches the check in the chapter on The guesstimate: clarify, map, calculate, validate, where a published number is read in its own unit before the answer moves toward it, and Monday's deck uses Delhi Metro's count in the chapter on Definitions: numerator, denominator, window, exclusions.</w:t>
             </w:r>
           </w:p>
           <w:p>
@@ -17198,7 +17198,7 @@
                 <w:sz w:val="20"/>
                 <w:szCs w:val="20"/>
               </w:rPr>
-              <w:t xml:space="preserve">B.  </w:t>
+              <w:t xml:space="preserve">A.  </w:t>
             </w:r>
             <w:r>
               <w:rPr>
@@ -17207,7 +17207,7 @@
                 <w:sz w:val="20"/>
                 <w:szCs w:val="20"/>
               </w:rPr>
-              <w:t xml:space="preserve">Raising the chain trusts both checks, and both count something else: line uses, and one record day.</w:t>
+              <w:t xml:space="preserve">The unit is converted and the day is wrong: 17 September 2026 was a record during a bus strike, so it cannot check an ordinary weekday, and on the average day the chain runs about 57 percent high.</w:t>
             </w:r>
           </w:p>
           <w:p>
@@ -17234,7 +17234,7 @@
                 <w:sz w:val="20"/>
                 <w:szCs w:val="20"/>
               </w:rPr>
-              <w:t xml:space="preserve">Whatever a boarding counts, 17 September 2026 was one record day during a bus strike, so it cannot check an ordinary weekday. DMRC also called it its highest-ever, above the earlier record of more than 81 lakh passenger journeys on 8 August 2025 (The Tribune, 9 August 2026, checked 13 October 2026), which reads boardings and journeys as one count; that reading is ours, since neither source defines a boarding.</w:t>
+              <w:t xml:space="preserve">The record day is set aside and the unit is not: 64.06 lakh counts each line a rider uses, so setting it against trips gate to gate makes a chain that runs high look low.</w:t>
             </w:r>
           </w:p>
           <w:p>
@@ -17261,7 +17261,7 @@
                 <w:sz w:val="20"/>
                 <w:szCs w:val="20"/>
               </w:rPr>
-              <w:t xml:space="preserve">A bracket from two counts in another unit brackets nothing, since neither counts the trips the chain estimates.</w:t>
+              <w:t xml:space="preserve">Both mistakes at once: a record strike day, counted by line, set against an ordinary weekday's trips counted gate to gate.</w:t>
             </w:r>
           </w:p>
           <w:p>
@@ -17287,7 +17287,7 @@
                 <w:sz w:val="21"/>
                 <w:szCs w:val="21"/>
               </w:rPr>
-              <w:t xml:space="preserve">I validate in the unit the estimate counts and on an ordinary period, so I ask what each published number counts before I move my answer toward it.</w:t>
+              <w:t xml:space="preserve">I validate in the unit the estimate counts and on an ordinary period, so I convert a published count to my unit before I move my answer toward it, and I set a record day aside.</w:t>
             </w:r>
           </w:p>
           <w:p>
@@ -17409,7 +17409,7 @@
                 <w:sz w:val="21"/>
                 <w:szCs w:val="21"/>
               </w:rPr>
-              <w:t xml:space="preserve">Milk's click-through held at 1.2 percent and other items rose from 6.2 to 6.4, so no row fell; what changed is milk's share of the impressions, from 2 to 50 percent, and half the impressions at 1.2 with half at 6.4 is the strip's 3.8. The loss sits where milk displaced the most clicks: its share times the gap it opens, 0.70 times (8.2 less 1.4), about 4.76 clicks per 100 impressions in slot 1; 0.50 times (6.8 less 1.1), about 2.85 in slot 2; and 0.30 times (5.4 less 0.9), about 1.35 in slot 3. So slot 1 is re-ranked first, by lift above a support floor. Milk clicks least in slot 3, at 0.9 percent, and slot 3 still loses the fewest clicks to milk, since milk holds only 30 percent of its impressions.</w:t>
+              <w:t xml:space="preserve">Milk's click-through held at 1.2 percent and other items rose from 6.2 to 6.4, so no row fell; what changed is milk's share of the impressions, from 2 to 50 percent, and half the impressions at 1.2 with half at 6.4 is the strip's 3.8. The loss sits where milk displaced the most clicks: its share times the gap it opens, 0.70 times (8.2 less 1.4), about 4.76 clicks per 100 impressions in slot 1; 0.50 times (6.8 less 1.1), about 2.85 in slot 2; and 0.30 times (5.4 less 0.9), about 1.35 in slot 3. So slot 1 is re-ranked first, by lift above a support floor. Milk clicks least in slot 3, at 0.9 percent, and slot 3 still loses the fewest clicks to milk, since milk holds only 30 percent of its impressions. Wednesday's deck teaches the popular partner in SECTION 4, The confidence trap; lift near one (half one, S21 to S25), and finds the strip's fall in SECTION 8 (S52 to S55, with D54 on slot 1).</w:t>
             </w:r>
           </w:p>
           <w:p>
@@ -17638,7 +17638,7 @@
                 <w:sz w:val="21"/>
                 <w:szCs w:val="21"/>
               </w:rPr>
-              <w:t xml:space="preserve">Per cart, chips and cold drink has a support of 2,000 over 40,000, 5.0 percent, against chance's 0.12 times 0.123, so a lift of 3.39; onions and tomatoes, 7.5 percent against 0.22 times 0.20, a lift of 1.70. Heavy buyers repeat a pair across many carts, and bigger carts hold any pair by chance, so the expected count is sized by each cart and each customer counted once. Corrected for both, chips and cold drink still reads 1.95 and keeps its slot; onions and tomatoes reads 1.38, below the 1.5 rule, and loses its slot. Amazon's team met the same problem and measured the increased likelihood of buying an item with any given purchase, which scales heavy buyers down (Amazon Science, checked 13 October 2026).</w:t>
+              <w:t xml:space="preserve">Per cart, chips and cold drink has a support of 2,000 over 40,000, 5.0 percent, against chance's 0.12 times 0.123, so a lift of 3.39; onions and tomatoes, 7.5 percent against 0.22 times 0.20, a lift of 1.70. Heavy buyers repeat a pair across many carts, and bigger carts hold any pair by chance, so the expected count is sized by each cart and each customer counted once. Corrected for both, chips and cold drink still reads 1.95 and keeps its slot; onions and tomatoes reads 1.38, below the 1.5 rule, and loses its slot. Amazon's team met the same problem and measured the increased likelihood of buying an item with any given purchase, which scales heavy buyers down (Amazon Science, checked 13 October 2026). Wednesday's deck teaches the floor in SECTION 6, The support floor and the watch list (half one, S31 to S35), and the heavy-buyer doubt in SECTION 10 (half two, D68 and D69).</w:t>
             </w:r>
           </w:p>
           <w:p>
@@ -17867,7 +17867,7 @@
                 <w:sz w:val="21"/>
                 <w:szCs w:val="21"/>
               </w:rPr>
-              <w:t xml:space="preserve">Confidence of case, then charger, counts the charger among the baskets that hold the case: 165 of 200, 0.825. It answers how reliably a case basket holds a charger, and it says nothing yet about chance, which is the next item.</w:t>
+              <w:t xml:space="preserve">Confidence of case, then charger, counts the charger among the baskets that hold the case: 165 of 200, 0.825. It answers how reliably a case basket holds a charger, and it says nothing yet about chance, which is the next item. Wednesday's deck teaches it in SECTION 2, Confidence: how reliably together? (half one, S11 to S15).</w:t>
             </w:r>
           </w:p>
           <w:p>
@@ -18015,7 +18015,7 @@
                 <w:sz w:val="21"/>
                 <w:szCs w:val="21"/>
               </w:rPr>
-              <w:t xml:space="preserve">Lift divides the confidence by the charger's own share of baskets: 0.825 over 0.85 is 0.97, the same as 165 seen against the 170 chance gives (1,000 times 0.2 times 0.85). It is symmetric, so the charger buyers' share of cases gives the same 0.97. Wednesday's lab found the same shape on Kalpa's own baskets: the charger in 84.5 percent of the 812 consumer baskets, and the screen protector toward it at a confidence of 0.82 and a lift of 0.97.</w:t>
+              <w:t xml:space="preserve">Lift divides the confidence by the charger's own share of baskets: 0.825 over 0.85 is 0.97, the same as 165 seen against the 170 chance gives (1,000 times 0.2 times 0.85). It is symmetric, so the charger buyers' share of cases gives the same 0.97. Wednesday's lab found the same shape on Kalpa's own baskets: the charger in 84.5 percent of the 812 consumer baskets, and the screen protector toward it at a confidence of 0.82 and a lift of 0.97. Wednesday's deck teaches it in SECTION 3, Chance and lift: more often than chance? (half one, S16 to S20).</w:t>
             </w:r>
           </w:p>
           <w:p>
@@ -18163,7 +18163,7 @@
                 <w:sz w:val="21"/>
                 <w:szCs w:val="21"/>
               </w:rPr>
-              <w:t xml:space="preserve">A lift of 0.97 means case buyers take a charger slightly less often than shoppers in general, so a bundle would pay a discount on chargers the case buyers were buying anyway and sell no extra one. The confidence of 0.825 looks strong only because the charger is in 85 percent of all baskets. The lab's three lines for merchandising were the same call on the lab's own counts: refuse the charger bundle, promote the wireless earphones with their case (lift 3.1 at a support of 6 percent, 49 baskets, three-quarters of them Retail-Plus) and watch the car pair.</w:t>
+              <w:t xml:space="preserve">A lift of 0.97 means case buyers take a charger slightly less often than shoppers in general, so a bundle would pay a discount on chargers the case buyers were buying anyway and sell no extra one. The confidence of 0.825 looks strong only because the charger is in 85 percent of all baskets. The lab's three lines for merchandising were the same call on the lab's own counts: refuse the charger bundle, promote the wireless earphones with their case (lift 3.1 at a support of 6 percent, 49 baskets, three-quarters of them Retail-Plus) and watch the car pair. Wednesday's deck teaches it in SECTION 4, The confidence trap; lift near one (half one, S21 to S25), and the lab makes the same call on Kalpa's charger.</w:t>
             </w:r>
           </w:p>
           <w:p>
@@ -18392,7 +18392,7 @@
                 <w:sz w:val="21"/>
                 <w:szCs w:val="21"/>
               </w:rPr>
-              <w:t xml:space="preserve">True. Both pairs have a support of 0.25 percent, 2 of 812 and 100 of 40,000, and each waits for evidence before it gets a campaign. Kalpa's lift rests on 2 baskets, so one basket more makes it 6 and one fewer makes it 2. Instamart's pair is real, 100 carts against the 22 chance gives, and those carts cannot show that suggesting sauce sells more of it, since shoppers who buy both may buy both anyway; it goes to a small test in which a random half of shoppers in two zones see the suggestion, with the decision rule fixed before it starts, and the strip would show it only beside ice cream, in 4 percent of carts. Wednesday's lab put the car pair on its watch list for the same reason.</w:t>
+              <w:t xml:space="preserve">True. Both pairs have a support of 0.25 percent, 2 of 812 and 100 of 40,000, and each waits for evidence before it gets a campaign. Kalpa's lift rests on 2 baskets, so one basket more makes it 6 and one fewer makes it 2. Instamart's pair is real, 100 carts against the 22 chance gives, and those carts cannot show that suggesting sauce sells more of it, since shoppers who buy both may buy both anyway; it goes to a small test in which a random half of shoppers in two zones see the suggestion, with the decision rule fixed before it starts, and the strip would show it only beside ice cream, in 4 percent of carts. Wednesday's lab put the car pair on its watch list for the same reason. Wednesday's deck teaches it in SECTION 6, The support floor and the watch list (half one, S31 to S35), and puts Instamart's pair on the watch list in SECTION 10 (half two, S64).</w:t>
             </w:r>
           </w:p>
           <w:p>
@@ -18621,7 +18621,7 @@
                 <w:sz w:val="21"/>
                 <w:szCs w:val="21"/>
               </w:rPr>
-              <w:t xml:space="preserve">30,000 views times 5 percent is 1,500 clicks, and half add the item: 750 adds a day. Half of them would have happened anyway, so the slot creates 375, each worth Rs 10 of margin, Rs 3,750. The Rs 3 discount is paid on every bundled add, the 375 that would have happened anyway included: 750 times Rs 3 is Rs 2,250. The slot is worth Rs 3,750 less Rs 2,250, Rs 1,500 a day. Swiggy's letter (checked 13 October 2026) describes Maxxsaver as returning part of the larger basket's margin to the user; the week's reading of it is that the discount is a cost line on every cart that takes it.</w:t>
+              <w:t xml:space="preserve">30,000 views times 5 percent is 1,500 clicks, and half add the item: 750 adds a day. Half of them would have happened anyway, so the slot creates 375, each worth Rs 10 of margin, Rs 3,750. The Rs 3 discount is paid on every bundled add, the 375 that would have happened anyway included: 750 times Rs 3 is Rs 2,250. The slot is worth Rs 3,750 less Rs 2,250, Rs 1,500 a day. Swiggy's letter (checked 13 October 2026) describes Maxxsaver as returning part of the larger basket's margin to the user; the week's reading of it is that the discount is a cost line on every cart that takes it. Wednesday's deck teaches it in SECTION 9, Cross-sell and upsell reasoning; expected value in rupees (half two, S56 to S60), and prices the strip's slot in SECTION 10 (S65 to S67).</w:t>
             </w:r>
           </w:p>
           <w:p>
@@ -18850,7 +18850,7 @@
                 <w:sz w:val="21"/>
                 <w:szCs w:val="21"/>
               </w:rPr>
-              <w:t xml:space="preserve">May's blend weights each cohort by its size: 500 of A's 1,000 and 1,140 of B's 3,000 retain, 1,640 of 4,000, 41 percent. Averaging the two rates without weights gives 44, which is the mean of ratios the week kept refusing.</w:t>
+              <w:t xml:space="preserve">May's blend weights each cohort by its size: 500 of A's 1,000 and 1,140 of B's 3,000 retain, 1,640 of 4,000, 41 percent. Averaging the two rates without weights gives 44, which is the mean of ratios the week kept refusing. Thursday's deck teaches it in SECTION 3, Blended numbers against cohort truth (half one, S20 to S26).</w:t>
             </w:r>
           </w:p>
           <w:p>
@@ -18998,7 +18998,7 @@
                 <w:sz w:val="21"/>
                 <w:szCs w:val="21"/>
               </w:rPr>
-              <w:t xml:space="preserve">June adds cohort C: 460 of A, 1,050 of B and 950 of C's 2,000 retain, 2,460 of 6,000, 41 percent again. Both old cohorts fell, A from 50 to 46 and B from 38 to 35, and the new cohort in its first month lands above the old blend, so the blend holds.</w:t>
+              <w:t xml:space="preserve">June adds cohort C: 460 of A, 1,050 of B and 950 of C's 2,000 retain, 2,460 of 6,000, 41 percent again. Both old cohorts fell, A from 50 to 46 and B from 38 to 35, and the new cohort in its first month lands above the old blend, so the blend holds. Thursday's deck teaches it in SECTION 3, Blended numbers against cohort truth (half one, S20 to S26).</w:t>
             </w:r>
           </w:p>
           <w:p>
@@ -19146,7 +19146,7 @@
                 <w:sz w:val="21"/>
                 <w:szCs w:val="21"/>
               </w:rPr>
-              <w:t xml:space="preserve">A and B both fell, A from 50 to 46 and B from 38 to 35, and C, a third of June's members in its first month, held the blend up; the headline names the fall and its cause. Without C, June's blend is A's 460 and B's 1,050 retained of their 4,000 members, 1,510 of 4,000, about 37.8 percent, which is the size of what C hid. Zomato Gold's dashboard did the same in Chennai, holding month-two retention at 38 percent while each signup month's month one fell from 58 percent in January to 49 in July, and Kalpa's Retail-Plus tier held flat in July, August and September while every cohort fell, which Thursday's lab found. Fixing each member's entry month is what lets the decline show.</w:t>
+              <w:t xml:space="preserve">A and B both fell, A from 50 to 46 and B from 38 to 35, and C, a third of June's members in its first month, held the blend up; the headline names the fall and its cause. Without C, June's blend is A's 460 and B's 1,050 retained of their 4,000 members, 1,510 of 4,000, about 37.8 percent, which is the size of what C hid. Zomato Gold's dashboard did the same in Chennai, holding month-two retention at 38 percent while each signup month's month one fell from 58 percent in January to 49 in July, and Kalpa's Retail-Plus tier held flat in July, August and September while every cohort fell, which Thursday's lab found. Fixing each member's entry month is what lets the decline show. Thursday's deck teaches it in SECTION 3, Blended numbers against cohort truth (half one, S20 to S26), and reads Gold's flat 38 the same way in SECTION 6 (S45 to S54).</w:t>
             </w:r>
           </w:p>
           <w:p>
@@ -19375,7 +19375,7 @@
                 <w:sz w:val="21"/>
                 <w:szCs w:val="21"/>
               </w:rPr>
-              <w:t xml:space="preserve">Each step is over the step before, in one unit. Per session, search to menu view is 155,729 over 131,974, 118 percent, because the carousel opens menus without a search: search is a step members can skip, an artefact and no gain. Menu view to add-to-cart is 34 percent per session and 61 per member, 28,351 over 46,477, because a member browses several menus across sessions before adding to one cart. A step's level says little about a loss; the loss is where a rate changed, for whom and since when, which the next item reads.</w:t>
+              <w:t xml:space="preserve">Each step is over the step before, in one unit. Per session, search to menu view is 155,729 over 131,974, 118 percent, because the carousel opens menus without a search: search is a step members can skip, an artefact and no gain. Menu view to add-to-cart is 34 percent per session and 61 per member, 28,351 over 46,477, because a member browses several menus across sessions before adding to one cart. A step's level says little about a loss; the loss is where a rate changed, for whom and since when, which the next item reads. Thursday's deck teaches it in SECTION 4, Funnel stages, drop-off, denominators (half one, S27 to S34, with S31 on a step above 100 percent and S32 on the unit), and reads Gold's flow in SECTION 7 (S55 to S60).</w:t>
             </w:r>
           </w:p>
           <w:p>
@@ -19604,7 +19604,7 @@
                 <w:sz w:val="21"/>
                 <w:szCs w:val="21"/>
               </w:rPr>
-              <w:t xml:space="preserve">The fall sits in one step for one group: completing a started checkout, for Android members, from the release date, while iOS members and non-members on the same new checkout held, so the break is in what only members see, such as the free-delivery line or the membership check at payment. The size: 14 points of 22,841 carts is about 3,198 orders over 17 days, and 7 days of 17 is about 1,317 a week, Rs 4.0 lakh at Rs 300 and Rs 6.6 lakh at Rs 500. With iOS members as the comparator, the fall that belongs to the release is 13 points, about 1,223 orders a week; the option's 1,317 is against the members' own old rate, as it says, and no option offers the comparator figure. Fixing it ends a weekly loss, which is why it goes before the sale cohort's question.</w:t>
+              <w:t xml:space="preserve">The fall sits in one step for one group: completing a started checkout, for Android members, from the release date, while iOS members and non-members on the same new checkout held, so the break is in what only members see, such as the free-delivery line or the membership check at payment. The size: 14 points of 22,841 carts is about 3,198 orders over 17 days, and 7 days of 17 is about 1,317 a week, Rs 4.0 lakh at Rs 300 and Rs 6.6 lakh at Rs 500. With iOS members as the comparator, the fall that belongs to the release is 13 points, about 1,223 orders a week; the option's 1,317 is against the members' own old rate, as it says, and no option offers the comparator figure. Fixing it ends a weekly loss, which is why it goes before the sale cohort's question. Thursday's deck finds the Android break in SECTION 7 (half one, S61 to S65), teaches the call in SECTION 8, The fix-first decision and its evidence (half two, S66 to S72), and makes it on Gold in SECTION 9 (S73 to S77).</w:t>
             </w:r>
           </w:p>
           <w:p>
@@ -19833,7 +19833,7 @@
                 <w:sz w:val="21"/>
                 <w:szCs w:val="21"/>
               </w:rPr>
-              <w:t xml:space="preserve">In the third quarter 4 of the cohort's users are active: 4 of the 10 who joined is 40 percent, and 4 of the 5 who stayed is 80. Letting the weak users go doubles that cell and every later one with nobody's behaviour changing. So before trusting a published cohort chart, ask what it divides by, users who joined or users who stayed, and what it counts, users, orders or spend. Swiggy's letter (Q2 FY26, checked 13 October 2026) indexes each cohort's spend to the Q4 FY24 cohort's first quarter and states no denominator; the question is fair to ask of it, and the invented cohort says nothing about Swiggy's own numbers.</w:t>
+              <w:t xml:space="preserve">In the third quarter 4 of the cohort's users are active: 4 of the 10 who joined is 40 percent, and 4 of the 5 who stayed is 80. Letting the weak users go doubles that cell and every later one with nobody's behaviour changing. So before trusting a published cohort chart, ask what it divides by, users who joined or users who stayed, and what it counts, users, orders or spend. Swiggy's letter (Q2 FY26, checked 13 October 2026) indexes each cohort's spend to the Q4 FY24 cohort's first quarter and states no denominator; the question is fair to ask of it, and the invented cohort says nothing about Swiggy's own numbers. Thursday's deck teaches the cohort table in SECTION 1, Cohort construction (half one, S6 to S12), and the weaned users in the fallback's SECTION 12 (fallback S1 to S3), which runs if the faculty block slips.</w:t>
             </w:r>
           </w:p>
           <w:p>
@@ -20062,7 +20062,7 @@
                 <w:sz w:val="21"/>
                 <w:szCs w:val="21"/>
               </w:rPr>
-              <w:t xml:space="preserve">Checkout per cart fell from 82 and 83 percent to 64 inside the window, which is the stage's conversion by date that settles the dispute. It rests on 11 carts: at the earlier 10 in 12, about 9 would have checked out and 7 did, so about 2 checkouts are missing in three weeks, too few to rebuild on and too many to wave away. The call is to flag the step with its dates and counts and read the next three weeks before anyone rebuilds it. Blended retention counts members who opened the app at all, so it cannot see a step inside a session, and its flat line says nothing about the checkout.</w:t>
+              <w:t xml:space="preserve">Checkout per cart fell from 82 and 83 percent to 64 inside the window, which is the stage's conversion by date that settles the dispute. It rests on 11 carts: at the earlier 10 in 12, about 9 would have checked out and 7 did, so about 2 checkouts are missing in three weeks, too few to rebuild on and too many to wave away. The call is to flag the step with its dates and counts and read the next three weeks before anyone rebuilds it. Blended retention counts members who opened the app at all, so it cannot see a step inside a session, and its flat line says nothing about the checkout. Thursday's deck teaches a step's conversion by date in SECTION 4, Funnel stages, drop-off, denominators (half one, S27 to S34), and the evidence a call carries in SECTION 8 (half two, S66 to S72), and the lab finds Exhibit 4F.</w:t>
             </w:r>
           </w:p>
           <w:p>
@@ -20291,7 +20291,7 @@
                 <w:sz w:val="21"/>
                 <w:szCs w:val="21"/>
               </w:rPr>
-              <w:t xml:space="preserve">The naive repeats the last month seen, September 2025's Rs 2.1 crore; the seasonal naive copies the same month a year earlier, October 2024's Rs 3.2 crore, and both Octobers held Diwali, so the copy carries the festival into the right month. The next item asks what the same copy does when the festival moves.</w:t>
+              <w:t xml:space="preserve">The naive repeats the last month seen, September 2025's Rs 2.1 crore; the seasonal naive copies the same month a year earlier, October 2024's Rs 3.2 crore, and both Octobers held Diwali, so the copy carries the festival into the right month. The next item asks what the same copy does when the festival moves. Friday's deck teaches it in SECTION 2, Naive, seasonal naive and drift baselines (half one, S14 to S21).</w:t>
             </w:r>
           </w:p>
           <w:p>
@@ -20439,7 +20439,7 @@
                 <w:sz w:val="21"/>
                 <w:szCs w:val="21"/>
               </w:rPr>
-              <w:t xml:space="preserve">The seasonal naive copies the same month a year earlier: October 2026 gets October 2025's Rs 427.6 lakh and November gets Rs 297.0 lakh, so it puts the spike in October. Diwali fell in October in 2024 and 2025 and falls on 8 November 2026, so the copy carries a festival month into a month with no festival. The baseline that puts the festival in its own month is the festival-aligned copy, which swaps last year's two months: November 2026, Diwali's month, gets last year's Diwali month, Rs 427.6 lakh times 1.04, about Rs 444.7 lakh, and October 2026 gets last year's November, Rs 297.0 lakh times 1.04, about Rs 308.9 lakh on the printed figure (Friday's unrounded revenue gives Rs 308.8 lakh). Mark it right only with all four numbers, to the nearest lakh, and November named; on this item that line replaces the general rule's single number. November 2024, straight after a Diwali on 31 October, shows no lift, so the festival's lift sits in its run-up; an answer that gives November the Diwali week and says part of the run-up may land in late October 2026 has gone further and is right. Both Octobers in the exhibit are about 1.44 times their November, which is the festival.</w:t>
+              <w:t xml:space="preserve">The seasonal naive copies the same month a year earlier: October 2026 gets October 2025's Rs 427.6 lakh and November gets Rs 297.0 lakh, so it puts the spike in October. Diwali fell in October in 2024 and 2025 and falls on 8 November 2026, so the copy carries a festival month into a month with no festival. The baseline that puts the festival in its own month is the festival-aligned copy, which swaps last year's two months: November 2026, Diwali's month, gets last year's Diwali month, Rs 427.6 lakh times 1.04, about Rs 444.7 lakh, and October 2026 gets last year's November, Rs 297.0 lakh times 1.04, about Rs 308.9 lakh on the printed figure (Friday's unrounded revenue gives Rs 308.8 lakh). Mark it right only with all four numbers, to the nearest lakh, and November named; on this item that line replaces the general rule's single number. November 2024, straight after a Diwali on 31 October, shows no lift, so the festival's lift sits in its run-up; an answer that gives November the Diwali week and says part of the run-up may land in late October 2026 has gone further and is right. Both Octobers in the exhibit are about 1.44 times their November, which is the festival. Friday's deck teaches the moving festival in SECTION 2, Naive, seasonal naive and drift baselines (half one, S19), and on Flipkart's weeks in SECTION 5 (S43 to S46), and the lab finds Exhibit 5B's months.</w:t>
             </w:r>
           </w:p>
           <w:p>
@@ -20561,7 +20561,7 @@
                 <w:sz w:val="18"/>
                 <w:szCs w:val="18"/>
               </w:rPr>
-              <w:t xml:space="preserve">   One correct option, Medium, [F], Fri</w:t>
+              <w:t xml:space="preserve">   One correct option, Hard, [F], Fri</w:t>
             </w:r>
           </w:p>
           <w:p>
@@ -20587,7 +20587,7 @@
                 <w:sz w:val="21"/>
                 <w:szCs w:val="21"/>
               </w:rPr>
-              <w:t xml:space="preserve">M5 judged every entry on days it never saw, and on that test the seasonal naive, at 0.847, beat the perceptron's 0.977 and the random forest's 1.010, and only 1,972 of the 5,507 teams, 35.8 percent, beat it; the top entries that did win were machine learning, which is why the honest test is the same for any model. So the bar is the seasonal naive, on weeks the curve never saw. The naive is an honest baseline and, on seasonal data, the easy one: every other entry on the exhibit beat its 1.752, so beating it proves little. The two years the curve was fitted on score its fit, however many weeks they hold. The vendor's curve fits its 91 training weeks within 1.4 percent, and on the thirteen hidden weeks it missed by 16,400 shipments a week against the seasonal naive's 9,831, almost all of it too high. Makridakis and colleagues (PLOS ONE, 2018) made the same point on 1,045 monthly series: the models that fitted best did not necessarily forecast best.</w:t>
+              <w:t xml:space="preserve">A fit is no forecast, so the curve is tested the way the plan will use it, and two choices decide the test. Where: the plan books weeks after the data ends, so the curve is fitted on the earlier weeks and scored on the latest weeks it never saw. Weeks drawn at random from the two years sit between weeks the curve was fitted on, so scoring there measures how well it fills gaps, close to its fit; Makridakis and colleagues found on 1,045 monthly series that the models that fitted best did not necessarily forecast best (PLOS ONE, 2018, checked 13 October 2026). Against what: on M5's unseen days the seasonal naive scored 0.847 and beat both machine-learning benchmarks on Exhibit 5C, 0.977 and 1.010, while every other entry on the exhibit beat the naive's 1.752, so on seasonal weeks beating the naive proves little; only 1,972 of the 5,507 teams, 35.8 percent, beat the seasonal naive (the M5 accuracy paper, checked 13 October 2026). The top entries that did win were machine learning, which is why the test is the same for any model. Friday's thirteen hidden weeks ran this test: the vendor's curve fitted its 91 training weeks within 1.4 percent and missed the hidden weeks by 16,400 shipments a week against the same-week copy's 9,831, almost all of it too high. Those weeks hold no festival, so a rolling origin that takes in 2025's festival is the next test, which Friday's fallback runs. Friday's deck teaches the held-back latest weeks in SECTION 3, Holding out; MAE and MAPE in the business's units (half one, S22 to S29), the bar in SECTION 2, Naive, seasonal naive and drift baselines (S14 to S21), and the curve tested in SECTION 4 (S30 to S37) and SECTION 6 (S49 to S59).</w:t>
             </w:r>
           </w:p>
           <w:p>
@@ -20614,7 +20614,7 @@
                 <w:sz w:val="20"/>
                 <w:szCs w:val="20"/>
               </w:rPr>
-              <w:t xml:space="preserve">The two years the curve was fitted on score its fit and never its forecast, and the naive is the bar every other entry on the exhibit cleared.</w:t>
+              <w:t xml:space="preserve">Weeks drawn at random sit between weeks the curve was fitted on, so the score measures how well it fills gaps, close to its fit; the plan needs the weeks after the data, so the latest weeks are held back.</w:t>
             </w:r>
           </w:p>
           <w:p>
@@ -20668,7 +20668,7 @@
                 <w:sz w:val="20"/>
                 <w:szCs w:val="20"/>
               </w:rPr>
-              <w:t xml:space="preserve">The curve was fitted on those two years, so any score there measures its fit; only weeks it never saw score the forecast, however few they are.</w:t>
+              <w:t xml:space="preserve">Random weeks score a gap-filling fit, and the naive is the bar every other entry on Exhibit 5C cleared; the test is the latest weeks against the seasonal naive.</w:t>
             </w:r>
           </w:p>
           <w:p>
@@ -20816,7 +20816,7 @@
                 <w:sz w:val="21"/>
                 <w:szCs w:val="21"/>
               </w:rPr>
-              <w:t xml:space="preserve">Mean absolute error adds the misses with their signs dropped and divides by the weeks: 85,996 over 13 is 6,615 for festival-aligned, 127,800 over 13 is 9,831 for the copy of last year, and 213,200 over 13 is 16,400 for the vendor, about 148 percent above festival-aligned. Priced, a spare shipment costs Rs 5.42 and a late one Rs 25: the vendor's misses cost about Rs 11.9 lakh, festival-aligned's Rs 13.5 lakh and the copy's Rs 30.5 lakh, so the vendor is cheapest only because it errs high, the cheap side, by an amount nobody chose. The fair comparison sets each forecast at its plan share, its own 0.82 point, 25 over 25 plus 5.42: there festival-aligned and the copy cost about Rs 8.8 lakh each and the vendor Rs 10.0 lakh. These weeks hold no festival, so only the festival can separate festival-aligned from the copy, and the plan books festival-aligned raised toward its 0.82 point, because a late shipment costs about 4.6 times a spare one.</w:t>
+              <w:t xml:space="preserve">Mean absolute error adds the misses with their signs dropped and divides by the weeks: 85,996 over 13 is 6,615 for festival-aligned, 127,800 over 13 is 9,831 for the copy of last year, and 213,200 over 13 is 16,400 for the vendor, about 148 percent above festival-aligned. Priced, a spare shipment costs Rs 5.42 and a late one Rs 25: the vendor's misses cost about Rs 11.9 lakh, festival-aligned's Rs 13.5 lakh and the copy's Rs 30.5 lakh, so the vendor is cheapest only because it errs high, the cheap side, by an amount nobody chose. The fair comparison sets each forecast at its plan share, its own 0.82 point, 25 over 25 plus 5.42: there festival-aligned and the copy cost about Rs 8.8 lakh each and the vendor Rs 10.0 lakh. These weeks hold no festival, so only the festival can separate festival-aligned from the copy, and the plan books festival-aligned raised toward its 0.82 point, because a late shipment costs about 4.6 times a spare one. Friday's deck teaches the error in the business's units in SECTION 3, Holding out; MAE and MAPE in the business's units (half one, S25 to S27), prices the misses in SECTION 6 (S55 to S58), and sets the plan share in its fallback (S10 to S13), beyond the row.</w:t>
             </w:r>
           </w:p>
           <w:p>
@@ -21019,7 +21019,7 @@
                 <w:sz w:val="18"/>
                 <w:szCs w:val="18"/>
               </w:rPr>
-              <w:t xml:space="preserve">   One correct option, Medium, [D], Fri</w:t>
+              <w:t xml:space="preserve">   One correct option, Hard, [D], Fri</w:t>
             </w:r>
           </w:p>
           <w:p>
@@ -21045,7 +21045,7 @@
                 <w:sz w:val="21"/>
                 <w:szCs w:val="21"/>
               </w:rPr>
-              <w:t xml:space="preserve">Festival-aligned matches last year's months by Diwali, so it puts the spike in November, Diwali's month this year (Exhibit 5A), and books Rs 19.69 crore, Rs 2.08 crore under the plan line's Rs 21.77 crore. Finance's rule copies the same calendar month, so it carries October 2025's festival into an October 2026 with no Diwali; it books the same total with the same miss, and the board plans stock and staff by month. The error bar is festival-aligned's own miss on six months it never saw, about Rs 3.5 lakh a month, about Rs 21 lakh if all six missed the same way. April to September holds no Diwali in any year on Exhibit 5A, so the spike month itself is untested, and the sentence says so; a sentence that stretches the Rs 3.5 lakh to the festive months claims an accuracy nobody measured. The vendor misses by Rs 38.8 lakh a month on the same months and the copy without growth by Rs 11.7 lakh.</w:t>
+              <w:t xml:space="preserve">Two choices decide the answer. The number is a forecast that was tested: festival-aligned matches last year's months by Diwali, books Rs 19.69 crore, and on April to September 2026, six months it never saw and none with a Diwali (Exhibit 5A), it missed by about Rs 3.5 lakh a month, so the six months could miss by about Rs 21 lakh if every month missed the same way. Rs 21.39 crore splits the difference between finance's rule and the vendor's curve, was never scored on unseen months and has no error of its own, so the Rs 3.5 lakh in options c and d is festival-aligned's, borrowed. Then the plan line: Rs 21.77 crore sits Rs 2.08 crore above festival-aligned, about ten times the Rs 21 lakh, so the plan is a target the forecast does not reach, and the board hears both numbers apart. The range of the forecasts, Rs 18.93 to 23.09 crore, measures how far they disagree and is no error: its top end, the vendor's curve, missed by Rs 38.8 lakh a month on the same unseen months. The spike month itself is untested, since April to September holds no Diwali in any year on Exhibit 5A, and the board is told so; finance's rule books the same total with the same miss and puts the spike in October, while festival-aligned puts it in November, Diwali's month this year, and the board plans stock and staff by month. Friday's deck teaches the error on unseen months in SECTION 3, Holding out; MAE and MAPE in the business's units (half one, S22 to S29), and the forecast note's lines in SECTION 4, Beating the baseline; the vendor curve tested; the good-enough call and the forecast note (S34 to S37), applied to the staffing note in SECTION 7 (half two, S12 to S15).</w:t>
             </w:r>
           </w:p>
           <w:p>
@@ -21072,7 +21072,7 @@
                 <w:sz w:val="20"/>
                 <w:szCs w:val="20"/>
               </w:rPr>
-              <w:t xml:space="preserve">Finance's rule copies October 2025's festival into an October 2026 with no Diwali, and the board books stock month by month.</w:t>
+              <w:t xml:space="preserve">The range of the forecasts measures how far they disagree, and its top end missed by Rs 38.8 lakh a month; festival-aligned's own error, about Rs 21 lakh over six months, leaves the Rs 2.08 crore gap a target.</w:t>
             </w:r>
           </w:p>
           <w:p>
@@ -21099,7 +21099,7 @@
                 <w:sz w:val="20"/>
                 <w:szCs w:val="20"/>
               </w:rPr>
-              <w:t xml:space="preserve">The Rs 3.5 lakh was measured on April to September, which held no Diwali, so it says nothing about the festive months.</w:t>
+              <w:t xml:space="preserve">Rs 21.39 crore splits the difference between two forecasts and was never scored on unseen months, so the Rs 3.5 lakh is festival-aligned's error, borrowed.</w:t>
             </w:r>
           </w:p>
           <w:p>
@@ -21126,7 +21126,7 @@
                 <w:sz w:val="20"/>
                 <w:szCs w:val="20"/>
               </w:rPr>
-              <w:t xml:space="preserve">The festival sits in the wrong month, and the error bar is stretched to festive months it was never measured on.</w:t>
+              <w:t xml:space="preserve">The midpoint tests neither forecast and borrows festival-aligned's Rs 3.5 lakh, and the range of the forecasts measures how far they disagree, never an error.</w:t>
             </w:r>
           </w:p>
           <w:p>
@@ -21152,7 +21152,7 @@
                 <w:sz w:val="21"/>
                 <w:szCs w:val="21"/>
               </w:rPr>
-              <w:t xml:space="preserve">I give the board the forecast that beat the baseline on months it never saw, with the spike in the festival's month, its error bar in rupees, and what the bar could not test.</w:t>
+              <w:t xml:space="preserve">I give the board the forecast that beat the baseline on months it never saw, its error bar in rupees with what the bar could not test, and the plan's gap set against that error, so a target is never read as a forecast.</w:t>
             </w:r>
           </w:p>
           <w:p>
@@ -21274,7 +21274,7 @@
                 <w:sz w:val="21"/>
                 <w:szCs w:val="21"/>
               </w:rPr>
-              <w:t xml:space="preserve">The method carries over: the metric written with its numerator, denominator and window; a guardrail the people measured cannot move; and a test against a baseline before any lift is trusted. What changes is the cost of an error, since a nudge toward a loan that defaults costs Kalpa Financial Services twenty times what it loses by passing over a good customer, so the rupee cost of a wrong nudge in each direction is the line Rohan Desai's version rewrites. On the Retail tables a wrong nudge cost a discount and some annoyance, so the same threshold would sit in a very different place.</w:t>
+              <w:t xml:space="preserve">The method carries over: the metric written with its numerator, denominator and window; a guardrail the people measured cannot move; and a test against a baseline before any lift is trusted. What changes is the cost of an error, since a nudge toward a loan that defaults costs Kalpa Financial Services twenty times what it loses by passing over a good customer, so the rupee cost of a wrong nudge in each direction is the line Rohan Desai's version rewrites. On the Retail tables a wrong nudge cost a discount and some annoyance, so the same threshold would sit in a very different place. Each method comes from its day: the definition and the guardrail from Monday's chapters on Definitions: numerator, denominator, window, exclusions and North-star and guardrail metrics, and the test against a baseline from Wednesday's SECTION 6 (half one, S31 to S35) and Friday's SECTION 4 (half one, S30 to S37).</w:t>
             </w:r>
           </w:p>
           <w:p>
@@ -21449,7 +21449,7 @@
                 <w:sz w:val="21"/>
                 <w:szCs w:val="21"/>
               </w:rPr>
-              <w:t xml:space="preserve">The rate's window ends at a promised date the measured dispatchers can move, the way the Phoenix VA's wait times ran from a "desired date" that 30 of the 79 scheduling staff interviewed said they entered wrongly (VA Office of Inspector General, report 14-02603-267, 26 August 2014, checked 13 October 2026); the fix fixes the promise when the order is placed and guards it with the share of promises moved. What changed from Uber: the people who move the number are dispatchers, and the cost of an error is a customer told a parcel was on time when it was not.</w:t>
+              <w:t xml:space="preserve">The rate's window ends at a promised date the measured dispatchers can move, the way the Phoenix VA's wait times ran from a "desired date" that 30 of the 79 scheduling staff interviewed said they entered wrongly (VA Office of Inspector General, report 14-02603-267, 26 August 2014, checked 13 October 2026); the fix fixes the promise when the order is placed and guards it with the share of promises moved. What changed from Uber: the people who move the number are dispatchers, and the cost of an error is a customer told a parcel was on time when it was not. The method is Monday's chapter on Gaming, and definitions that resist it.</w:t>
             </w:r>
           </w:p>
           <w:p>
@@ -21597,7 +21597,7 @@
                 <w:sz w:val="21"/>
                 <w:szCs w:val="21"/>
               </w:rPr>
-              <w:t xml:space="preserve">A booking-to-visit flow is a funnel, so each step is read over the step before in one unit, here dollars of bookings, and split by metro area to find where it changed. What changed from Chennai: the unit is dollars, the steps run through a payer's approval, and a lost visit costs a test billed to a US payer.</w:t>
+              <w:t xml:space="preserve">A booking-to-visit flow is a funnel, so each step is read over the step before in one unit, here dollars of bookings, and split by metro area to find where it changed. What changed from Chennai: the unit is dollars, the steps run through a payer's approval, and a lost visit costs a test billed to a US payer. The method is Thursday's SECTION 4, Funnel stages, drop-off, denominators (half one, S27 to S34).</w:t>
             </w:r>
           </w:p>
           <w:p>
@@ -21745,7 +21745,7 @@
                 <w:sz w:val="21"/>
                 <w:szCs w:val="21"/>
               </w:rPr>
-              <w:t xml:space="preserve">A flat blend over worsening newer groups is Thursday's shape, so subscribers are grouped by the month they started and each group is read at the same age. What changed from Zomato Gold: churn counts the members who leave where retention counted those who stay, and a lost subscriber costs a monthly fee for every month after.</w:t>
+              <w:t xml:space="preserve">A flat blend over worsening newer groups is Thursday's shape, so subscribers are grouped by the month they started and each group is read at the same age. What changed from Zomato Gold: churn counts the members who leave where retention counted those who stay, and a lost subscriber costs a monthly fee for every month after. The method is Thursday's SECTION 1, Cohort construction (half one, S6 to S12), each cohort read at the same age as SECTION 2 rules (S18).</w:t>
             </w:r>
           </w:p>
           <w:p>
@@ -21893,7 +21893,7 @@
                 <w:sz w:val="21"/>
                 <w:szCs w:val="21"/>
               </w:rPr>
-              <w:t xml:space="preserve">"Beyond what any customer takes up anyway" is the base rate, so the pair's lift above a support floor answers it, valued in margin. What changed from Pune: the products are a card, a loan and an account, and a wrong offer in lending can cost twenty times a missed good one.</w:t>
+              <w:t xml:space="preserve">"Beyond what any customer takes up anyway" is the base rate, so the pair's lift above a support floor answers it, valued in margin. What changed from Pune: the products are a card, a loan and an account, and a wrong offer in lending can cost twenty times a missed good one. The method is Wednesday's SECTION 3, Chance and lift (half one, S16 to S20), above SECTION 6's floor (S31 to S35).</w:t>
             </w:r>
           </w:p>
           <w:p>
@@ -22041,7 +22041,7 @@
                 <w:sz w:val="21"/>
                 <w:szCs w:val="21"/>
               </w:rPr>
-              <w:t xml:space="preserve">A spare shipment costs Rs 650 over 120, about Rs 5.42, and a late one Rs 10 here, so the plan should cover 10 over 10 plus 5.42 of weeks, about 0.65, where Lucknow's Rs 25 gave about 0.82. The cost of an error changed, so the plan's share changed; the method did not: hold out the latest weeks, copy last year by distance from the festival, price each direction of miss and set the share from the two costs. On Kalpa's Retail tables the same question would turn on the cost of an empty shelf against stock left over.</w:t>
+              <w:t xml:space="preserve">A spare shipment costs Rs 650 over 120, about Rs 5.42, and a late one Rs 10 here, so the plan should cover 10 over 10 plus 5.42 of weeks, about 0.65, where Lucknow's Rs 25 gave about 0.82. The cost of an error changed, so the plan's share changed; the method did not: hold out the latest weeks, copy last year by distance from the festival, price each direction of miss and set the share from the two costs. On Kalpa's Retail tables the same question would turn on the cost of an empty shelf against stock left over. Friday's fallback sets the plan share from the two costs (S10 and S11, beyond the row), and Friday's SECTION 5 (half one, S43 to S46) the festival-aligned copy.</w:t>
             </w:r>
           </w:p>
           <w:p>
@@ -22303,7 +22303,7 @@
           <w:sz w:val="21"/>
           <w:szCs w:val="21"/>
         </w:rPr>
-        <w:t xml:space="preserve">Medium (19): Q2, Q6, Q8, Q10, Q12, Q13, Q14, Q16, Q17, Q18, Q19, Q22, Q23, Q24, Q27, Q28, Q31, Q33, Q34</w:t>
+        <w:t xml:space="preserve">Medium (12): Q2, Q13, Q16, Q17, Q18, Q19, Q22, Q23, Q24, Q27, Q28, Q34</w:t>
       </w:r>
     </w:p>
     <w:p>
@@ -22322,7 +22322,7 @@
           <w:sz w:val="21"/>
           <w:szCs w:val="21"/>
         </w:rPr>
-        <w:t xml:space="preserve">Hard (11): Q4, Q7, Q9, Q15, Q20, Q21, Q25, Q26, Q30, Q32, Q39</w:t>
+        <w:t xml:space="preserve">Hard (18): Q4, Q6, Q7, Q8, Q9, Q10, Q12, Q14, Q15, Q20, Q21, Q25, Q26, Q30, Q31, Q32, Q33, Q39</w:t>
       </w:r>
     </w:p>
     <w:p>
@@ -22544,7 +22544,7 @@
           <w:sz w:val="21"/>
           <w:szCs w:val="21"/>
         </w:rPr>
-        <w:t xml:space="preserve">Q6 (One correct option, Medium, [F]): Exhibit 1C's last row is the 2013 change. What share of Wells Fargo's 2013 rise in the ratio came from the change of definition alone, and what would have shown it to investors?</w:t>
+        <w:t xml:space="preserve">Q6 (One correct option, Hard, [F]): Exhibit 1C's last row is the 2013 change. Which two lines of a complete metric definition would have shown investors the 0.04, and kept the rest of that year's rise out of the ratio?</w:t>
       </w:r>
     </w:p>
     <w:p>
@@ -22582,7 +22582,7 @@
           <w:sz w:val="21"/>
           <w:szCs w:val="21"/>
         </w:rPr>
-        <w:t xml:space="preserve">Q8 (Order the steps, Medium, [S]): Tuesday's one-slide template has four slots, from the top: the claim, written as the title; the evidence; the caveat; and the action. Four of these seven lines fill the four slots and three would spoil the slide. Leave those three out and write the other four in slot order, from the top.</w:t>
+        <w:t xml:space="preserve">Q8 (Order the steps, Hard, [S]): The one-slide answer runs, from the top: the claim, written as the title; the evidence; the caveat; and the action. Four of these seven lines fill the four slots on Exhibit 2A's numbers, and three would spoil the slide. Leave those three out and write the other four in slot order, from the top.</w:t>
       </w:r>
     </w:p>
     <w:p>
@@ -22620,7 +22620,7 @@
           <w:sz w:val="21"/>
           <w:szCs w:val="21"/>
         </w:rPr>
-        <w:t xml:space="preserve">Q10 (True or false, Medium, [F]): At the review the finance partner says: "The monsoon ended inside your six weeks, so what your slide shows is the season, not your scheme." In the last three of the six weeks after the launch, weekly peak rider requests ran from 41,161 to 42,602, against 41,155 to 42,719 in the six weeks before, and trips per peak online hour ran at 1.56. Statement: the strongest reply concedes nothing, since any concession hands the objector the meeting. True or false, and why?</w:t>
+        <w:t xml:space="preserve">Q10 (True or false, Hard, [F]): At the review the finance partner says: "The monsoon ended inside your six weeks, so what your slide shows is the season, not your scheme." Statement: the strongest reply concedes nothing, since any concession hands the objector the meeting. Judge it on Exhibit 2B. True or false, and why?</w:t>
       </w:r>
     </w:p>
     <w:p>
@@ -22658,7 +22658,7 @@
           <w:sz w:val="21"/>
           <w:szCs w:val="21"/>
         </w:rPr>
-        <w:t xml:space="preserve">Q12 (Order the steps, Medium, [S]): The city head's afternoon ask is roughly how many drivers must be online at the weekday evening peak to keep the median rider wait under five minutes. Four of these six steps make the estimate, and two would spoil it. Leave those two out and write the other four in the order they run.</w:t>
+        <w:t xml:space="preserve">Q12 (Order the steps, Hard, [S]): The city head's afternoon ask is roughly how many drivers must be online at the weekday evening peak to keep the median rider wait under five minutes. The guesstimate runs clarify, map, calculate, validate: four of these six steps make it, and two would spoil it. Leave those two out and write the other four in the order they run.</w:t>
       </w:r>
     </w:p>
     <w:p>
@@ -22696,7 +22696,7 @@
           <w:sz w:val="21"/>
           <w:szCs w:val="21"/>
         </w:rPr>
-        <w:t xml:space="preserve">Q14 (One correct option, Medium, [S]): A pair's chain puts Delhi Metro at about 60 lakh rider trips on a weekday, each trip counted once from the gate where the rider enters to the gate where they leave (invented). They set it against Exhibit 2B, call their estimate 6 to 27 percent low, and raise it. Which reading of the check is right?</w:t>
+        <w:t xml:space="preserve">Q14 (One correct option, Hard, [S]): A pair's chain puts Delhi Metro at about 60 lakh rider trips on a weekday, each trip counted once from the gate where the rider enters to the gate where they leave (invented). They set it against Exhibit 2C, call their estimate 6 to 27 percent low, and raise it. Which reading of the check holds?</w:t>
       </w:r>
     </w:p>
     <w:p>
@@ -22886,7 +22886,7 @@
           <w:sz w:val="21"/>
           <w:szCs w:val="21"/>
         </w:rPr>
-        <w:t xml:space="preserve">Q31 (One correct option, Medium, [F]): The vendor's sponsor says: "Our curve fits two years of Lucknow's weeks within 2 percent, and machine learning won M5, so the curve should go to the plan." Using Exhibit 5C, which reply holds?</w:t>
+        <w:t xml:space="preserve">Q31 (One correct option, Hard, [F]): The vendor's sponsor says: "Our curve fits two years of Lucknow's weeks within 2 percent, and machine learning won M5, so the curve should go to the plan." Using Exhibit 5C, which test must the curve pass before it goes to the plan?</w:t>
       </w:r>
     </w:p>
     <w:p>
@@ -22924,7 +22924,7 @@
           <w:sz w:val="21"/>
           <w:szCs w:val="21"/>
         </w:rPr>
-        <w:t xml:space="preserve">Q33 (One correct option, Medium, [D]): Anand asks which number goes in front of the board for October 2026 to March 2027, and how wrong it could be. Using Exhibits 5A and 5E, which sentence answers him?</w:t>
+        <w:t xml:space="preserve">Q33 (One correct option, Hard, [D]): Anand asks which number goes in front of the board for October 2026 to March 2027, how wrong it could be, and whether the plan line can stand as the board's forecast. Using Exhibits 5A and 5E, which answer holds?</w:t>
       </w:r>
     </w:p>
     <w:p>
@@ -23146,7 +23146,7 @@
           <w:sz w:val="21"/>
           <w:szCs w:val="21"/>
         </w:rPr>
-        <w:t xml:space="preserve">Bank 7 (Fill in the blank, Easy, Fri), folded into Q33: The board sentence the item keys gives the error on six months the forecast never saw and says none of them held a Diwali, and two wrong options stretch that error to festive months it was never measured on.</w:t>
+        <w:t xml:space="preserve">Bank 7 (Fill in the blank, Easy, Fri), folded into Q33: The answer the item keys gives the error on six months the forecast never saw and says none of them held a Diwali, and two wrong options take the range of the forecasts, which no forecast was scored on, for an error.</w:t>
       </w:r>
     </w:p>
     <w:p>
@@ -23279,7 +23279,7 @@
           <w:sz w:val="21"/>
           <w:szCs w:val="21"/>
         </w:rPr>
-        <w:t xml:space="preserve">Bank 14 (True or false, Easy, Fri), folded into Q31: The sponsor's case is a curve that fits two years within 2 percent, and the key says a fit is no forecast, which is bank 14's false statement refused on the M5 scoreboard.</w:t>
+        <w:t xml:space="preserve">Bank 14 (True or false, Easy, Fri), folded into Q31: The sponsor's case is a curve that fits two years within 2 percent, and the key refuses the fit as evidence, scoring the curve on the latest weeks it never saw; options b and d, weeks drawn at random from the fitted years, score how well it fills gaps, which is bank 14's false statement refused on the M5 scoreboard.</w:t>
       </w:r>
     </w:p>
     <w:p>
@@ -23450,7 +23450,7 @@
           <w:sz w:val="21"/>
           <w:szCs w:val="21"/>
         </w:rPr>
-        <w:t xml:space="preserve">Bank 23 (One correct option, Medium, Fri), folded into Q31: The key is bank 23's honest test, scoring the curve against the seasonal naive on weeks it never saw.</w:t>
+        <w:t xml:space="preserve">Bank 23 (One correct option, Medium, Fri), folded into Q31: The key is bank 23's honest test, holding back the latest weeks and scoring the curve against the seasonal naive on them.</w:t>
       </w:r>
     </w:p>
     <w:p>
@@ -23545,7 +23545,7 @@
           <w:sz w:val="21"/>
           <w:szCs w:val="21"/>
         </w:rPr>
-        <w:t xml:space="preserve">Bank 28 (More than one correct, Medium, Fri), folded into Q31: The scoreboard sets machine-learning entries against the naive and the seasonal naive, two of the honest baselines bank 28 keys, and the key refuses a vendor's curve as its own baseline.</w:t>
+        <w:t xml:space="preserve">Bank 28 (More than one correct, Medium, Fri), folded into Q31: The options set the naive against the seasonal naive, two of the honest baselines bank 28 keys, read off a scoreboard where the seasonal naive beat both machine-learning entries, and no option lets the vendor's curve be its own baseline.</w:t>
       </w:r>
     </w:p>
     <w:p>
@@ -23583,7 +23583,7 @@
           <w:sz w:val="21"/>
           <w:szCs w:val="21"/>
         </w:rPr>
-        <w:t xml:space="preserve">Bank 37 (Scenario set, Hard, Fri), folded into Q33: The board sentence the item keys is bank 37's answer to Anand on Kalpa's own months, the average miss on months the forecast had not seen.</w:t>
+        <w:t xml:space="preserve">Bank 37 (Scenario set, Hard, Fri), folded into Q33: The answer the item keys is bank 37's answer to Anand on Kalpa's own months, the average miss on months the forecast had not seen, set against the plan line's gap.</w:t>
       </w:r>
     </w:p>
     <w:p>
@@ -24900,7 +24900,7 @@
                       <w:sz w:val="16"/>
                       <w:szCs w:val="16"/>
                     </w:rPr>
-                    <w:t xml:space="preserve">X</w:t>
+                    <w:t xml:space="preserve"/>
                   </w:r>
                 </w:p>
               </w:tc>
@@ -24935,7 +24935,7 @@
                       <w:sz w:val="16"/>
                       <w:szCs w:val="16"/>
                     </w:rPr>
-                    <w:t xml:space="preserve"/>
+                    <w:t xml:space="preserve">X</w:t>
                   </w:r>
                 </w:p>
               </w:tc>
@@ -26442,7 +26442,7 @@
                       <w:sz w:val="16"/>
                       <w:szCs w:val="16"/>
                     </w:rPr>
-                    <w:t xml:space="preserve">X</w:t>
+                    <w:t xml:space="preserve"/>
                   </w:r>
                 </w:p>
               </w:tc>
@@ -26477,7 +26477,7 @@
                       <w:sz w:val="16"/>
                       <w:szCs w:val="16"/>
                     </w:rPr>
-                    <w:t xml:space="preserve"/>
+                    <w:t xml:space="preserve">X</w:t>
                   </w:r>
                 </w:p>
               </w:tc>

--- a/content/W04/SAT/answer-key/C2_W04_SAT_answer_key_TRAINER.docx
+++ b/content/W04/SAT/answer-key/C2_W04_SAT_answer_key_TRAINER.docx
@@ -761,7 +761,7 @@
                 <w:sz w:val="18"/>
                 <w:szCs w:val="18"/>
               </w:rPr>
-              <w:t xml:space="preserve">1</w:t>
+              <w:t xml:space="preserve">2</w:t>
             </w:r>
           </w:p>
         </w:tc>
@@ -797,7 +797,7 @@
                 <w:sz w:val="18"/>
                 <w:szCs w:val="18"/>
               </w:rPr>
-              <w:t xml:space="preserve">3</w:t>
+              <w:t xml:space="preserve">2</w:t>
             </w:r>
           </w:p>
         </w:tc>
@@ -1052,7 +1052,7 @@
                 <w:sz w:val="18"/>
                 <w:szCs w:val="18"/>
               </w:rPr>
-              <w:t xml:space="preserve">1</w:t>
+              <w:t xml:space="preserve">2</w:t>
             </w:r>
           </w:p>
         </w:tc>
@@ -1088,7 +1088,7 @@
                 <w:sz w:val="18"/>
                 <w:szCs w:val="18"/>
               </w:rPr>
-              <w:t xml:space="preserve">5</w:t>
+              <w:t xml:space="preserve">4</w:t>
             </w:r>
           </w:p>
         </w:tc>
@@ -1925,7 +1925,7 @@
                 <w:sz w:val="18"/>
                 <w:szCs w:val="18"/>
               </w:rPr>
-              <w:t xml:space="preserve">0</w:t>
+              <w:t xml:space="preserve">2</w:t>
             </w:r>
           </w:p>
         </w:tc>
@@ -1961,7 +1961,7 @@
                 <w:sz w:val="18"/>
                 <w:szCs w:val="18"/>
               </w:rPr>
-              <w:t xml:space="preserve">4</w:t>
+              <w:t xml:space="preserve">2</w:t>
             </w:r>
           </w:p>
         </w:tc>
@@ -2216,7 +2216,7 @@
                 <w:sz w:val="18"/>
                 <w:szCs w:val="18"/>
               </w:rPr>
-              <w:t xml:space="preserve">1</w:t>
+              <w:t xml:space="preserve">2</w:t>
             </w:r>
           </w:p>
         </w:tc>
@@ -2252,7 +2252,7 @@
                 <w:sz w:val="18"/>
                 <w:szCs w:val="18"/>
               </w:rPr>
-              <w:t xml:space="preserve">1</w:t>
+              <w:t xml:space="preserve">0</w:t>
             </w:r>
           </w:p>
         </w:tc>
@@ -2509,7 +2509,7 @@
                 <w:sz w:val="18"/>
                 <w:szCs w:val="18"/>
               </w:rPr>
-              <w:t xml:space="preserve">12</w:t>
+              <w:t xml:space="preserve">17</w:t>
             </w:r>
           </w:p>
         </w:tc>
@@ -2545,7 +2545,7 @@
                 <w:sz w:val="18"/>
                 <w:szCs w:val="18"/>
               </w:rPr>
-              <w:t xml:space="preserve">18</w:t>
+              <w:t xml:space="preserve">13</w:t>
             </w:r>
           </w:p>
         </w:tc>
@@ -4589,7 +4589,7 @@
                 <w:sz w:val="18"/>
                 <w:szCs w:val="18"/>
               </w:rPr>
-              <w:t xml:space="preserve">Hard</w:t>
+              <w:t xml:space="preserve">Medium</w:t>
             </w:r>
           </w:p>
         </w:tc>
@@ -6335,7 +6335,7 @@
                 <w:sz w:val="18"/>
                 <w:szCs w:val="18"/>
               </w:rPr>
-              <w:t xml:space="preserve">Hard</w:t>
+              <w:t xml:space="preserve">Medium</w:t>
             </w:r>
           </w:p>
         </w:tc>
@@ -11864,7 +11864,7 @@
                 <w:sz w:val="18"/>
                 <w:szCs w:val="18"/>
               </w:rPr>
-              <w:t xml:space="preserve">Hard</w:t>
+              <w:t xml:space="preserve">Medium</w:t>
             </w:r>
           </w:p>
         </w:tc>
@@ -12446,7 +12446,7 @@
                 <w:sz w:val="18"/>
                 <w:szCs w:val="18"/>
               </w:rPr>
-              <w:t xml:space="preserve">Hard</w:t>
+              <w:t xml:space="preserve">Medium</w:t>
             </w:r>
           </w:p>
         </w:tc>
@@ -14192,7 +14192,7 @@
                 <w:sz w:val="18"/>
                 <w:szCs w:val="18"/>
               </w:rPr>
-              <w:t xml:space="preserve">Hard</w:t>
+              <w:t xml:space="preserve">Medium</w:t>
             </w:r>
           </w:p>
         </w:tc>
@@ -15200,7 +15200,7 @@
                 <w:sz w:val="20"/>
                 <w:szCs w:val="20"/>
               </w:rPr>
-              <w:t xml:space="preserve">The order describes the staff's behaviour moving with the target the bank paid on; a gap in the rules is what any target finds, which is the statement's point.</w:t>
+              <w:t xml:space="preserve">The order describes the staff's behaviour moving with the target staff were judged against; a gap in the rules is what any target finds, which is the statement's point.</w:t>
             </w:r>
           </w:p>
           <w:p>
@@ -15376,7 +15376,7 @@
                 <w:sz w:val="18"/>
                 <w:szCs w:val="18"/>
               </w:rPr>
-              <w:t xml:space="preserve">   One correct option, Hard, [F], Mon</w:t>
+              <w:t xml:space="preserve">   One correct option, Medium, [F], Mon</w:t>
             </w:r>
           </w:p>
           <w:p>
@@ -15402,7 +15402,7 @@
                 <w:sz w:val="21"/>
                 <w:szCs w:val="21"/>
               </w:rPr>
-              <w:t xml:space="preserve">Two different things raised the ratio in 2013, and each needs its own line. The 0.04, about 36 percent of the 0.11 rise, came from a change of what is counted: remittance accounts that already existed joined the count. The line that shows a change of definition is the dated change log, with the year of the change printed on both definitions, so a reader sees a step and never reads it as growth. A guardrail on revenue per household could not show it, since accounts that already existed had already earned their revenue, so nothing beside the ratio would move when they joined the count; a guardrail is a second number and keeps nothing out of the ratio itself. The rest of the rise came from more accounts and products inactive for at least 365 days (the SEC's order, Release 34-88257, paragraph 42, checked 13 October 2026), and the count carried no condition on use, so an unused debit card could stay in it for up to four years. An exclusion that drops any product unused for a year keeps that rest out. Dropping accounts closed during the year removes nothing, since a closed account already leaves the count and the inactive products were still open. The order says investors were never told of the 2013 addition, which is the breach the change log exists to prevent. Monday's deck teaches the four lines of a definition in the chapter on Definitions: numerator, denominator, window, exclusions, gaming in the chapter on Gaming, and definitions that resist it, and the page that carries both in the chapter on The metric definition artifact.</w:t>
+              <w:t xml:space="preserve">Two different things raised the ratio in 2013, and each needs its own addition. The 0.04, about 36 percent of the 0.11 rise, came from a change of what is counted: remittance accounts that already existed joined the count. The addition that shows a change of definition is a dated change log, with the year of the change printed on both definitions, so a reader sees a step and never reads it as growth; Monday's seven lines ask that each exclusion be dated if it changes, and the log keeps that date for every change to what is counted. A guardrail on revenue per household could not show it, since accounts that already existed had already earned their revenue, so nothing beside the ratio would move when they joined the count; a guardrail is a second number and keeps nothing out of the ratio itself. The rest of the rise came from more accounts and products inactive for at least 365 days (the SEC's order, Release 34-88257, paragraph 42, checked 13 October 2026), and the count carried no condition on use, so an unused debit card could stay in it for up to four years. An exclusion that drops any product unused for a year keeps that rest out. Dropping the remittance accounts added that year takes out the 0.04 the log exists to show and leaves the rest, the products unused for at least 365 days, in the ratio. The order says investors were never told of the 2013 addition, which is the breach the change log exists to prevent. Monday's deck teaches the four lines of a definition in the chapter on Definitions: numerator, denominator, window, exclusions, gaming in the chapter on Gaming, and definitions that resist it, and the page that carries both in the chapter on The metric definition artifact.</w:t>
             </w:r>
           </w:p>
           <w:p>
@@ -15456,7 +15456,7 @@
                 <w:sz w:val="20"/>
                 <w:szCs w:val="20"/>
               </w:rPr>
-              <w:t xml:space="preserve">A guardrail beside the ratio would not move when existing accounts joined the count, and a closed account already leaves it; neither line reaches the 0.04 or the inactive products.</w:t>
+              <w:t xml:space="preserve">A guardrail beside the ratio would not move when existing accounts joined the count, and dropping the remittance accounts takes out the 0.04 itself while the inactive products stay in.</w:t>
             </w:r>
           </w:p>
           <w:p>
@@ -15483,7 +15483,7 @@
                 <w:sz w:val="20"/>
                 <w:szCs w:val="20"/>
               </w:rPr>
-              <w:t xml:space="preserve">A closed account already leaves the count; the rest of the rise came from products still open and unused for at least 365 days, which only an exclusion on use drops.</w:t>
+              <w:t xml:space="preserve">The log shows the 0.04, and dropping the remittance accounts then takes that same 0.04 out, so the rest of the rise, products unused for at least 365 days, stays in the ratio.</w:t>
             </w:r>
           </w:p>
           <w:p>
@@ -16291,7 +16291,7 @@
                 <w:sz w:val="21"/>
                 <w:szCs w:val="21"/>
               </w:rPr>
-              <w:t xml:space="preserve">False. The defence has four moves: restate the objection until its owner agrees, answer from the evidence, concede what is true, and say what would change your mind. Finance is partly right, since the rains ended inside the six weeks and no weeks from last year are in the data, so the true part is conceded in the open. The evidence then has to answer the season where the season shows. Over the six weeks requests rose 1.8 percent, but on Exhibit 2B the first three weeks after the launch ran 43,507 to 43,878, above every week before it, and then requests fell four weeks running from 7 September; the six-week total hides that fall, so it cannot answer an objection that the season thinned demand. Even after the fall, the last three weeks ran 41,161 to 42,602, inside the 41,155 to 42,719 of the six weeks before, while trips per peak online hour held at 1.55 to 1.56 against 1.88 to 1.93: riders asked as often as before the launch and each online hour still carried fewer trips, which a thinner season cannot explain. What would change the analyst's mind is a city where the rains ended and no scheme launched, with trips per hour falling as far. Tuesday's deck teaches the four moves in the chapter on Defending under challenge: restate, answer, concede, what would change your mind, and Monday's deck the window a comparison is read over, in the chapter on Definitions: numerator, denominator, window, exclusions.</w:t>
+              <w:t xml:space="preserve">False. The defence has four moves: restate the objection until its owner agrees, answer from the evidence, concede what is true, and say what would change your mind. Finance is partly right, since the rains ended inside the six weeks and no weeks from last year are in the data, so the true part is conceded in the open. The evidence then has to answer the season where the season shows. Over the six weeks requests rose 1.8 percent, but on Exhibit 2B the first three weeks after the launch ran 43,507 to 43,878, above every week before it, and then requests fell four weeks running from 7 September; the six-week total hides that fall, so it cannot answer an objection that the season thinned demand. Even after the fall, the last three weeks ran 41,161 to 42,602, inside the 41,155 to 42,719 of the six weeks before; the lowest sits only 6 requests above that floor, so a learner who reads the last week as back at the floor of the old range has read it right. Through those weeks trips per peak online hour held at 1.55 to 1.56 against 1.88 to 1.93: riders asked as often as before the launch and each online hour still carried fewer trips, which a thinner season cannot explain. What would change the analyst's mind is a city where the rains ended and no scheme launched, with trips per hour falling as far. Tuesday's deck teaches the four moves in the chapter on Defending under challenge: restate, answer, concede, what would change your mind, and Monday's deck the window a comparison is read over, in the chapter on Definitions: numerator, denominator, window, exclusions.</w:t>
             </w:r>
           </w:p>
           <w:p>
@@ -16723,7 +16723,7 @@
                 <w:sz w:val="18"/>
                 <w:szCs w:val="18"/>
               </w:rPr>
-              <w:t xml:space="preserve">   Order the steps, Hard, [S], Tue</w:t>
+              <w:t xml:space="preserve">   Order the steps, Medium, [S], Tue</w:t>
             </w:r>
           </w:p>
           <w:p>
@@ -20561,7 +20561,7 @@
                 <w:sz w:val="18"/>
                 <w:szCs w:val="18"/>
               </w:rPr>
-              <w:t xml:space="preserve">   One correct option, Hard, [F], Fri</w:t>
+              <w:t xml:space="preserve">   One correct option, Medium, [F], Fri</w:t>
             </w:r>
           </w:p>
           <w:p>
@@ -20587,7 +20587,7 @@
                 <w:sz w:val="21"/>
                 <w:szCs w:val="21"/>
               </w:rPr>
-              <w:t xml:space="preserve">A fit is no forecast, so the curve is tested the way the plan will use it, and two choices decide the test. Where: the plan books weeks after the data ends, so the curve is fitted on the earlier weeks and scored on the latest weeks it never saw. Weeks drawn at random from the two years sit between weeks the curve was fitted on, so scoring there measures how well it fills gaps, close to its fit; Makridakis and colleagues found on 1,045 monthly series that the models that fitted best did not necessarily forecast best (PLOS ONE, 2018, checked 13 October 2026). Against what: on M5's unseen days the seasonal naive scored 0.847 and beat both machine-learning benchmarks on Exhibit 5C, 0.977 and 1.010, while every other entry on the exhibit beat the naive's 1.752, so on seasonal weeks beating the naive proves little; only 1,972 of the 5,507 teams, 35.8 percent, beat the seasonal naive (the M5 accuracy paper, checked 13 October 2026). The top entries that did win were machine learning, which is why the test is the same for any model. Friday's thirteen hidden weeks ran this test: the vendor's curve fitted its 91 training weeks within 1.4 percent and missed the hidden weeks by 16,400 shipments a week against the same-week copy's 9,831, almost all of it too high. Those weeks hold no festival, so a rolling origin that takes in 2025's festival is the next test, which Friday's fallback runs. Friday's deck teaches the held-back latest weeks in SECTION 3, Holding out; MAE and MAPE in the business's units (half one, S22 to S29), the bar in SECTION 2, Naive, seasonal naive and drift baselines (S14 to S21), and the curve tested in SECTION 4 (S30 to S37) and SECTION 6 (S49 to S59).</w:t>
+              <w:t xml:space="preserve">A fit is no forecast, so the curve is tested the way the plan will use it, and two choices decide the test. Where: the plan books weeks after the data ends, so the curve is fitted on the earlier weeks and scored on the latest weeks it never saw. Weeks drawn at random from the two years sit between weeks the curve was fitted on, so scoring there measures how well it fills gaps, close to its fit; Makridakis and colleagues found on 1,045 monthly series that the models that fitted best did not necessarily forecast best (PLOS ONE, 2018, checked 13 October 2026). Against what: on M5's unseen days the seasonal naive scored 0.847 and beat both machine-learning benchmarks on Exhibit 5C, 0.977 and 1.010, while every other entry on the exhibit beat the naive's 1.752, so on seasonal weeks beating the naive proves little; only 1,972 of the 5,507 teams, 35.8 percent, beat the seasonal naive (the M5 accuracy paper, checked 13 October 2026). The top entries that did win were machine learning, which is why the test is the same for any model. Friday's thirteen hidden weeks ran this test: the vendor's curve fitted its 91 training weeks within 1.4 percent and missed the hidden weeks by 16,400 shipments a week against the same-week copy's 9,831, almost all of it too high. Those weeks, beginning 29 June to 21 September 2026, hold no festival; Exhibit 5D does not print their dates, so give them when the room asks. A rolling origin that takes in 2025's festival is the next test, which Friday's fallback runs. Friday's deck teaches the held-back latest weeks in SECTION 3, Holding out; MAE and MAPE in the business's units (half one, S22 to S29), the bar in SECTION 2, Naive, seasonal naive and drift baselines (S14 to S21), and the curve tested in SECTION 4 (S30 to S37) and SECTION 6 (S49 to S59).</w:t>
             </w:r>
           </w:p>
           <w:p>
@@ -20816,7 +20816,7 @@
                 <w:sz w:val="21"/>
                 <w:szCs w:val="21"/>
               </w:rPr>
-              <w:t xml:space="preserve">Mean absolute error adds the misses with their signs dropped and divides by the weeks: 85,996 over 13 is 6,615 for festival-aligned, 127,800 over 13 is 9,831 for the copy of last year, and 213,200 over 13 is 16,400 for the vendor, about 148 percent above festival-aligned. Priced, a spare shipment costs Rs 5.42 and a late one Rs 25: the vendor's misses cost about Rs 11.9 lakh, festival-aligned's Rs 13.5 lakh and the copy's Rs 30.5 lakh, so the vendor is cheapest only because it errs high, the cheap side, by an amount nobody chose. The fair comparison sets each forecast at its plan share, its own 0.82 point, 25 over 25 plus 5.42: there festival-aligned and the copy cost about Rs 8.8 lakh each and the vendor Rs 10.0 lakh. These weeks hold no festival, so only the festival can separate festival-aligned from the copy, and the plan books festival-aligned raised toward its 0.82 point, because a late shipment costs about 4.6 times a spare one. Friday's deck teaches the error in the business's units in SECTION 3, Holding out; MAE and MAPE in the business's units (half one, S25 to S27), prices the misses in SECTION 6 (S55 to S58), and sets the plan share in its fallback (S10 to S13), beyond the row.</w:t>
+              <w:t xml:space="preserve">Mean absolute error adds the misses with their signs dropped and divides by the weeks: 85,996 over 13 is 6,615 for festival-aligned, 127,800 over 13 is 9,831 for the copy of last year, and 213,200 over 13 is 16,400 for the vendor, about 148 percent above festival-aligned. Priced, a spare shipment costs Rs 650 over 120, about Rs 5.42, and a late one Rs 25: the vendor's misses cost about Rs 11.9 lakh, festival-aligned's Rs 13.5 lakh and the copy's Rs 30.5 lakh, so the vendor is cheapest only because it errs high, the cheap side, by an amount nobody chose. The fair comparison sets each forecast at its plan share, its own 0.82 point, 25 over 25 plus 5.42: there festival-aligned and the copy cost about Rs 8.8 lakh each and the vendor Rs 10.0 lakh. These weeks, beginning 29 June to 21 September 2026, hold no festival, and Exhibit 5D does not print their dates, so give them when the room asks; only the festival can separate festival-aligned from the copy, and the plan books festival-aligned raised toward its 0.82 point, because a late shipment costs about 4.6 times a spare one. Friday's deck teaches the error in the business's units in SECTION 3, Holding out; MAE and MAPE in the business's units (half one, S25 to S27), prices the misses in SECTION 6 (S55 to S58), and sets the plan share in its fallback (S10 to S13), beyond the row.</w:t>
             </w:r>
           </w:p>
           <w:p>
@@ -21019,7 +21019,7 @@
                 <w:sz w:val="18"/>
                 <w:szCs w:val="18"/>
               </w:rPr>
-              <w:t xml:space="preserve">   One correct option, Hard, [D], Fri</w:t>
+              <w:t xml:space="preserve">   One correct option, Medium, [D], Fri</w:t>
             </w:r>
           </w:p>
           <w:p>
@@ -22015,7 +22015,7 @@
                 <w:sz w:val="18"/>
                 <w:szCs w:val="18"/>
               </w:rPr>
-              <w:t xml:space="preserve">   One correct option, Hard, [D], Sat</w:t>
+              <w:t xml:space="preserve">   One correct option, Medium, [D], Sat</w:t>
             </w:r>
           </w:p>
           <w:p>
@@ -22303,7 +22303,7 @@
           <w:sz w:val="21"/>
           <w:szCs w:val="21"/>
         </w:rPr>
-        <w:t xml:space="preserve">Medium (12): Q2, Q13, Q16, Q17, Q18, Q19, Q22, Q23, Q24, Q27, Q28, Q34</w:t>
+        <w:t xml:space="preserve">Medium (17): Q2, Q6, Q12, Q13, Q16, Q17, Q18, Q19, Q22, Q23, Q24, Q27, Q28, Q31, Q33, Q34, Q39</w:t>
       </w:r>
     </w:p>
     <w:p>
@@ -22322,7 +22322,7 @@
           <w:sz w:val="21"/>
           <w:szCs w:val="21"/>
         </w:rPr>
-        <w:t xml:space="preserve">Hard (18): Q4, Q6, Q7, Q8, Q9, Q10, Q12, Q14, Q15, Q20, Q21, Q25, Q26, Q30, Q31, Q32, Q33, Q39</w:t>
+        <w:t xml:space="preserve">Hard (13): Q4, Q7, Q8, Q9, Q10, Q14, Q15, Q20, Q21, Q25, Q26, Q30, Q32</w:t>
       </w:r>
     </w:p>
     <w:p>
@@ -22544,7 +22544,7 @@
           <w:sz w:val="21"/>
           <w:szCs w:val="21"/>
         </w:rPr>
-        <w:t xml:space="preserve">Q6 (One correct option, Hard, [F]): Exhibit 1C's last row is the 2013 change. Which two lines of a complete metric definition would have shown investors the 0.04, and kept the rest of that year's rise out of the ratio?</w:t>
+        <w:t xml:space="preserve">Q6 (One correct option, Medium, [F]): Exhibit 1C's last row is the 2013 change. Which two additions to the ratio's written definition would have shown investors the 0.04, and kept the rest of that year's rise out of the ratio?</w:t>
       </w:r>
     </w:p>
     <w:p>
@@ -22658,7 +22658,7 @@
           <w:sz w:val="21"/>
           <w:szCs w:val="21"/>
         </w:rPr>
-        <w:t xml:space="preserve">Q12 (Order the steps, Hard, [S]): The city head's afternoon ask is roughly how many drivers must be online at the weekday evening peak to keep the median rider wait under five minutes. The guesstimate runs clarify, map, calculate, validate: four of these six steps make it, and two would spoil it. Leave those two out and write the other four in the order they run.</w:t>
+        <w:t xml:space="preserve">Q12 (Order the steps, Medium, [S]): The city head's afternoon ask is roughly how many drivers must be online at the weekday evening peak to keep the median rider wait under five minutes. The guesstimate runs clarify, map, calculate, validate: four of these six steps make it, and two would spoil it. Leave those two out and write the other four in the order they run.</w:t>
       </w:r>
     </w:p>
     <w:p>
@@ -22886,7 +22886,7 @@
           <w:sz w:val="21"/>
           <w:szCs w:val="21"/>
         </w:rPr>
-        <w:t xml:space="preserve">Q31 (One correct option, Hard, [F]): The vendor's sponsor says: "Our curve fits two years of Lucknow's weeks within 2 percent, and machine learning won M5, so the curve should go to the plan." Using Exhibit 5C, which test must the curve pass before it goes to the plan?</w:t>
+        <w:t xml:space="preserve">Q31 (One correct option, Medium, [F]): The vendor's sponsor says: "Our curve fits two years of Lucknow's weeks within 2 percent, and machine learning won M5, so the curve should go to the plan." Using Exhibit 5C, which test must the curve pass before it goes to the plan?</w:t>
       </w:r>
     </w:p>
     <w:p>
@@ -22924,7 +22924,7 @@
           <w:sz w:val="21"/>
           <w:szCs w:val="21"/>
         </w:rPr>
-        <w:t xml:space="preserve">Q33 (One correct option, Hard, [D]): Anand asks which number goes in front of the board for October 2026 to March 2027, how wrong it could be, and whether the plan line can stand as the board's forecast. Using Exhibits 5A and 5E, which answer holds?</w:t>
+        <w:t xml:space="preserve">Q33 (One correct option, Medium, [D]): The plan line for the same six months is Rs 21.77 crore, the months a year earlier plus 15 percent. Anand asks which number goes in front of the board for October 2026 to March 2027, how wrong it could be, and whether the plan line can stand as the board's forecast. Using Exhibits 5A and 5E, which answer holds?</w:t>
       </w:r>
     </w:p>
     <w:p>
@@ -23019,7 +23019,7 @@
           <w:sz w:val="21"/>
           <w:szCs w:val="21"/>
         </w:rPr>
-        <w:t xml:space="preserve">Q39 (One correct option, Hard, [D]): Amazon India, a fulfilment centre's festive packer plan (illustrative case: the company is real, and every number below except Amazon's own figure is hypothetical). Amazon says its Great Indian Festival 2025 drew over 276 crore customer visits, 70 percent of them from tier 2 and 3 cities. Suppose its centre in a tier 2 city pays Rs 650 for an idle packer-shift of 120 shipments, as Lucknow does, while a late shipment costs it Rs 10, against Lucknow's Rs 25. What share of weeks should its plan cover, and what carries over from Lucknow unchanged?</w:t>
+        <w:t xml:space="preserve">Q39 (One correct option, Medium, [D]): Amazon India, a fulfilment centre's festive packer plan (illustrative case: the company is real, and every number below except Amazon's own figure is hypothetical). Amazon says its Great Indian Festival 2025 drew over 276 crore customer visits, 70 percent of them from tier 2 and 3 cities. Suppose its centre in a tier 2 city pays Rs 650 for an idle packer-shift of 120 shipments, as Lucknow does, while a late shipment costs it Rs 10, against Lucknow's Rs 25. What share of weeks should its plan cover, and what carries over from Lucknow unchanged?</w:t>
       </w:r>
     </w:p>
     <w:p>

--- a/content/W04/SAT/answer-key/C2_W04_SAT_answer_key_TRAINER.docx
+++ b/content/W04/SAT/answer-key/C2_W04_SAT_answer_key_TRAINER.docx
@@ -18446,7 +18446,7 @@
                 <w:sz w:val="20"/>
                 <w:szCs w:val="20"/>
               </w:rPr>
-              <w:t xml:space="preserve">A lift on a handful of baskets moves by luck, and a slot a pair cannot fill earns nothing however high its lift.</w:t>
+              <w:t xml:space="preserve">A lift on a handful of baskets moves by luck, and a slot a pair cannot fill earns nothing, whatever its lift.</w:t>
             </w:r>
           </w:p>
           <w:p>

--- a/content/W04/SAT/answer-key/C2_W04_SAT_answer_key_TRAINER.docx
+++ b/content/W04/SAT/answer-key/C2_W04_SAT_answer_key_TRAINER.docx
@@ -14419,7 +14419,7 @@
                 <w:sz w:val="21"/>
                 <w:szCs w:val="21"/>
               </w:rPr>
-              <w:t xml:space="preserve">A north star names the outcome a plan exists to move, and a guardrail is a number that must not get worse while it rises, so it catches a harmful way of hitting the north star. On Monday's redesign the north star was completed peak trips per enrolled driver online at peak each week, and its guardrails were the share of offers accepted, the rider's wait by zone and the top-up per completed trip. Leading inputs move before the north star and proxies stand in for it, and neither catches harm. The singular words in the bank, window, baseline and target, do not fit the plural blank. Monday's deck teaches it in the chapter on North-star and guardrail metrics.</w:t>
+              <w:t xml:space="preserve">A north star names the outcome a plan exists to move, and a guardrail is a number that must not get worse while it rises, so it catches a harmful way of hitting the north star. On Monday's redesign the north star was completed peak trips per enrolled driver online at peak each week, and its guardrails were the share of offers accepted, the rider's wait by zone and the top-up per completed trip. Leading inputs move before the north star and proxies stand in for it, and neither catches harm. The singular words in the bank, window, baseline and target, do not fit the plural blank. Monday's deck teaches it in SECTION 2, North-star and guardrail metrics (half one, S14 to S21).</w:t>
             </w:r>
           </w:p>
           <w:p>
@@ -14567,7 +14567,7 @@
                 <w:sz w:val="21"/>
                 <w:szCs w:val="21"/>
               </w:rPr>
-              <w:t xml:space="preserve">A complete definition names its numerator, its denominator, its window and its exclusions, and the window is the period counted, which decides what a before-and-after comparison holds. Kalpa's growth-plan comparison started on 20 August because the monsoon sale ended on 19 August, so the sale's extra orders sat in neither window. A baseline is what a number is compared with, and a target is what the plan hopes it reaches; neither is part of the definition. Guardrails sit beside a definition as numbers of their own, and each word in the bank is used once, so guardrails belongs to Q1. Monday's deck teaches it in the chapter on Definitions: numerator, denominator, window, exclusions.</w:t>
+              <w:t xml:space="preserve">A complete definition names its numerator, its denominator, its window and its exclusions, and the window is the period counted, which decides what a before-and-after comparison holds. Kalpa's growth-plan comparison started on 20 August because the monsoon sale ended on 19 August, so the sale's extra orders sat in neither window. A baseline is what a number is compared with, and a target is what the plan hopes it reaches; neither is part of the definition. Guardrails sit beside a definition as numbers of their own, and each word in the bank is used once, so guardrails belongs to Q1. Monday's deck teaches it in SECTION 4, Definitions: numerator, denominator, window, exclusions (half one, S30 to S37).</w:t>
             </w:r>
           </w:p>
           <w:p>
@@ -14715,7 +14715,7 @@
                 <w:sz w:val="21"/>
                 <w:szCs w:val="21"/>
               </w:rPr>
-              <w:t xml:space="preserve">False. A leading indicator moves before the north star, while a team can still act on it; a lagging number confirms later. Rider requests per peak online hour, by zone, say where riders are waiting before the week's completed trips are counted, so the city can send drivers there. It fell from 2.13 to 1.75 because the new online hours went where riders were few, while the north star barely moved, from 35.76 to 35.89 trips per online driver-week (Monday's case data). Monday's deck teaches it in the chapter on Leading against lagging indicators.</w:t>
+              <w:t xml:space="preserve">False. A leading indicator moves before the north star, while a team can still act on it; a lagging number confirms later. Rider requests per peak online hour, by zone, say where riders are waiting before the week's completed trips are counted, so the city can send drivers there. It fell from 2.13 to 1.75 because the new online hours went where riders were few, while the north star barely moved, from 35.76 to 35.89 trips per online driver-week (Monday's case data). Monday's deck teaches it in SECTION 3, Leading against lagging indicators (half one, S22 to S29).</w:t>
             </w:r>
           </w:p>
           <w:p>
@@ -14944,7 +14944,7 @@
                 <w:sz w:val="21"/>
                 <w:szCs w:val="21"/>
               </w:rPr>
-              <w:t xml:space="preserve">Summed, the six drivers' hours went from 60 to 74 while their trips fell from 114 to 88, so trips per online hour fell from 1.90 to 1.19: add the trips, add the hours, divide once. The 1.31 is the average of each driver's own rate, which gives a 10-hour week the weight of a 16-hour week and so understates how far the six fell. The six fall further than the city because they were picked to show the mechanism: E and F, in two of the three outer zones, added 10 hours between them and lost 30 trips, a third of this sample against 15 percent of the city's 1,200 drivers in the idle tail (Monday's case data). So the size goes to the city head as the city's own 1.90 to 1.58 from Exhibit 1A, about 17 percent, with E and F as where the new hours went. The note itself fails the proxy test: a number hit while the outcome got worse. Monday's deck teaches the proxy test in the chapter on What to measure and why; the proxy test, and runs it on the twelve rows in the first case chapter.</w:t>
+              <w:t xml:space="preserve">Summed, the six drivers' hours went from 60 to 74 while their trips fell from 114 to 88, so trips per online hour fell from 1.90 to 1.19: add the trips, add the hours, divide once. The 1.31 is the average of each driver's own rate, which gives a 10-hour week the weight of a 16-hour week and so understates how far the six fell. The six fall further than the city because they were picked to show the mechanism: E and F, in two of the three outer zones, added 10 hours between them and lost 30 trips, a third of this sample against 15 percent of the city's 1,200 drivers in the idle tail (Monday's case data). So the size goes to the city head as the city's own 1.90 to 1.58 from Exhibit 1A, about 17 percent, with E and F as where the new hours went. The note itself fails the proxy test: a number hit while the outcome got worse. Monday's deck teaches the proxy test in SECTION 1, What to measure and why; the proxy test (half one, S6 to S13), and runs it on the twelve rows in SECTION 7 (S54 to S63).</w:t>
             </w:r>
           </w:p>
           <w:p>
@@ -15173,7 +15173,7 @@
                 <w:sz w:val="21"/>
                 <w:szCs w:val="21"/>
               </w:rPr>
-              <w:t xml:space="preserve">True. Staff measured on the cross-sell count changed what they did to move it, in ways the bank never meant: accounts customers had not asked for, money moved in so a new account counted as funded, and contact details changed so surveys missed the customers (SEC order, Release 34-88257, checked 13 October 2026). The same thing happened on a smaller scale in Hyderabad, where 180 drivers took their peak online hours to 2.1 times while their trips fell 12 percent. The 2016 penalties, the CFPB's USD 100 million with the OCC's USD 35 million and Los Angeles's USD 50 million, came to USD 185 million between them by our sum (the CFPB's release of 8 September 2016, checked 13 October 2026), and the 2020 settlement with the SEC and the Justice Department to USD 3 billion. Monday's deck teaches it in the chapter on What to measure and why; the proxy test, where Wells Fargo is the case, and in the chapter on Gaming, and definitions that resist it.</w:t>
+              <w:t xml:space="preserve">True. Staff measured on the cross-sell count changed what they did to move it, in ways the bank never meant: accounts customers had not asked for, money moved in so a new account counted as funded, and contact details changed so surveys missed the customers (SEC order, Release 34-88257, checked 13 October 2026). The same thing happened on a smaller scale in Hyderabad, where 180 drivers took their peak online hours to 2.1 times while their trips fell 12 percent. The 2016 penalties, the CFPB's USD 100 million with the OCC's USD 35 million and Los Angeles's USD 50 million, came to USD 185 million between them by our sum (the CFPB's release of 8 September 2016, checked 13 October 2026), and the 2020 settlement with the SEC and the Justice Department to USD 3 billion. Monday's deck teaches it in SECTION 1, What to measure and why; the proxy test (half one, S6 to S13, with Wells Fargo on S13), and in SECTION 5, Gaming, and definitions that resist it (S38 to S45).</w:t>
             </w:r>
           </w:p>
           <w:p>
@@ -15402,7 +15402,7 @@
                 <w:sz w:val="21"/>
                 <w:szCs w:val="21"/>
               </w:rPr>
-              <w:t xml:space="preserve">Two different things raised the ratio in 2013, and each needs its own addition. The 0.04, about 36 percent of the 0.11 rise, came from a change of what is counted: remittance accounts that already existed joined the count. The addition that shows a change of definition is a dated change log, with the year of the change printed on both definitions, so a reader sees a step and never reads it as growth; Monday's seven lines ask that each exclusion be dated if it changes, and the log keeps that date for every change to what is counted. A guardrail on revenue per household could not show it, since accounts that already existed had already earned their revenue, so nothing beside the ratio would move when they joined the count; a guardrail is a second number and keeps nothing out of the ratio itself. The rest of the rise came from more accounts and products inactive for at least 365 days (the SEC's order, Release 34-88257, paragraph 42, checked 13 October 2026), and the count carried no condition on use, so an unused debit card could stay in it for up to four years. An exclusion that drops any product unused for a year keeps that rest out. Dropping the remittance accounts added that year takes out the 0.04 the log exists to show and leaves the rest, the products unused for at least 365 days, in the ratio. The order says investors were never told of the 2013 addition, which is the breach the change log exists to prevent. Monday's deck teaches the four lines of a definition in the chapter on Definitions: numerator, denominator, window, exclusions, gaming in the chapter on Gaming, and definitions that resist it, and the page that carries both in the chapter on The metric definition artifact.</w:t>
+              <w:t xml:space="preserve">Two different things raised the ratio in 2013, and each needs its own addition. The 0.04, about 36 percent of the 0.11 rise, came from a change of what is counted: remittance accounts that already existed joined the count. The addition that shows a change of definition is a dated change log, with the year of the change printed on both definitions, so a reader sees a step and never reads it as growth; Monday's seven lines ask that each exclusion be dated if it changes, and the log keeps that date for every change to what is counted. A guardrail on revenue per household could not show it, since accounts that already existed had already earned their revenue, so nothing beside the ratio would move when they joined the count; a guardrail is a second number and keeps nothing out of the ratio itself. The rest of the rise came from more accounts and products inactive for at least 365 days (the SEC's order, Release 34-88257, paragraph 42, checked 13 October 2026), and the count carried no condition on use, so an unused debit card could stay in it for up to four years. An exclusion that drops any product unused for a year keeps that rest out. Dropping the remittance accounts added that year takes out the 0.04 the log exists to show and leaves the rest, the products unused for at least 365 days, in the ratio. The order says investors were never told of the 2013 addition, which is the breach the change log exists to prevent. Monday's deck teaches the four lines of a definition in SECTION 4, Definitions: numerator, denominator, window, exclusions (half one, S30 to S37), gaming in SECTION 5, Gaming, and definitions that resist it (S38 to S45), and the page that carries both in SECTION 6, The metric definition artifact (S46 to S53).</w:t>
             </w:r>
           </w:p>
           <w:p>
@@ -15631,7 +15631,7 @@
                 <w:sz w:val="21"/>
                 <w:szCs w:val="21"/>
               </w:rPr>
-              <w:t xml:space="preserve">The lab found placements per member up 1.22 times while their booked value per member fell to 0.96, and none of the window's placements became an order a member received: the app placed low-value reorders on its own. So the exclusions drop placements nobody received (c); revenue per active customer guards against frequency bought with small orders (d); and add-to-cart events move before the month's delivered orders, while a team can act on them (e). The growth plan's north star, as the lab's exercise wrote it, is delivered orders per active customer per month. Monday's deck teaches the sheet's lines in the chapters on North-star and guardrail metrics, Leading against lagging indicators and The metric definition artifact, and the lab finds Exhibit 1D.</w:t>
+              <w:t xml:space="preserve">The lab found placements per member up 1.22 times while their booked value per member fell to 0.96, and none of the window's placements became an order a member received: the app placed low-value reorders on its own. So the exclusions drop placements nobody received (c); revenue per active customer guards against frequency bought with small orders (d); and add-to-cart events move before the month's delivered orders, while a team can act on them (e). The growth plan's north star, as the lab's exercise wrote it, is delivered orders per active customer per month. Monday's deck teaches the sheet's lines in SECTION 2, North-star and guardrail metrics (half one, S14 to S21), SECTION 3, Leading against lagging indicators (S22 to S29), and SECTION 6, The metric definition artifact (S46 to S53), and the lab finds Exhibit 1D.</w:t>
             </w:r>
           </w:p>
           <w:p>
@@ -15833,7 +15833,7 @@
                 <w:sz w:val="21"/>
                 <w:szCs w:val="21"/>
               </w:rPr>
-              <w:t xml:space="preserve">The stem prints the slots' order, claim, evidence, caveat, action, so the item is which line fills each slot, and three choices decide it. The claim reads the denominator the scheme pays for: the guarantee pays per peak online hour, so the title is that it pays for hours that carry no trips (e). Bookings per active driver-week rose 0.8 percent, Rs 5,817 to Rs 5,861, only because each driver-week carried about four more online hours while each hour earned Rs 54 less, so a title built on it reads the flattering denominator (c). The evidence is the hour's bookings, and a fall is measured against where it started: Rs 314 less Rs 260 is Rs 54, 17 percent of Rs 314 (b); 21 percent divides the same Rs 54 by the Rs 260 it fell to (g). The caveat leaves part of the fall to the season, and the action answers it: a test on half the drivers, picked at random, runs the old pay and the new in the same weeks, so the season falls on both halves and the difference is the redesign's (f). Moving every driver at once (a) leaves nothing to compare with, so the season and the redesign stay mixed. Tuesday's deck teaches the four slots in the chapter on The one-slide answer: claim, evidence, caveat, action, and Monday's deck the denominator the scheme pays for.</w:t>
+              <w:t xml:space="preserve">The stem prints the slots' order, claim, evidence, caveat, action, so the item is which line fills each slot, and three choices decide it. The claim reads the denominator the scheme pays for: the guarantee pays per peak online hour, so the title is that it pays for hours that carry no trips (e). Bookings per active driver-week rose 0.8 percent, Rs 5,817 to Rs 5,861, only because each driver-week carried about four more online hours while each hour earned Rs 54 less, so a title built on it reads the flattering denominator (c). The evidence is the hour's bookings, and a fall is measured against where it started: Rs 314 less Rs 260 is Rs 54, 17 percent of Rs 314 (b); 21 percent divides the same Rs 54 by the Rs 260 it fell to (g). The caveat leaves part of the fall to the season, and the action answers it: a test on half the drivers, picked at random, runs the old pay and the new in the same weeks, so the season falls on both halves and the difference is the redesign's (f). Moving every driver at once (a) leaves nothing to compare with, so the season and the redesign stay mixed. Tuesday's deck teaches the four slots in SECTION 1, The one-slide answer: claim, evidence, caveat, action (half one, S6 to S13), and Monday's SECTION 9 (half one, S74 to S84) the denominator the scheme pays for.</w:t>
             </w:r>
           </w:p>
           <w:p>
@@ -16062,7 +16062,7 @@
                 <w:sz w:val="21"/>
                 <w:szCs w:val="21"/>
               </w:rPr>
-              <w:t xml:space="preserve">The claim has two halves. "Riders got little" is what riders received, and the wait barely moved, from 4.8 to 4.6 minutes; rider requests are what riders asked for, so they cannot show what riders got. "For the Rs 1.9 crore" is the price of what the money bought: Rs 1.9 crore over the 6,700 extra peak trips (230,900 against 224,200, Exhibit 1A) is about Rs 2,836 for a trip worth Rs 165. Rs 82 a completed trip spreads the same money over all 230,900 trips, though the six weeks before carried 224,200 with no top-up at all, so it prices the average trip and hides how little the money bought. Requests go to marketing's page, the Rs 82 to finance's and the 61 percent split to the page that answers where the money went; the caveat, which this draft does not list, would stay on the slide. Tuesday's deck teaches it in the chapter on What to leave out, and the appendix.</w:t>
+              <w:t xml:space="preserve">The claim has two halves. "Riders got little" is what riders received, and the wait barely moved, from 4.8 to 4.6 minutes; rider requests are what riders asked for, so they cannot show what riders got. "For the Rs 1.9 crore" is the price of what the money bought: Rs 1.9 crore over the 6,700 extra peak trips (230,900 against 224,200, Exhibit 1A) is about Rs 2,836 for a trip worth Rs 165. Rs 82 a completed trip spreads the same money over all 230,900 trips, though the six weeks before carried 224,200 with no top-up at all, so it prices the average trip and hides how little the money bought. Requests go to marketing's page, the Rs 82 to finance's and the 61 percent split to the page that answers where the money went; the caveat, which this draft does not list, would stay on the slide. Tuesday's deck teaches it in SECTION 2, What to leave out, and the appendix (half one, S14 to S19).</w:t>
             </w:r>
           </w:p>
           <w:p>
@@ -16291,7 +16291,7 @@
                 <w:sz w:val="21"/>
                 <w:szCs w:val="21"/>
               </w:rPr>
-              <w:t xml:space="preserve">False. The defence has four moves: restate the objection until its owner agrees, answer from the evidence, concede what is true, and say what would change your mind. Finance is partly right, since the rains ended inside the six weeks and no weeks from last year are in the data, so the true part is conceded in the open. The evidence then has to answer the season where the season shows. Over the six weeks requests rose 1.8 percent, but on Exhibit 2B the first three weeks after the launch ran 43,507 to 43,878, above every week before it, and then requests fell four weeks running from 7 September; the six-week total hides that fall, so it cannot answer an objection that the season thinned demand. Even after the fall, the last three weeks ran 41,161 to 42,602, inside the 41,155 to 42,719 of the six weeks before; the lowest sits only 6 requests above that floor, so a learner who reads the last week as back at the floor of the old range has read it right. Through those weeks trips per peak online hour held at 1.55 to 1.56 against 1.88 to 1.93: riders asked as often as before the launch and each online hour still carried fewer trips, which a thinner season cannot explain. What would change the analyst's mind is a city where the rains ended and no scheme launched, with trips per hour falling as far. Tuesday's deck teaches the four moves in the chapter on Defending under challenge: restate, answer, concede, what would change your mind, and Monday's deck the window a comparison is read over, in the chapter on Definitions: numerator, denominator, window, exclusions.</w:t>
+              <w:t xml:space="preserve">False. The defence has four moves: restate the objection until its owner agrees, answer from the evidence, concede what is true, and say what would change your mind. Finance is partly right, since the rains ended inside the six weeks and no weeks from last year are in the data, so the true part is conceded in the open. The evidence then has to answer the season where the season shows. Over the six weeks requests rose 1.8 percent, but on Exhibit 2B the first three weeks after the launch ran 43,507 to 43,878, above every week before it, and then requests fell four weeks running from 7 September; the six-week total hides that fall, so it cannot answer an objection that the season thinned demand. Even after the fall, the last three weeks ran 41,161 to 42,602, inside the 41,155 to 42,719 of the six weeks before; the lowest sits only 6 requests above that floor, so a learner who reads the last week as back at the floor of the old range has read it right. Through those weeks trips per peak online hour held at 1.55 to 1.56 against 1.88 to 1.93: riders asked as often as before the launch and each online hour still carried fewer trips, which a thinner season cannot explain. What would change the analyst's mind is a city where the rains ended and no scheme launched, with trips per hour falling as far. Tuesday's deck teaches the four moves in SECTION 3, Defending under challenge: restate, answer, concede, what would change your mind (half one, S20 to S27), and Monday's deck the window a comparison is read over, in SECTION 4, Definitions: numerator, denominator, window, exclusions (half one, S30 to S37).</w:t>
             </w:r>
           </w:p>
           <w:p>
@@ -16520,7 +16520,7 @@
                 <w:sz w:val="21"/>
                 <w:szCs w:val="21"/>
               </w:rPr>
-              <w:t xml:space="preserve">False. The ask is one slide, five minutes, at Thursday's review, and the letter's own key point is that a great memo probably should take a week or more (Amazon's 2017 letter to shareholders, filed 18 April 2018, checked 13 October 2026). A memo serves a reader with an hour and a writer with a week; the city head asked for five minutes. The afternoon's written case was the memo form of the same answer, for a reader with the time to read it. Tuesday's deck teaches it in the chapter on The AI-free written business case, where Amazon's memo sits.</w:t>
+              <w:t xml:space="preserve">False. The ask is one slide, five minutes, at Thursday's review, and the letter's own key point is that a great memo probably should take a week or more (Amazon's 2017 letter to shareholders, filed 18 April 2018, checked 13 October 2026). A memo serves a reader with an hour and a writer with a week; the city head asked for five minutes. The afternoon's written case was the memo form of the same answer, for a reader with the time to read it. Tuesday's deck teaches it in SECTION 7, The AI-free written business case (half two, S64 to S69), where Amazon's memo sits on S66.</w:t>
             </w:r>
           </w:p>
           <w:p>
@@ -16749,7 +16749,7 @@
                 <w:sz w:val="21"/>
                 <w:szCs w:val="21"/>
               </w:rPr>
-              <w:t xml:space="preserve">Clarify (b), map (d), calculate (e), validate (a). The chain's numbers are assumptions said aloud: about 1 crore people, 1 weekday Uber trip for every 100 people, a quarter of the day's trips in the three evening hours, 2.4 trips an hour for a busy driver with about 30 percent of online drivers idle at a moment, so 1.68 trips per online driver-hour, and a buffer of 1.15. The check sets the assumed 1.68 against a measured rate in the same unit, trips per peak online hour, from weeks that met the goal without paying for idle hours: 1.90 before the launch, at a 4.8-minute median wait. Re-run there, 8,333 trips over 1.90 times 1.15 is about 5,040, so the answer moves down to about 5,000. Two checks spoil it, each a mistake analysts make. Step c re-runs the chain on rider requests per online hour, a different unit: requests ran above trips (251,910 against 224,200 before the launch), so 2.13 overstates what an online hour completes and the answer lands near 4,500. Step f takes the latest weeks, and Exhibit 1A shows why they mislead: after the launch the guarantee paid for online hours that carried no trips, so 1.58 counts idle hours the wait did not need, and the extra hours bought 0.2 minutes, 4.8 to 4.6; re-run at 1.58 the chain asks for about 6,100 drivers, the idle tail included. Tuesday's deck teaches the four steps in the chapter on The guesstimate: clarify, map, calculate, validate, and Monday's deck the idle hours the guarantee paid for.</w:t>
+              <w:t xml:space="preserve">Clarify (b), map (d), calculate (e), validate (a). The chain's numbers are assumptions said aloud: about 1 crore people, 1 weekday Uber trip for every 100 people, a quarter of the day's trips in the three evening hours, 2.4 trips an hour for a busy driver with about 30 percent of online drivers idle at a moment, so 1.68 trips per online driver-hour, and a buffer of 1.15. The check sets the assumed 1.68 against a measured rate in the same unit, trips per peak online hour, from weeks that met the goal without paying for idle hours: 1.90 before the launch, at a 4.8-minute median wait. Re-run there, 8,333 trips over 1.90 times 1.15 is about 5,040, so the answer moves down to about 5,000. Two checks spoil it, each a mistake analysts make. Step c re-runs the chain on rider requests per online hour, a different unit: requests ran above trips (251,910 against 224,200 before the launch), so 2.13 overstates what an online hour completes and the answer lands near 4,500. Step f takes the latest weeks, and Exhibit 1A shows why they mislead: after the launch the guarantee paid for online hours that carried no trips, so 1.58 counts idle hours the wait did not need, and the extra hours bought 0.2 minutes, 4.8 to 4.6; re-run at 1.58 the chain asks for about 6,100 drivers, the idle tail included. Tuesday's deck teaches the four steps in SECTION 6, The guesstimate: clarify, map, calculate, validate (half two, S56 to S63), and Monday's SECTION 8 (half one, S64 to S73) the idle hours the guarantee paid for.</w:t>
             </w:r>
           </w:p>
           <w:p>
@@ -16951,7 +16951,7 @@
                 <w:sz w:val="21"/>
                 <w:szCs w:val="21"/>
               </w:rPr>
-              <w:t xml:space="preserve">Two hold. NPCI's 24.07 billion for September 2026, over that month's 30 days, is the 802 million a day Outlook Money reported (2 October 2026, checked 13 October 2026), and a per-day estimate is compared per day. DMart's revenue spread over the stores open across the year, the average of 415 and 500, gives about Rs 146 crore a store (Avenue Supermarts, 2 May 2026, checked 13 October 2026). It is a rough check: 58 of the 85 new stores opened in the last quarter, so with openings spread evenly the year held about 439 store-years, about Rs 152 crore each, and a first-year estimate sits below either figure. Flipkart's own words say 6.3 million concurrent users in a minute, and 63 is the number in the post's web address, a decimal point lost. The drill city's households are right at 5 lakh, and households are not users: a household of four holds several people who pay, so the check sets households against people. Tuesday's deck teaches the validate step and its sanity tests in the chapter on The guesstimate: clarify, map, calculate, validate, and the lab checks Anand's new store against DMart.</w:t>
+              <w:t xml:space="preserve">Two hold. NPCI's 24.07 billion for September 2026, over that month's 30 days, is the 802 million a day Outlook Money reported (2 October 2026, checked 13 October 2026), and a per-day estimate is compared per day. DMart's revenue spread over the stores open across the year, the average of 415 and 500, gives about Rs 146 crore a store (Avenue Supermarts, 2 May 2026, checked 13 October 2026). It is a rough check: 58 of the 85 new stores opened in the last quarter, so with openings spread evenly the year held about 439 store-years, about Rs 152 crore each, and a first-year estimate sits below either figure. Flipkart's own words say 6.3 million concurrent users in a minute, and 63 is the number in the post's web address, a decimal point lost. The drill city's households are right at 5 lakh, and households are not users: a household of four holds several people who pay, so the check sets households against people. Tuesday's deck teaches the validate step and its sanity tests in SECTION 6, The guesstimate: clarify, map, calculate, validate (half two, S56 to S63), and the lab checks Anand's new store against DMart.</w:t>
             </w:r>
           </w:p>
           <w:p>
@@ -17180,7 +17180,7 @@
                 <w:sz w:val="21"/>
                 <w:szCs w:val="21"/>
               </w:rPr>
-              <w:t xml:space="preserve">Two things are wrong with the pair's check, and both have to be fixed. DMRC's journeys count each line a passenger uses to reach a destination, so a trip with one change of line counts twice (Deccan Herald, reporting PTI, 30 August 2023, checked 13 October 2026), and the chain counts trips gate to gate. When DMRC began counting lines, in 2018, it read 45,35,932 line uses on 29 May against nearly 27 lakh commuters a day in February (PTI, 30 May 2018, via LatestLY, checked 13 October 2026), about 1.68 line uses a rider. At that mix the average day's 64.06 lakh journeys are about 38 lakh trips, and the chain's 60 lakh runs about 57 percent high, so its trips per person are checked and the answer moves down, never up. The conversion is rough, two counts from different months of 2018, and the call does not hang on it: any mix above about 1.07 line uses a rider puts the average day below 60 lakh trips. The check also needs an ordinary day: 82,44,903 was one record day, during a bus strike, so it checks nothing about a weekday. Tuesday's deck teaches the check in the chapter on The guesstimate: clarify, map, calculate, validate, where a published number is read in its own unit before the answer moves toward it, and Monday's deck uses Delhi Metro's count in the chapter on Definitions: numerator, denominator, window, exclusions.</w:t>
+              <w:t xml:space="preserve">Two things are wrong with the pair's check, and both have to be fixed. DMRC's journeys count each line a passenger uses to reach a destination, so a trip with one change of line counts twice (Deccan Herald, reporting PTI, 30 August 2023, checked 13 October 2026), and the chain counts trips gate to gate. When DMRC began counting lines, in 2018, it read 45,35,932 line uses on 29 May against nearly 27 lakh commuters a day in February (PTI, 30 May 2018, via LatestLY, checked 13 October 2026), about 1.68 line uses a rider. At that mix the average day's 64.06 lakh journeys are about 38 lakh trips, and the chain's 60 lakh runs about 57 percent high, so its trips per person are checked and the answer moves down, never up. The conversion is rough, two counts from different months of 2018, and the call does not hang on it: any mix above about 1.07 line uses a rider puts the average day below 60 lakh trips. The check also needs an ordinary day: 82,44,903 was one record day, during a bus strike, so it checks nothing about a weekday. Tuesday's deck teaches the check in SECTION 6, The guesstimate: clarify, map, calculate, validate (half two, S56 to S63), where a published number is read in its own unit before the answer moves toward it, and reads DMRC's record day on S81; Monday's deck uses Delhi Metro's count in SECTION 4, Definitions: numerator, denominator, window, exclusions (half one, S37).</w:t>
             </w:r>
           </w:p>
           <w:p>
@@ -21274,7 +21274,7 @@
                 <w:sz w:val="21"/>
                 <w:szCs w:val="21"/>
               </w:rPr>
-              <w:t xml:space="preserve">The method carries over: the metric written with its numerator, denominator and window; a guardrail the people measured cannot move; and a test against a baseline before any lift is trusted. What changes is the cost of an error, since a nudge toward a loan that defaults costs Kalpa Financial Services twenty times what it loses by passing over a good customer, so the rupee cost of a wrong nudge in each direction is the line Rohan Desai's version rewrites. On the Retail tables a wrong nudge cost a discount and some annoyance, so the same threshold would sit in a very different place. Each method comes from its day: the definition and the guardrail from Monday's chapters on Definitions: numerator, denominator, window, exclusions and North-star and guardrail metrics, and the test against a baseline from Wednesday's SECTION 6 (half one, S31 to S35) and Friday's SECTION 4 (half one, S30 to S37).</w:t>
+              <w:t xml:space="preserve">The method carries over: the metric written with its numerator, denominator and window; a guardrail the people measured cannot move; and a test against a baseline before any lift is trusted. What changes is the cost of an error, since a nudge toward a loan that defaults costs Kalpa Financial Services twenty times what it loses by passing over a good customer, so the rupee cost of a wrong nudge in each direction is the line Rohan Desai's version rewrites. On the Retail tables a wrong nudge cost a discount and some annoyance, so the same threshold would sit in a very different place. Each method comes from its day: the definition and the guardrail from Monday's SECTION 4, Definitions: numerator, denominator, window, exclusions (half one, S30 to S37), and SECTION 2, North-star and guardrail metrics (S14 to S21), and the test against a baseline from Wednesday's SECTION 6 (half one, S31 to S35) and Friday's SECTION 4 (half one, S30 to S37).</w:t>
             </w:r>
           </w:p>
           <w:p>
@@ -21449,7 +21449,7 @@
                 <w:sz w:val="21"/>
                 <w:szCs w:val="21"/>
               </w:rPr>
-              <w:t xml:space="preserve">The rate's window ends at a promised date the measured dispatchers can move, the way the Phoenix VA's wait times ran from a "desired date" that 30 of the 79 scheduling staff interviewed said they entered wrongly (VA Office of Inspector General, report 14-02603-267, 26 August 2014, checked 13 October 2026); the fix fixes the promise when the order is placed and guards it with the share of promises moved. What changed from Uber: the people who move the number are dispatchers, and the cost of an error is a customer told a parcel was on time when it was not. The method is Monday's chapter on Gaming, and definitions that resist it.</w:t>
+              <w:t xml:space="preserve">The rate's window ends at a promised date the measured dispatchers can move, the way the Phoenix VA's wait times ran from a "desired date" that 30 of the 79 scheduling staff interviewed said they entered wrongly (VA Office of Inspector General, report 14-02603-267, 26 August 2014, checked 13 October 2026); the fix fixes the promise when the order is placed and guards it with the share of promises moved. What changed from Uber: the people who move the number are dispatchers, and the cost of an error is a customer told a parcel was on time when it was not. The method is Monday's SECTION 5, Gaming, and definitions that resist it (half one, S38 to S45).</w:t>
             </w:r>
           </w:p>
           <w:p>
